--- a/Opleverset/Documentatie/Testplan.docx
+++ b/Opleverset/Documentatie/Testplan.docx
@@ -23,9 +23,21 @@
           <w:ilvl w:val="0"/>
           <w:numId w:val="5"/>
         </w:numPr>
-      </w:pPr>
-      <w:r>
+        <w:rPr>
+          <w:color w:val="4EA72E" w:themeColor="accent6"/>
+        </w:rPr>
+      </w:pPr>
+      <w:r>
+        <w:rPr>
+          <w:color w:val="4EA72E" w:themeColor="accent6"/>
+        </w:rPr>
         <w:t>Functionaliteit van de sensor</w:t>
+      </w:r>
+      <w:r>
+        <w:rPr>
+          <w:color w:val="4EA72E" w:themeColor="accent6"/>
+        </w:rPr>
+        <w:t xml:space="preserve"> </w:t>
       </w:r>
     </w:p>
     <w:p>
@@ -35,8 +47,14 @@
           <w:ilvl w:val="0"/>
           <w:numId w:val="5"/>
         </w:numPr>
-      </w:pPr>
-      <w:r>
+        <w:rPr>
+          <w:color w:val="4EA72E" w:themeColor="accent6"/>
+        </w:rPr>
+      </w:pPr>
+      <w:r>
+        <w:rPr>
+          <w:color w:val="4EA72E" w:themeColor="accent6"/>
+        </w:rPr>
         <w:t>Robuustheid van het schaalmodel</w:t>
       </w:r>
     </w:p>
@@ -47,8 +65,14 @@
           <w:ilvl w:val="0"/>
           <w:numId w:val="5"/>
         </w:numPr>
-      </w:pPr>
-      <w:r>
+        <w:rPr>
+          <w:color w:val="4EA72E" w:themeColor="accent6"/>
+        </w:rPr>
+      </w:pPr>
+      <w:r>
+        <w:rPr>
+          <w:color w:val="4EA72E" w:themeColor="accent6"/>
+        </w:rPr>
         <w:t>Aansturing van de pompen</w:t>
       </w:r>
     </w:p>
@@ -59,8 +83,14 @@
           <w:ilvl w:val="0"/>
           <w:numId w:val="5"/>
         </w:numPr>
-      </w:pPr>
-      <w:r>
+        <w:rPr>
+          <w:color w:val="4EA72E" w:themeColor="accent6"/>
+        </w:rPr>
+      </w:pPr>
+      <w:r>
+        <w:rPr>
+          <w:color w:val="4EA72E" w:themeColor="accent6"/>
+        </w:rPr>
         <w:t>Updaten van interface</w:t>
       </w:r>
     </w:p>
@@ -71,180 +101,537 @@
           <w:ilvl w:val="0"/>
           <w:numId w:val="5"/>
         </w:numPr>
-      </w:pPr>
-      <w:r>
-        <w:t>Functionaliteit waterpompen</w:t>
+        <w:shd w:val="clear" w:color="auto" w:fill="FFFFFF" w:themeFill="background1"/>
+        <w:rPr>
+          <w:color w:val="000000" w:themeColor="text1"/>
+        </w:rPr>
+      </w:pPr>
+    </w:p>
+    <w:p>
+      <w:pPr>
+        <w:pStyle w:val="TOC1"/>
+        <w:tabs>
+          <w:tab w:val="right" w:leader="dot" w:pos="9062"/>
+        </w:tabs>
+        <w:rPr>
+          <w:rFonts w:eastAsiaTheme="minorEastAsia"/>
+          <w:noProof/>
+          <w:sz w:val="24"/>
+          <w:szCs w:val="24"/>
+          <w:lang w:eastAsia="nl-NL"/>
+        </w:rPr>
+      </w:pPr>
+      <w:r>
+        <w:fldChar w:fldCharType="begin"/>
+      </w:r>
+      <w:r>
+        <w:instrText xml:space="preserve"> TOC \o "1-1" \h \z \u </w:instrText>
+      </w:r>
+      <w:r>
+        <w:fldChar w:fldCharType="separate"/>
+      </w:r>
+      <w:hyperlink w:anchor="_Toc217033196" w:history="1">
+        <w:r>
+          <w:rPr>
+            <w:rStyle w:val="Hyperlink"/>
+            <w:noProof/>
+          </w:rPr>
+          <w:t>Test 1: Het schaalmodel kan drijven op water</w:t>
+        </w:r>
+        <w:r>
+          <w:rPr>
+            <w:noProof/>
+            <w:webHidden/>
+          </w:rPr>
+          <w:tab/>
+        </w:r>
+        <w:r>
+          <w:rPr>
+            <w:noProof/>
+            <w:webHidden/>
+          </w:rPr>
+          <w:fldChar w:fldCharType="begin"/>
+        </w:r>
+        <w:r>
+          <w:rPr>
+            <w:noProof/>
+            <w:webHidden/>
+          </w:rPr>
+          <w:instrText xml:space="preserve"> PAGEREF _Toc217033196 \h </w:instrText>
+        </w:r>
+        <w:r>
+          <w:rPr>
+            <w:noProof/>
+            <w:webHidden/>
+          </w:rPr>
+        </w:r>
+        <w:r>
+          <w:rPr>
+            <w:noProof/>
+            <w:webHidden/>
+          </w:rPr>
+          <w:fldChar w:fldCharType="separate"/>
+        </w:r>
+        <w:r>
+          <w:rPr>
+            <w:noProof/>
+            <w:webHidden/>
+          </w:rPr>
+          <w:t>3</w:t>
+        </w:r>
+        <w:r>
+          <w:rPr>
+            <w:noProof/>
+            <w:webHidden/>
+          </w:rPr>
+          <w:fldChar w:fldCharType="end"/>
+        </w:r>
+      </w:hyperlink>
+    </w:p>
+    <w:p>
+      <w:pPr>
+        <w:pStyle w:val="TOC1"/>
+        <w:tabs>
+          <w:tab w:val="right" w:leader="dot" w:pos="9062"/>
+        </w:tabs>
+        <w:rPr>
+          <w:rFonts w:eastAsiaTheme="minorEastAsia"/>
+          <w:noProof/>
+          <w:sz w:val="24"/>
+          <w:szCs w:val="24"/>
+          <w:lang w:eastAsia="nl-NL"/>
+        </w:rPr>
+      </w:pPr>
+      <w:hyperlink w:anchor="_Toc217033197" w:history="1">
+        <w:r>
+          <w:rPr>
+            <w:rStyle w:val="Hyperlink"/>
+            <w:noProof/>
+          </w:rPr>
+          <w:t>Test 2: Sensorlezingen op waterpas</w:t>
+        </w:r>
+        <w:r>
+          <w:rPr>
+            <w:noProof/>
+            <w:webHidden/>
+          </w:rPr>
+          <w:tab/>
+        </w:r>
+        <w:r>
+          <w:rPr>
+            <w:noProof/>
+            <w:webHidden/>
+          </w:rPr>
+          <w:fldChar w:fldCharType="begin"/>
+        </w:r>
+        <w:r>
+          <w:rPr>
+            <w:noProof/>
+            <w:webHidden/>
+          </w:rPr>
+          <w:instrText xml:space="preserve"> PAGEREF _Toc217033197 \h </w:instrText>
+        </w:r>
+        <w:r>
+          <w:rPr>
+            <w:noProof/>
+            <w:webHidden/>
+          </w:rPr>
+        </w:r>
+        <w:r>
+          <w:rPr>
+            <w:noProof/>
+            <w:webHidden/>
+          </w:rPr>
+          <w:fldChar w:fldCharType="separate"/>
+        </w:r>
+        <w:r>
+          <w:rPr>
+            <w:noProof/>
+            <w:webHidden/>
+          </w:rPr>
+          <w:t>4</w:t>
+        </w:r>
+        <w:r>
+          <w:rPr>
+            <w:noProof/>
+            <w:webHidden/>
+          </w:rPr>
+          <w:fldChar w:fldCharType="end"/>
+        </w:r>
+      </w:hyperlink>
+    </w:p>
+    <w:p>
+      <w:pPr>
+        <w:pStyle w:val="TOC1"/>
+        <w:tabs>
+          <w:tab w:val="right" w:leader="dot" w:pos="9062"/>
+        </w:tabs>
+        <w:rPr>
+          <w:rFonts w:eastAsiaTheme="minorEastAsia"/>
+          <w:noProof/>
+          <w:sz w:val="24"/>
+          <w:szCs w:val="24"/>
+          <w:lang w:eastAsia="nl-NL"/>
+        </w:rPr>
+      </w:pPr>
+      <w:hyperlink w:anchor="_Toc217033198" w:history="1">
+        <w:r>
+          <w:rPr>
+            <w:rStyle w:val="Hyperlink"/>
+            <w:noProof/>
+          </w:rPr>
+          <w:t>Test 3: Update interface</w:t>
+        </w:r>
+        <w:r>
+          <w:rPr>
+            <w:noProof/>
+            <w:webHidden/>
+          </w:rPr>
+          <w:tab/>
+        </w:r>
+        <w:r>
+          <w:rPr>
+            <w:noProof/>
+            <w:webHidden/>
+          </w:rPr>
+          <w:fldChar w:fldCharType="begin"/>
+        </w:r>
+        <w:r>
+          <w:rPr>
+            <w:noProof/>
+            <w:webHidden/>
+          </w:rPr>
+          <w:instrText xml:space="preserve"> PAGEREF _Toc217033198 \h </w:instrText>
+        </w:r>
+        <w:r>
+          <w:rPr>
+            <w:noProof/>
+            <w:webHidden/>
+          </w:rPr>
+        </w:r>
+        <w:r>
+          <w:rPr>
+            <w:noProof/>
+            <w:webHidden/>
+          </w:rPr>
+          <w:fldChar w:fldCharType="separate"/>
+        </w:r>
+        <w:r>
+          <w:rPr>
+            <w:noProof/>
+            <w:webHidden/>
+          </w:rPr>
+          <w:t>5</w:t>
+        </w:r>
+        <w:r>
+          <w:rPr>
+            <w:noProof/>
+            <w:webHidden/>
+          </w:rPr>
+          <w:fldChar w:fldCharType="end"/>
+        </w:r>
+      </w:hyperlink>
+    </w:p>
+    <w:p>
+      <w:pPr>
+        <w:pStyle w:val="TOC1"/>
+        <w:tabs>
+          <w:tab w:val="right" w:leader="dot" w:pos="9062"/>
+        </w:tabs>
+        <w:rPr>
+          <w:rFonts w:eastAsiaTheme="minorEastAsia"/>
+          <w:noProof/>
+          <w:sz w:val="24"/>
+          <w:szCs w:val="24"/>
+          <w:lang w:eastAsia="nl-NL"/>
+        </w:rPr>
+      </w:pPr>
+      <w:hyperlink w:anchor="_Toc217033199" w:history="1">
+        <w:r>
+          <w:rPr>
+            <w:rStyle w:val="Hyperlink"/>
+            <w:noProof/>
+          </w:rPr>
+          <w:t>Test 4:  Aansturen van de waterpompen met Mosfets</w:t>
+        </w:r>
+        <w:r>
+          <w:rPr>
+            <w:noProof/>
+            <w:webHidden/>
+          </w:rPr>
+          <w:tab/>
+        </w:r>
+        <w:r>
+          <w:rPr>
+            <w:noProof/>
+            <w:webHidden/>
+          </w:rPr>
+          <w:fldChar w:fldCharType="begin"/>
+        </w:r>
+        <w:r>
+          <w:rPr>
+            <w:noProof/>
+            <w:webHidden/>
+          </w:rPr>
+          <w:instrText xml:space="preserve"> PAGEREF _Toc217033199 \h </w:instrText>
+        </w:r>
+        <w:r>
+          <w:rPr>
+            <w:noProof/>
+            <w:webHidden/>
+          </w:rPr>
+        </w:r>
+        <w:r>
+          <w:rPr>
+            <w:noProof/>
+            <w:webHidden/>
+          </w:rPr>
+          <w:fldChar w:fldCharType="separate"/>
+        </w:r>
+        <w:r>
+          <w:rPr>
+            <w:noProof/>
+            <w:webHidden/>
+          </w:rPr>
+          <w:t>6</w:t>
+        </w:r>
+        <w:r>
+          <w:rPr>
+            <w:noProof/>
+            <w:webHidden/>
+          </w:rPr>
+          <w:fldChar w:fldCharType="end"/>
+        </w:r>
+      </w:hyperlink>
+    </w:p>
+    <w:p>
+      <w:pPr>
+        <w:pStyle w:val="TOC1"/>
+        <w:tabs>
+          <w:tab w:val="right" w:leader="dot" w:pos="9062"/>
+        </w:tabs>
+        <w:rPr>
+          <w:rFonts w:eastAsiaTheme="minorEastAsia"/>
+          <w:noProof/>
+          <w:sz w:val="24"/>
+          <w:szCs w:val="24"/>
+          <w:lang w:eastAsia="nl-NL"/>
+        </w:rPr>
+      </w:pPr>
+      <w:hyperlink w:anchor="_Toc217033200" w:history="1">
+        <w:r>
+          <w:rPr>
+            <w:rStyle w:val="Hyperlink"/>
+            <w:noProof/>
+          </w:rPr>
+          <w:t>Test 5: Algoritme gebaseerd op sensordata</w:t>
+        </w:r>
+        <w:r>
+          <w:rPr>
+            <w:noProof/>
+            <w:webHidden/>
+          </w:rPr>
+          <w:tab/>
+        </w:r>
+        <w:r>
+          <w:rPr>
+            <w:noProof/>
+            <w:webHidden/>
+          </w:rPr>
+          <w:fldChar w:fldCharType="begin"/>
+        </w:r>
+        <w:r>
+          <w:rPr>
+            <w:noProof/>
+            <w:webHidden/>
+          </w:rPr>
+          <w:instrText xml:space="preserve"> PAGEREF _Toc217033200 \h </w:instrText>
+        </w:r>
+        <w:r>
+          <w:rPr>
+            <w:noProof/>
+            <w:webHidden/>
+          </w:rPr>
+        </w:r>
+        <w:r>
+          <w:rPr>
+            <w:noProof/>
+            <w:webHidden/>
+          </w:rPr>
+          <w:fldChar w:fldCharType="separate"/>
+        </w:r>
+        <w:r>
+          <w:rPr>
+            <w:noProof/>
+            <w:webHidden/>
+          </w:rPr>
+          <w:t>7</w:t>
+        </w:r>
+        <w:r>
+          <w:rPr>
+            <w:noProof/>
+            <w:webHidden/>
+          </w:rPr>
+          <w:fldChar w:fldCharType="end"/>
+        </w:r>
+      </w:hyperlink>
+    </w:p>
+    <w:p>
+      <w:pPr>
+        <w:pStyle w:val="TOC1"/>
+        <w:tabs>
+          <w:tab w:val="right" w:leader="dot" w:pos="9062"/>
+        </w:tabs>
+        <w:rPr>
+          <w:rFonts w:eastAsiaTheme="minorEastAsia"/>
+          <w:noProof/>
+          <w:sz w:val="24"/>
+          <w:szCs w:val="24"/>
+          <w:lang w:eastAsia="nl-NL"/>
+        </w:rPr>
+      </w:pPr>
+      <w:hyperlink w:anchor="_Toc217033201" w:history="1">
+        <w:r>
+          <w:rPr>
+            <w:rStyle w:val="Hyperlink"/>
+            <w:noProof/>
+          </w:rPr>
+          <w:t>Test 6 : …</w:t>
+        </w:r>
+        <w:r>
+          <w:rPr>
+            <w:noProof/>
+            <w:webHidden/>
+          </w:rPr>
+          <w:tab/>
+        </w:r>
+        <w:r>
+          <w:rPr>
+            <w:noProof/>
+            <w:webHidden/>
+          </w:rPr>
+          <w:fldChar w:fldCharType="begin"/>
+        </w:r>
+        <w:r>
+          <w:rPr>
+            <w:noProof/>
+            <w:webHidden/>
+          </w:rPr>
+          <w:instrText xml:space="preserve"> PAGEREF _Toc217033201 \h </w:instrText>
+        </w:r>
+        <w:r>
+          <w:rPr>
+            <w:noProof/>
+            <w:webHidden/>
+          </w:rPr>
+        </w:r>
+        <w:r>
+          <w:rPr>
+            <w:noProof/>
+            <w:webHidden/>
+          </w:rPr>
+          <w:fldChar w:fldCharType="separate"/>
+        </w:r>
+        <w:r>
+          <w:rPr>
+            <w:noProof/>
+            <w:webHidden/>
+          </w:rPr>
+          <w:t>8</w:t>
+        </w:r>
+        <w:r>
+          <w:rPr>
+            <w:noProof/>
+            <w:webHidden/>
+          </w:rPr>
+          <w:fldChar w:fldCharType="end"/>
+        </w:r>
+      </w:hyperlink>
+    </w:p>
+    <w:p>
+      <w:pPr>
+        <w:pStyle w:val="TOC1"/>
+        <w:tabs>
+          <w:tab w:val="right" w:leader="dot" w:pos="9062"/>
+        </w:tabs>
+        <w:rPr>
+          <w:rStyle w:val="Hyperlink"/>
+          <w:noProof/>
+        </w:rPr>
+      </w:pPr>
+      <w:hyperlink w:anchor="_Toc217033202" w:history="1">
+        <w:r>
+          <w:rPr>
+            <w:rStyle w:val="Hyperlink"/>
+            <w:noProof/>
+          </w:rPr>
+          <w:t>Changelog</w:t>
+        </w:r>
+        <w:r>
+          <w:rPr>
+            <w:noProof/>
+            <w:webHidden/>
+          </w:rPr>
+          <w:tab/>
+        </w:r>
+        <w:r>
+          <w:rPr>
+            <w:noProof/>
+            <w:webHidden/>
+          </w:rPr>
+          <w:fldChar w:fldCharType="begin"/>
+        </w:r>
+        <w:r>
+          <w:rPr>
+            <w:noProof/>
+            <w:webHidden/>
+          </w:rPr>
+          <w:instrText xml:space="preserve"> PAGEREF _Toc217033202 \h </w:instrText>
+        </w:r>
+        <w:r>
+          <w:rPr>
+            <w:noProof/>
+            <w:webHidden/>
+          </w:rPr>
+        </w:r>
+        <w:r>
+          <w:rPr>
+            <w:noProof/>
+            <w:webHidden/>
+          </w:rPr>
+          <w:fldChar w:fldCharType="separate"/>
+        </w:r>
+        <w:r>
+          <w:rPr>
+            <w:noProof/>
+            <w:webHidden/>
+          </w:rPr>
+          <w:t>9</w:t>
+        </w:r>
+        <w:r>
+          <w:rPr>
+            <w:noProof/>
+            <w:webHidden/>
+          </w:rPr>
+          <w:fldChar w:fldCharType="end"/>
+        </w:r>
+      </w:hyperlink>
+    </w:p>
+    <w:p/>
+    <w:p/>
+    <w:p>
+      <w:r>
+        <w:fldChar w:fldCharType="end"/>
+      </w:r>
+      <w:r>
+        <w:br w:type="page"/>
       </w:r>
     </w:p>
     <w:p>
       <w:pPr>
         <w:pStyle w:val="Heading1"/>
       </w:pPr>
-      <w:r>
-        <w:t>//TODO</w:t>
-      </w:r>
-    </w:p>
-    <w:p>
-      <w:r>
-        <w:t>Toevoegen verwijzingen naar de code en schema’s etc. etc.</w:t>
-      </w:r>
-    </w:p>
-    <w:p>
-      <w:pPr>
-        <w:pStyle w:val="ListParagraph"/>
-        <w:numPr>
-          <w:ilvl w:val="0"/>
-          <w:numId w:val="5"/>
-        </w:numPr>
-      </w:pPr>
-      <w:r>
-        <w:t>Gebruik sensordata om aansturing waterpompen te bepalen</w:t>
-      </w:r>
-    </w:p>
-    <w:p/>
-    <w:p>
-      <w:r>
-        <w:br w:type="page"/>
-      </w:r>
-    </w:p>
-    <w:p>
-      <w:pPr>
-        <w:pStyle w:val="Heading1"/>
-      </w:pPr>
-      <w:r>
-        <w:lastRenderedPageBreak/>
-        <w:t xml:space="preserve">Test </w:t>
-      </w:r>
-      <w:r>
-        <w:t>(</w:t>
-      </w:r>
-      <w:proofErr w:type="spellStart"/>
-      <w:r>
-        <w:t>nr</w:t>
-      </w:r>
-      <w:proofErr w:type="spellEnd"/>
-      <w:r>
-        <w:t>)</w:t>
-      </w:r>
-      <w:r>
-        <w:t xml:space="preserve"> : …</w:t>
-      </w:r>
-    </w:p>
-    <w:p>
-      <w:pPr>
-        <w:pStyle w:val="Heading2"/>
-      </w:pPr>
-      <w:r>
-        <w:t>Testdoel</w:t>
-      </w:r>
-    </w:p>
-    <w:p>
-      <w:r>
-        <w:t>(Neem de lezer mee in de context van de test</w:t>
-      </w:r>
-      <w:r>
-        <w:t>, leg uit waarom deze test gedaan word</w:t>
-      </w:r>
-      <w:r>
-        <w:t>)</w:t>
-      </w:r>
-    </w:p>
-    <w:p>
-      <w:pPr>
-        <w:pStyle w:val="Heading2"/>
-      </w:pPr>
-      <w:r>
-        <w:t>Testopstelling</w:t>
-      </w:r>
-    </w:p>
-    <w:p>
-      <w:r>
-        <w:t>(Gedetailleerde en precieze instructies als tot hoe te test opgezet moet worden</w:t>
-      </w:r>
-      <w:r>
-        <w:t>, en wat ervoor nodig is</w:t>
-      </w:r>
-      <w:r>
-        <w:t>)</w:t>
-      </w:r>
-    </w:p>
-    <w:p>
-      <w:pPr>
-        <w:pStyle w:val="Heading2"/>
-      </w:pPr>
-      <w:r>
-        <w:t>Uitvoer</w:t>
-      </w:r>
-    </w:p>
-    <w:p>
-      <w:r>
-        <w:t>(Duidelijke instructies als tot wel handelingen er nodig zijn voor het uitvoeren van de test, voorkeurig met een stappenplan)</w:t>
-      </w:r>
-    </w:p>
-    <w:p>
-      <w:pPr>
-        <w:pStyle w:val="Heading2"/>
-      </w:pPr>
-      <w:r>
-        <w:t>Verwachte resultaat</w:t>
-      </w:r>
-    </w:p>
-    <w:p>
-      <w:r>
-        <w:t xml:space="preserve">(Wat word er verwacht te observeren? Niet altijd hetzelfde als acceptatiecriteria, testen is een iteratief proces.) </w:t>
-      </w:r>
-    </w:p>
-    <w:p>
-      <w:pPr>
-        <w:pStyle w:val="Heading2"/>
-      </w:pPr>
-      <w:r>
-        <w:t>Acceptatiecriteria</w:t>
-      </w:r>
-      <w:r>
-        <w:tab/>
-      </w:r>
-    </w:p>
-    <w:p>
-      <w:r>
-        <w:t>(Wanneer is de test voldaan? Wanneer werkt het tot behoren? Weer duidelijk, zorg dat de gebruiker/tester geen verdere vragen meer kan stellen.)</w:t>
-      </w:r>
-    </w:p>
-    <w:p>
-      <w:pPr>
-        <w:pStyle w:val="Heading2"/>
-      </w:pPr>
-      <w:r>
-        <w:t>Waarnemingen</w:t>
-      </w:r>
-    </w:p>
-    <w:p>
-      <w:r>
-        <w:t>(Feitelijke, objectieve observaties. Per test schrijf je op wat je ziet en er gebeurd, zonder conclusies te trekken.)</w:t>
-      </w:r>
-    </w:p>
-    <w:p>
-      <w:pPr>
-        <w:pStyle w:val="Heading2"/>
-      </w:pPr>
-      <w:r>
-        <w:t>Conclusie</w:t>
-      </w:r>
-    </w:p>
-    <w:p>
-      <w:r>
-        <w:t>(Hier beschrijf je je bevindingen. Houd je waarnemingen naast de acceptatiecriteria en stel dan of de test succesvol was of niet.)</w:t>
-      </w:r>
-    </w:p>
-    <w:p>
-      <w:r>
-        <w:br w:type="page"/>
-      </w:r>
-    </w:p>
-    <w:p>
-      <w:pPr>
-        <w:pStyle w:val="Heading1"/>
-      </w:pPr>
+      <w:bookmarkStart w:id="0" w:name="_Toc217033196"/>
       <w:r>
         <w:lastRenderedPageBreak/>
         <w:t>Test 1</w:t>
@@ -252,6 +639,7 @@
       <w:r>
         <w:t>: Het schaalmodel kan drijven op water</w:t>
       </w:r>
+      <w:bookmarkEnd w:id="0"/>
     </w:p>
     <w:p>
       <w:pPr>
@@ -387,11 +775,9 @@
             <w:r>
               <w:t xml:space="preserve">Test </w:t>
             </w:r>
-            <w:proofErr w:type="spellStart"/>
-            <w:r>
-              <w:t>nr</w:t>
-            </w:r>
-            <w:proofErr w:type="spellEnd"/>
+            <w:r>
+              <w:t>nr.</w:t>
+            </w:r>
           </w:p>
         </w:tc>
         <w:tc>
@@ -472,11 +858,9 @@
             <w:r>
               <w:t xml:space="preserve">Test </w:t>
             </w:r>
-            <w:proofErr w:type="spellStart"/>
-            <w:r>
-              <w:t>nr</w:t>
-            </w:r>
-            <w:proofErr w:type="spellEnd"/>
+            <w:r>
+              <w:t>nr.</w:t>
+            </w:r>
           </w:p>
         </w:tc>
         <w:tc>
@@ -537,10 +921,12 @@
       <w:pPr>
         <w:pStyle w:val="Heading1"/>
       </w:pPr>
+      <w:bookmarkStart w:id="1" w:name="_Toc217033197"/>
       <w:r>
         <w:lastRenderedPageBreak/>
         <w:t>Test 2: Sensorlezingen op waterpas</w:t>
       </w:r>
+      <w:bookmarkEnd w:id="1"/>
     </w:p>
     <w:p>
       <w:pPr>
@@ -552,7 +938,16 @@
     </w:p>
     <w:p>
       <w:r>
-        <w:t xml:space="preserve">Om te zorgen dat de lezingen niet beïnvloed worden door de schommelingen van de </w:t>
+        <w:t>Z</w:t>
+      </w:r>
+      <w:r>
+        <w:t>orgen dat</w:t>
+      </w:r>
+      <w:r>
+        <w:t xml:space="preserve"> het nulpunt </w:t>
+      </w:r>
+      <w:r>
+        <w:t xml:space="preserve">niet beïnvloed worden door de schommelingen van de </w:t>
       </w:r>
       <w:proofErr w:type="spellStart"/>
       <w:r>
@@ -779,11 +1174,9 @@
             <w:r>
               <w:t xml:space="preserve">Test </w:t>
             </w:r>
-            <w:proofErr w:type="spellStart"/>
-            <w:r>
-              <w:t>nr</w:t>
-            </w:r>
-            <w:proofErr w:type="spellEnd"/>
+            <w:r>
+              <w:t>nr.</w:t>
+            </w:r>
           </w:p>
         </w:tc>
         <w:tc>
@@ -831,7 +1224,40 @@
     </w:p>
     <w:p>
       <w:r>
-        <w:t>De doorgegeven sensordata klopt in verhouding tot de positie van de sensor, en het nulpunt word correct gereset met een interval van 30 seconden.</w:t>
+        <w:t xml:space="preserve">De sensorlezingen hebben maximaal </w:t>
+      </w:r>
+      <w:r>
+        <w:rPr>
+          <w:highlight w:val="yellow"/>
+        </w:rPr>
+        <w:t>10</w:t>
+      </w:r>
+      <w:r>
+        <w:t xml:space="preserve"> graden</w:t>
+      </w:r>
+      <w:r>
+        <w:t>, en het nulpunt</w:t>
+      </w:r>
+      <w:r>
+        <w:t xml:space="preserve"> </w:t>
+      </w:r>
+      <w:r>
+        <w:t>(</w:t>
+      </w:r>
+      <w:r>
+        <w:t>waterpas</w:t>
+      </w:r>
+      <w:r>
+        <w:t>)</w:t>
+      </w:r>
+      <w:r>
+        <w:t xml:space="preserve"> word</w:t>
+      </w:r>
+      <w:r>
+        <w:t>t</w:t>
+      </w:r>
+      <w:r>
+        <w:t xml:space="preserve"> correct gereset met een interval van 30 seconden.</w:t>
       </w:r>
     </w:p>
     <w:p>
@@ -859,7 +1285,10 @@
           </w:tcPr>
           <w:p>
             <w:r>
-              <w:t>Test nr.</w:t>
+              <w:t>Test</w:t>
+            </w:r>
+            <w:r>
+              <w:t xml:space="preserve"> nr.</w:t>
             </w:r>
           </w:p>
         </w:tc>
@@ -926,6 +1355,7 @@
       <w:pPr>
         <w:pStyle w:val="Heading1"/>
       </w:pPr>
+      <w:bookmarkStart w:id="2" w:name="_Toc217033198"/>
       <w:r>
         <w:lastRenderedPageBreak/>
         <w:t xml:space="preserve">Test 3: </w:t>
@@ -933,6 +1363,7 @@
       <w:r>
         <w:t>Update interface</w:t>
       </w:r>
+      <w:bookmarkEnd w:id="2"/>
     </w:p>
     <w:p>
       <w:pPr>
@@ -944,13 +1375,23 @@
     </w:p>
     <w:p>
       <w:r>
-        <w:t xml:space="preserve">Nadat de data afgelezen en verwerkt is, moet de gebruiker goed kunnen zien hoe de boerderij nu ligt. Dus, een interface in </w:t>
-      </w:r>
-      <w:proofErr w:type="spellStart"/>
-      <w:r>
-        <w:t>Unity</w:t>
-      </w:r>
-      <w:proofErr w:type="spellEnd"/>
+        <w:t>Nadat de data afgelezen en verwerkt is, moet de gebruiker goed kunnen zien hoe de boerderij nu ligt</w:t>
+      </w:r>
+      <w:r>
+        <w:t>, met gebruik</w:t>
+      </w:r>
+      <w:r>
+        <w:t xml:space="preserve"> een </w:t>
+      </w:r>
+      <w:r>
+        <w:t>User I</w:t>
+      </w:r>
+      <w:r>
+        <w:t>nterfac</w:t>
+      </w:r>
+      <w:r>
+        <w:t>e</w:t>
+      </w:r>
       <w:r>
         <w:t>.</w:t>
       </w:r>
@@ -1257,11 +1698,9 @@
             <w:r>
               <w:t xml:space="preserve">Test </w:t>
             </w:r>
-            <w:proofErr w:type="spellStart"/>
-            <w:r>
-              <w:t>nr</w:t>
-            </w:r>
-            <w:proofErr w:type="spellEnd"/>
+            <w:r>
+              <w:t>nr.</w:t>
+            </w:r>
           </w:p>
         </w:tc>
         <w:tc>
@@ -1419,6 +1858,7 @@
       <w:pPr>
         <w:pStyle w:val="Heading1"/>
       </w:pPr>
+      <w:bookmarkStart w:id="3" w:name="_Toc217033199"/>
       <w:r>
         <w:lastRenderedPageBreak/>
         <w:t xml:space="preserve">Test </w:t>
@@ -1442,6 +1882,7 @@
       <w:r>
         <w:t>Mosfets</w:t>
       </w:r>
+      <w:bookmarkEnd w:id="3"/>
       <w:proofErr w:type="spellEnd"/>
     </w:p>
     <w:p>
@@ -1454,15 +1895,16 @@
     </w:p>
     <w:p>
       <w:r>
-        <w:t xml:space="preserve">De waterpompen moeten gebruikt worden om de FF te stabiliseren, en deze gaan wij aansturen met behulp van </w:t>
-      </w:r>
-      <w:proofErr w:type="spellStart"/>
-      <w:r>
-        <w:t>mosfets</w:t>
-      </w:r>
-      <w:proofErr w:type="spellEnd"/>
-      <w:r>
-        <w:t>.</w:t>
+        <w:t>De waterpompen moeten gebruikt</w:t>
+      </w:r>
+      <w:r>
+        <w:t xml:space="preserve"> kunnen</w:t>
+      </w:r>
+      <w:r>
+        <w:t xml:space="preserve"> worden om </w:t>
+      </w:r>
+      <w:r>
+        <w:t>water te verplaatsen in ballasttanks.</w:t>
       </w:r>
     </w:p>
     <w:p>
@@ -1654,11 +2096,9 @@
             <w:r>
               <w:t xml:space="preserve">Test </w:t>
             </w:r>
-            <w:proofErr w:type="spellStart"/>
-            <w:r>
-              <w:t>nr</w:t>
-            </w:r>
-            <w:proofErr w:type="spellEnd"/>
+            <w:r>
+              <w:t>nr.</w:t>
+            </w:r>
           </w:p>
         </w:tc>
         <w:tc>
@@ -1805,6 +2245,7 @@
       <w:pPr>
         <w:pStyle w:val="Heading1"/>
       </w:pPr>
+      <w:bookmarkStart w:id="4" w:name="_Toc217033200"/>
       <w:r>
         <w:lastRenderedPageBreak/>
         <w:t xml:space="preserve">Test </w:t>
@@ -1818,6 +2259,7 @@
       <w:r>
         <w:t>Algoritme gebaseerd op sensordata</w:t>
       </w:r>
+      <w:bookmarkEnd w:id="4"/>
     </w:p>
     <w:p>
       <w:pPr>
@@ -1829,7 +2271,13 @@
     </w:p>
     <w:p>
       <w:r>
-        <w:t xml:space="preserve">Als de sensordata binnen is, moeten de pompen in beweging komen om de </w:t>
+        <w:t xml:space="preserve">Als de sensordata binnen is, </w:t>
+      </w:r>
+      <w:r>
+        <w:t xml:space="preserve">en een verandering is nodig, </w:t>
+      </w:r>
+      <w:r>
+        <w:t xml:space="preserve">moeten de pompen in beweging komen om de </w:t>
       </w:r>
       <w:proofErr w:type="spellStart"/>
       <w:r>
@@ -2038,11 +2486,9 @@
             <w:r>
               <w:t xml:space="preserve">Test </w:t>
             </w:r>
-            <w:proofErr w:type="spellStart"/>
-            <w:r>
-              <w:t>nr</w:t>
-            </w:r>
-            <w:proofErr w:type="spellEnd"/>
+            <w:r>
+              <w:t>nr.</w:t>
+            </w:r>
           </w:p>
         </w:tc>
         <w:tc>
@@ -2193,19 +2639,18 @@
       <w:pPr>
         <w:pStyle w:val="Heading1"/>
       </w:pPr>
+      <w:bookmarkStart w:id="5" w:name="_Toc217033201"/>
       <w:r>
         <w:lastRenderedPageBreak/>
         <w:t xml:space="preserve">Test </w:t>
       </w:r>
       <w:r>
-        <w:t>(</w:t>
-      </w:r>
-      <w:r>
         <w:t>6</w:t>
       </w:r>
       <w:r>
         <w:t xml:space="preserve"> : …</w:t>
       </w:r>
+      <w:bookmarkEnd w:id="5"/>
     </w:p>
     <w:p>
       <w:pPr>
@@ -2273,11 +2718,9 @@
             <w:r>
               <w:t xml:space="preserve">Test </w:t>
             </w:r>
-            <w:proofErr w:type="spellStart"/>
-            <w:r>
-              <w:t>nr</w:t>
-            </w:r>
-            <w:proofErr w:type="spellEnd"/>
+            <w:r>
+              <w:t>nr.</w:t>
+            </w:r>
           </w:p>
         </w:tc>
         <w:tc>
@@ -2408,12 +2851,14 @@
       <w:pPr>
         <w:pStyle w:val="Heading1"/>
       </w:pPr>
-      <w:bookmarkStart w:id="0" w:name="_Toc213669770"/>
+      <w:bookmarkStart w:id="6" w:name="_Toc213669770"/>
+      <w:bookmarkStart w:id="7" w:name="_Toc217033202"/>
       <w:r>
         <w:lastRenderedPageBreak/>
         <w:t>Changelog</w:t>
       </w:r>
-      <w:bookmarkEnd w:id="0"/>
+      <w:bookmarkEnd w:id="6"/>
+      <w:bookmarkEnd w:id="7"/>
     </w:p>
     <w:tbl>
       <w:tblPr>
@@ -2545,13 +2990,7 @@
               <w:rPr>
                 <w:lang w:val="nl-NL"/>
               </w:rPr>
-              <w:t xml:space="preserve">Bestand aangemaakt met eerste </w:t>
-            </w:r>
-            <w:r>
-              <w:rPr>
-                <w:lang w:val="nl-NL"/>
-              </w:rPr>
-              <w:t>tests</w:t>
+              <w:t>Bestand aangemaakt met eerste tests</w:t>
             </w:r>
           </w:p>
         </w:tc>
@@ -4540,6 +4979,62 @@
       </w:tcPr>
     </w:tblStylePr>
   </w:style>
+  <w:style w:type="paragraph" w:styleId="TOCHeading">
+    <w:name w:val="TOC Heading"/>
+    <w:basedOn w:val="Heading1"/>
+    <w:next w:val="Normal"/>
+    <w:uiPriority w:val="39"/>
+    <w:unhideWhenUsed/>
+    <w:qFormat/>
+    <w:rsid w:val="007D75B9"/>
+    <w:pPr>
+      <w:spacing w:before="240" w:after="0"/>
+      <w:outlineLvl w:val="9"/>
+    </w:pPr>
+    <w:rPr>
+      <w:kern w:val="0"/>
+      <w:sz w:val="32"/>
+      <w:szCs w:val="32"/>
+      <w:lang w:val="en-US"/>
+      <w14:ligatures w14:val="none"/>
+    </w:rPr>
+  </w:style>
+  <w:style w:type="paragraph" w:styleId="TOC1">
+    <w:name w:val="toc 1"/>
+    <w:basedOn w:val="Normal"/>
+    <w:next w:val="Normal"/>
+    <w:autoRedefine/>
+    <w:uiPriority w:val="39"/>
+    <w:unhideWhenUsed/>
+    <w:rsid w:val="007D75B9"/>
+    <w:pPr>
+      <w:spacing w:after="100"/>
+    </w:pPr>
+  </w:style>
+  <w:style w:type="paragraph" w:styleId="TOC2">
+    <w:name w:val="toc 2"/>
+    <w:basedOn w:val="Normal"/>
+    <w:next w:val="Normal"/>
+    <w:autoRedefine/>
+    <w:uiPriority w:val="39"/>
+    <w:unhideWhenUsed/>
+    <w:rsid w:val="007D75B9"/>
+    <w:pPr>
+      <w:spacing w:after="100"/>
+      <w:ind w:left="220"/>
+    </w:pPr>
+  </w:style>
+  <w:style w:type="character" w:styleId="Hyperlink">
+    <w:name w:val="Hyperlink"/>
+    <w:basedOn w:val="DefaultParagraphFont"/>
+    <w:uiPriority w:val="99"/>
+    <w:unhideWhenUsed/>
+    <w:rsid w:val="007D75B9"/>
+    <w:rPr>
+      <w:color w:val="467886" w:themeColor="hyperlink"/>
+      <w:u w:val="single"/>
+    </w:rPr>
+  </w:style>
 </w:styles>
 </file>
 

--- a/Opleverset/Documentatie/Testplan.docx
+++ b/Opleverset/Documentatie/Testplan.docx
@@ -2648,9 +2648,12 @@
         <w:t>6</w:t>
       </w:r>
       <w:r>
-        <w:t xml:space="preserve"> : …</w:t>
+        <w:t xml:space="preserve"> : </w:t>
       </w:r>
       <w:bookmarkEnd w:id="5"/>
+      <w:r>
+        <w:t>Waterdichtheid van de ballasttanks</w:t>
+      </w:r>
     </w:p>
     <w:p>
       <w:pPr>
@@ -2662,7 +2665,7 @@
     </w:p>
     <w:p>
       <w:r>
-        <w:t>(Neem de lezer mee in de context van de test, leg uit waarom deze test gedaan word)</w:t>
+        <w:t xml:space="preserve">De ballasttanks moeten waterdicht zijn.  </w:t>
       </w:r>
     </w:p>
     <w:p>
@@ -2675,7 +2678,63 @@
     </w:p>
     <w:p>
       <w:r>
-        <w:t>(Gedetailleerde en precieze instructies als tot hoe te test opgezet moet worden, en wat ervoor nodig is)</w:t>
+        <w:t>Benodigdheden</w:t>
+      </w:r>
+    </w:p>
+    <w:p>
+      <w:pPr>
+        <w:pStyle w:val="ListParagraph"/>
+        <w:numPr>
+          <w:ilvl w:val="0"/>
+          <w:numId w:val="5"/>
+        </w:numPr>
+      </w:pPr>
+      <w:r>
+        <w:t xml:space="preserve">Schaalmodel van de </w:t>
+      </w:r>
+      <w:proofErr w:type="spellStart"/>
+      <w:r>
+        <w:t>floating</w:t>
+      </w:r>
+      <w:proofErr w:type="spellEnd"/>
+      <w:r>
+        <w:t xml:space="preserve"> farm met 4 waterdichte ballasttanks</w:t>
+      </w:r>
+    </w:p>
+    <w:p>
+      <w:pPr>
+        <w:pStyle w:val="ListParagraph"/>
+        <w:numPr>
+          <w:ilvl w:val="0"/>
+          <w:numId w:val="5"/>
+        </w:numPr>
+      </w:pPr>
+      <w:r>
+        <w:t>1 liter water</w:t>
+      </w:r>
+    </w:p>
+    <w:p>
+      <w:pPr>
+        <w:pStyle w:val="ListParagraph"/>
+        <w:numPr>
+          <w:ilvl w:val="0"/>
+          <w:numId w:val="5"/>
+        </w:numPr>
+      </w:pPr>
+      <w:r>
+        <w:t>Timer</w:t>
+      </w:r>
+    </w:p>
+    <w:p>
+      <w:pPr>
+        <w:pStyle w:val="ListParagraph"/>
+        <w:numPr>
+          <w:ilvl w:val="0"/>
+          <w:numId w:val="5"/>
+        </w:numPr>
+      </w:pPr>
+      <w:r>
+        <w:t xml:space="preserve">Een waterdichte bak (bijv. plastic) van minstens 35L x 35B x 15H cm </w:t>
       </w:r>
     </w:p>
     <w:p>
@@ -2687,8 +2746,54 @@
       </w:r>
     </w:p>
     <w:p>
-      <w:r>
-        <w:t>(Duidelijke instructies als tot wel handelingen er nodig zijn voor het uitvoeren van de test, voorkeurig met een stappenplan)</w:t>
+      <w:pPr>
+        <w:pStyle w:val="ListParagraph"/>
+        <w:numPr>
+          <w:ilvl w:val="0"/>
+          <w:numId w:val="12"/>
+        </w:numPr>
+      </w:pPr>
+      <w:r>
+        <w:t>Zet het schaalmodel in de bak</w:t>
+      </w:r>
+    </w:p>
+    <w:p>
+      <w:pPr>
+        <w:pStyle w:val="ListParagraph"/>
+        <w:numPr>
+          <w:ilvl w:val="0"/>
+          <w:numId w:val="12"/>
+        </w:numPr>
+      </w:pPr>
+      <w:r>
+        <w:t xml:space="preserve">Vul de ballasttanks </w:t>
+      </w:r>
+      <w:r>
+        <w:t>tot 2 cm van de rand</w:t>
+      </w:r>
+    </w:p>
+    <w:p>
+      <w:pPr>
+        <w:pStyle w:val="ListParagraph"/>
+        <w:numPr>
+          <w:ilvl w:val="0"/>
+          <w:numId w:val="12"/>
+        </w:numPr>
+      </w:pPr>
+      <w:r>
+        <w:t>Laat staan voor 10 minuten</w:t>
+      </w:r>
+    </w:p>
+    <w:p>
+      <w:pPr>
+        <w:pStyle w:val="ListParagraph"/>
+        <w:numPr>
+          <w:ilvl w:val="0"/>
+          <w:numId w:val="12"/>
+        </w:numPr>
+      </w:pPr>
+      <w:r>
+        <w:t>Legen &amp; gebruikte materialen inspecteren voor vochtigheid</w:t>
       </w:r>
     </w:p>
     <w:p>
@@ -2749,7 +2854,11 @@
           <w:tcPr>
             <w:tcW w:w="7807" w:type="dxa"/>
           </w:tcPr>
-          <w:p/>
+          <w:p>
+            <w:r>
+              <w:t xml:space="preserve">De ballasttanks houden al het water binnen zonder te lekken. </w:t>
+            </w:r>
+          </w:p>
         </w:tc>
       </w:tr>
     </w:tbl>
@@ -2763,7 +2872,10 @@
     </w:p>
     <w:p>
       <w:r>
-        <w:t>(Wanneer is de test voldaan? Wanneer werkt het tot behoren? Weer duidelijk, zorg dat de gebruiker/tester geen verdere vragen meer kan stellen.)</w:t>
+        <w:t>De ballasttank kan voor 10 minuten water in de inhoud hebben zonder te lekken.</w:t>
+      </w:r>
+      <w:r>
+        <w:t xml:space="preserve"> Het hout onder de bedekking moet na de tijdsperiode van 10 minuten droog zijn. </w:t>
       </w:r>
     </w:p>
     <w:p>
@@ -2823,7 +2935,10 @@
           </w:tcPr>
           <w:p>
             <w:r>
-              <w:t>-</w:t>
+              <w:t xml:space="preserve">Lek in </w:t>
+            </w:r>
+            <w:r>
+              <w:t>2 ballasttanks</w:t>
             </w:r>
           </w:p>
         </w:tc>
@@ -3069,6 +3184,95 @@
 <file path=word/numbering.xml><?xml version="1.0" encoding="utf-8"?>
 <w:numbering xmlns:wpc="http://schemas.microsoft.com/office/word/2010/wordprocessingCanvas" xmlns:cx="http://schemas.microsoft.com/office/drawing/2014/chartex" xmlns:cx1="http://schemas.microsoft.com/office/drawing/2015/9/8/chartex" xmlns:cx2="http://schemas.microsoft.com/office/drawing/2015/10/21/chartex" xmlns:cx3="http://schemas.microsoft.com/office/drawing/2016/5/9/chartex" xmlns:cx4="http://schemas.microsoft.com/office/drawing/2016/5/10/chartex" xmlns:cx5="http://schemas.microsoft.com/office/drawing/2016/5/11/chartex" xmlns:cx6="http://schemas.microsoft.com/office/drawing/2016/5/12/chartex" xmlns:cx7="http://schemas.microsoft.com/office/drawing/2016/5/13/chartex" xmlns:cx8="http://schemas.microsoft.com/office/drawing/2016/5/14/chartex" xmlns:mc="http://schemas.openxmlformats.org/markup-compatibility/2006" xmlns:aink="http://schemas.microsoft.com/office/drawing/2016/ink" xmlns:am3d="http://schemas.microsoft.com/office/drawing/2017/model3d" xmlns:o="urn:schemas-microsoft-com:office:office" xmlns:oel="http://schemas.microsoft.com/office/2019/extlst" xmlns:r="http://schemas.openxmlformats.org/officeDocument/2006/relationships" xmlns:m="http://schemas.openxmlformats.org/officeDocument/2006/math" xmlns:v="urn:schemas-microsoft-com:vml" xmlns:wp14="http://schemas.microsoft.com/office/word/2010/wordprocessingDrawing" xmlns:wp="http://schemas.openxmlformats.org/drawingml/2006/wordprocessingDrawing" xmlns:w10="urn:schemas-microsoft-com:office:word" xmlns:w="http://schemas.openxmlformats.org/wordprocessingml/2006/main" xmlns:w14="http://schemas.microsoft.com/office/word/2010/wordml" xmlns:w15="http://schemas.microsoft.com/office/word/2012/wordml" xmlns:w16cex="http://schemas.microsoft.com/office/word/2018/wordml/cex" xmlns:w16cid="http://schemas.microsoft.com/office/word/2016/wordml/cid" xmlns:w16="http://schemas.microsoft.com/office/word/2018/wordml" xmlns:w16du="http://schemas.microsoft.com/office/word/2023/wordml/word16du" xmlns:w16sdtdh="http://schemas.microsoft.com/office/word/2020/wordml/sdtdatahash" xmlns:w16sdtfl="http://schemas.microsoft.com/office/word/2024/wordml/sdtformatlock" xmlns:w16se="http://schemas.microsoft.com/office/word/2015/wordml/symex" xmlns:wpg="http://schemas.microsoft.com/office/word/2010/wordprocessingGroup" xmlns:wpi="http://schemas.microsoft.com/office/word/2010/wordprocessingInk" xmlns:wne="http://schemas.microsoft.com/office/word/2006/wordml" xmlns:wps="http://schemas.microsoft.com/office/word/2010/wordprocessingShape" mc:Ignorable="w14 w15 w16se w16cid w16 w16cex w16sdtdh w16sdtfl w16du wp14">
   <w:abstractNum w:abstractNumId="0" w15:restartNumberingAfterBreak="0">
+    <w:nsid w:val="0CA54D44"/>
+    <w:multiLevelType w:val="hybridMultilevel"/>
+    <w:tmpl w:val="9CF0202A"/>
+    <w:lvl w:ilvl="0" w:tplc="58E2462C">
+      <w:start w:val="1"/>
+      <w:numFmt w:val="decimal"/>
+      <w:lvlText w:val="%1."/>
+      <w:lvlJc w:val="left"/>
+      <w:pPr>
+        <w:ind w:left="1080" w:hanging="360"/>
+      </w:pPr>
+      <w:rPr>
+        <w:rFonts w:hint="default"/>
+      </w:rPr>
+    </w:lvl>
+    <w:lvl w:ilvl="1" w:tplc="04130019" w:tentative="1">
+      <w:start w:val="1"/>
+      <w:numFmt w:val="lowerLetter"/>
+      <w:lvlText w:val="%2."/>
+      <w:lvlJc w:val="left"/>
+      <w:pPr>
+        <w:ind w:left="1800" w:hanging="360"/>
+      </w:pPr>
+    </w:lvl>
+    <w:lvl w:ilvl="2" w:tplc="0413001B" w:tentative="1">
+      <w:start w:val="1"/>
+      <w:numFmt w:val="lowerRoman"/>
+      <w:lvlText w:val="%3."/>
+      <w:lvlJc w:val="right"/>
+      <w:pPr>
+        <w:ind w:left="2520" w:hanging="180"/>
+      </w:pPr>
+    </w:lvl>
+    <w:lvl w:ilvl="3" w:tplc="0413000F" w:tentative="1">
+      <w:start w:val="1"/>
+      <w:numFmt w:val="decimal"/>
+      <w:lvlText w:val="%4."/>
+      <w:lvlJc w:val="left"/>
+      <w:pPr>
+        <w:ind w:left="3240" w:hanging="360"/>
+      </w:pPr>
+    </w:lvl>
+    <w:lvl w:ilvl="4" w:tplc="04130019" w:tentative="1">
+      <w:start w:val="1"/>
+      <w:numFmt w:val="lowerLetter"/>
+      <w:lvlText w:val="%5."/>
+      <w:lvlJc w:val="left"/>
+      <w:pPr>
+        <w:ind w:left="3960" w:hanging="360"/>
+      </w:pPr>
+    </w:lvl>
+    <w:lvl w:ilvl="5" w:tplc="0413001B" w:tentative="1">
+      <w:start w:val="1"/>
+      <w:numFmt w:val="lowerRoman"/>
+      <w:lvlText w:val="%6."/>
+      <w:lvlJc w:val="right"/>
+      <w:pPr>
+        <w:ind w:left="4680" w:hanging="180"/>
+      </w:pPr>
+    </w:lvl>
+    <w:lvl w:ilvl="6" w:tplc="0413000F" w:tentative="1">
+      <w:start w:val="1"/>
+      <w:numFmt w:val="decimal"/>
+      <w:lvlText w:val="%7."/>
+      <w:lvlJc w:val="left"/>
+      <w:pPr>
+        <w:ind w:left="5400" w:hanging="360"/>
+      </w:pPr>
+    </w:lvl>
+    <w:lvl w:ilvl="7" w:tplc="04130019" w:tentative="1">
+      <w:start w:val="1"/>
+      <w:numFmt w:val="lowerLetter"/>
+      <w:lvlText w:val="%8."/>
+      <w:lvlJc w:val="left"/>
+      <w:pPr>
+        <w:ind w:left="6120" w:hanging="360"/>
+      </w:pPr>
+    </w:lvl>
+    <w:lvl w:ilvl="8" w:tplc="0413001B" w:tentative="1">
+      <w:start w:val="1"/>
+      <w:numFmt w:val="lowerRoman"/>
+      <w:lvlText w:val="%9."/>
+      <w:lvlJc w:val="right"/>
+      <w:pPr>
+        <w:ind w:left="6840" w:hanging="180"/>
+      </w:pPr>
+    </w:lvl>
+  </w:abstractNum>
+  <w:abstractNum w:abstractNumId="1" w15:restartNumberingAfterBreak="0">
     <w:nsid w:val="0DC20623"/>
     <w:multiLevelType w:val="hybridMultilevel"/>
     <w:tmpl w:val="F6E43080"/>
@@ -3181,7 +3385,7 @@
       </w:rPr>
     </w:lvl>
   </w:abstractNum>
-  <w:abstractNum w:abstractNumId="1" w15:restartNumberingAfterBreak="0">
+  <w:abstractNum w:abstractNumId="2" w15:restartNumberingAfterBreak="0">
     <w:nsid w:val="12F62B76"/>
     <w:multiLevelType w:val="hybridMultilevel"/>
     <w:tmpl w:val="C45A5452"/>
@@ -3270,7 +3474,7 @@
       </w:pPr>
     </w:lvl>
   </w:abstractNum>
-  <w:abstractNum w:abstractNumId="2" w15:restartNumberingAfterBreak="0">
+  <w:abstractNum w:abstractNumId="3" w15:restartNumberingAfterBreak="0">
     <w:nsid w:val="194F226B"/>
     <w:multiLevelType w:val="hybridMultilevel"/>
     <w:tmpl w:val="9006A23C"/>
@@ -3359,7 +3563,7 @@
       </w:pPr>
     </w:lvl>
   </w:abstractNum>
-  <w:abstractNum w:abstractNumId="3" w15:restartNumberingAfterBreak="0">
+  <w:abstractNum w:abstractNumId="4" w15:restartNumberingAfterBreak="0">
     <w:nsid w:val="1FB176C1"/>
     <w:multiLevelType w:val="hybridMultilevel"/>
     <w:tmpl w:val="606C77A0"/>
@@ -3471,7 +3675,185 @@
       </w:rPr>
     </w:lvl>
   </w:abstractNum>
-  <w:abstractNum w:abstractNumId="4" w15:restartNumberingAfterBreak="0">
+  <w:abstractNum w:abstractNumId="5" w15:restartNumberingAfterBreak="0">
+    <w:nsid w:val="24FB64EA"/>
+    <w:multiLevelType w:val="hybridMultilevel"/>
+    <w:tmpl w:val="0A5830BA"/>
+    <w:lvl w:ilvl="0" w:tplc="0413000F">
+      <w:start w:val="1"/>
+      <w:numFmt w:val="decimal"/>
+      <w:lvlText w:val="%1."/>
+      <w:lvlJc w:val="left"/>
+      <w:pPr>
+        <w:ind w:left="720" w:hanging="360"/>
+      </w:pPr>
+      <w:rPr>
+        <w:rFonts w:hint="default"/>
+      </w:rPr>
+    </w:lvl>
+    <w:lvl w:ilvl="1" w:tplc="04130019" w:tentative="1">
+      <w:start w:val="1"/>
+      <w:numFmt w:val="lowerLetter"/>
+      <w:lvlText w:val="%2."/>
+      <w:lvlJc w:val="left"/>
+      <w:pPr>
+        <w:ind w:left="1440" w:hanging="360"/>
+      </w:pPr>
+    </w:lvl>
+    <w:lvl w:ilvl="2" w:tplc="0413001B" w:tentative="1">
+      <w:start w:val="1"/>
+      <w:numFmt w:val="lowerRoman"/>
+      <w:lvlText w:val="%3."/>
+      <w:lvlJc w:val="right"/>
+      <w:pPr>
+        <w:ind w:left="2160" w:hanging="180"/>
+      </w:pPr>
+    </w:lvl>
+    <w:lvl w:ilvl="3" w:tplc="0413000F" w:tentative="1">
+      <w:start w:val="1"/>
+      <w:numFmt w:val="decimal"/>
+      <w:lvlText w:val="%4."/>
+      <w:lvlJc w:val="left"/>
+      <w:pPr>
+        <w:ind w:left="2880" w:hanging="360"/>
+      </w:pPr>
+    </w:lvl>
+    <w:lvl w:ilvl="4" w:tplc="04130019" w:tentative="1">
+      <w:start w:val="1"/>
+      <w:numFmt w:val="lowerLetter"/>
+      <w:lvlText w:val="%5."/>
+      <w:lvlJc w:val="left"/>
+      <w:pPr>
+        <w:ind w:left="3600" w:hanging="360"/>
+      </w:pPr>
+    </w:lvl>
+    <w:lvl w:ilvl="5" w:tplc="0413001B" w:tentative="1">
+      <w:start w:val="1"/>
+      <w:numFmt w:val="lowerRoman"/>
+      <w:lvlText w:val="%6."/>
+      <w:lvlJc w:val="right"/>
+      <w:pPr>
+        <w:ind w:left="4320" w:hanging="180"/>
+      </w:pPr>
+    </w:lvl>
+    <w:lvl w:ilvl="6" w:tplc="0413000F" w:tentative="1">
+      <w:start w:val="1"/>
+      <w:numFmt w:val="decimal"/>
+      <w:lvlText w:val="%7."/>
+      <w:lvlJc w:val="left"/>
+      <w:pPr>
+        <w:ind w:left="5040" w:hanging="360"/>
+      </w:pPr>
+    </w:lvl>
+    <w:lvl w:ilvl="7" w:tplc="04130019" w:tentative="1">
+      <w:start w:val="1"/>
+      <w:numFmt w:val="lowerLetter"/>
+      <w:lvlText w:val="%8."/>
+      <w:lvlJc w:val="left"/>
+      <w:pPr>
+        <w:ind w:left="5760" w:hanging="360"/>
+      </w:pPr>
+    </w:lvl>
+    <w:lvl w:ilvl="8" w:tplc="0413001B" w:tentative="1">
+      <w:start w:val="1"/>
+      <w:numFmt w:val="lowerRoman"/>
+      <w:lvlText w:val="%9."/>
+      <w:lvlJc w:val="right"/>
+      <w:pPr>
+        <w:ind w:left="6480" w:hanging="180"/>
+      </w:pPr>
+    </w:lvl>
+  </w:abstractNum>
+  <w:abstractNum w:abstractNumId="6" w15:restartNumberingAfterBreak="0">
+    <w:nsid w:val="2F947B95"/>
+    <w:multiLevelType w:val="hybridMultilevel"/>
+    <w:tmpl w:val="EFE26554"/>
+    <w:lvl w:ilvl="0" w:tplc="0413000F">
+      <w:start w:val="1"/>
+      <w:numFmt w:val="decimal"/>
+      <w:lvlText w:val="%1."/>
+      <w:lvlJc w:val="left"/>
+      <w:pPr>
+        <w:ind w:left="720" w:hanging="360"/>
+      </w:pPr>
+      <w:rPr>
+        <w:rFonts w:hint="default"/>
+      </w:rPr>
+    </w:lvl>
+    <w:lvl w:ilvl="1" w:tplc="04130019" w:tentative="1">
+      <w:start w:val="1"/>
+      <w:numFmt w:val="lowerLetter"/>
+      <w:lvlText w:val="%2."/>
+      <w:lvlJc w:val="left"/>
+      <w:pPr>
+        <w:ind w:left="1440" w:hanging="360"/>
+      </w:pPr>
+    </w:lvl>
+    <w:lvl w:ilvl="2" w:tplc="0413001B" w:tentative="1">
+      <w:start w:val="1"/>
+      <w:numFmt w:val="lowerRoman"/>
+      <w:lvlText w:val="%3."/>
+      <w:lvlJc w:val="right"/>
+      <w:pPr>
+        <w:ind w:left="2160" w:hanging="180"/>
+      </w:pPr>
+    </w:lvl>
+    <w:lvl w:ilvl="3" w:tplc="0413000F" w:tentative="1">
+      <w:start w:val="1"/>
+      <w:numFmt w:val="decimal"/>
+      <w:lvlText w:val="%4."/>
+      <w:lvlJc w:val="left"/>
+      <w:pPr>
+        <w:ind w:left="2880" w:hanging="360"/>
+      </w:pPr>
+    </w:lvl>
+    <w:lvl w:ilvl="4" w:tplc="04130019" w:tentative="1">
+      <w:start w:val="1"/>
+      <w:numFmt w:val="lowerLetter"/>
+      <w:lvlText w:val="%5."/>
+      <w:lvlJc w:val="left"/>
+      <w:pPr>
+        <w:ind w:left="3600" w:hanging="360"/>
+      </w:pPr>
+    </w:lvl>
+    <w:lvl w:ilvl="5" w:tplc="0413001B" w:tentative="1">
+      <w:start w:val="1"/>
+      <w:numFmt w:val="lowerRoman"/>
+      <w:lvlText w:val="%6."/>
+      <w:lvlJc w:val="right"/>
+      <w:pPr>
+        <w:ind w:left="4320" w:hanging="180"/>
+      </w:pPr>
+    </w:lvl>
+    <w:lvl w:ilvl="6" w:tplc="0413000F" w:tentative="1">
+      <w:start w:val="1"/>
+      <w:numFmt w:val="decimal"/>
+      <w:lvlText w:val="%7."/>
+      <w:lvlJc w:val="left"/>
+      <w:pPr>
+        <w:ind w:left="5040" w:hanging="360"/>
+      </w:pPr>
+    </w:lvl>
+    <w:lvl w:ilvl="7" w:tplc="04130019" w:tentative="1">
+      <w:start w:val="1"/>
+      <w:numFmt w:val="lowerLetter"/>
+      <w:lvlText w:val="%8."/>
+      <w:lvlJc w:val="left"/>
+      <w:pPr>
+        <w:ind w:left="5760" w:hanging="360"/>
+      </w:pPr>
+    </w:lvl>
+    <w:lvl w:ilvl="8" w:tplc="0413001B" w:tentative="1">
+      <w:start w:val="1"/>
+      <w:numFmt w:val="lowerRoman"/>
+      <w:lvlText w:val="%9."/>
+      <w:lvlJc w:val="right"/>
+      <w:pPr>
+        <w:ind w:left="6480" w:hanging="180"/>
+      </w:pPr>
+    </w:lvl>
+  </w:abstractNum>
+  <w:abstractNum w:abstractNumId="7" w15:restartNumberingAfterBreak="0">
     <w:nsid w:val="3B3D62BF"/>
     <w:multiLevelType w:val="hybridMultilevel"/>
     <w:tmpl w:val="4154C13A"/>
@@ -3560,7 +3942,7 @@
       </w:pPr>
     </w:lvl>
   </w:abstractNum>
-  <w:abstractNum w:abstractNumId="5" w15:restartNumberingAfterBreak="0">
+  <w:abstractNum w:abstractNumId="8" w15:restartNumberingAfterBreak="0">
     <w:nsid w:val="488B3E90"/>
     <w:multiLevelType w:val="hybridMultilevel"/>
     <w:tmpl w:val="07F0D7CC"/>
@@ -3649,7 +4031,7 @@
       </w:pPr>
     </w:lvl>
   </w:abstractNum>
-  <w:abstractNum w:abstractNumId="6" w15:restartNumberingAfterBreak="0">
+  <w:abstractNum w:abstractNumId="9" w15:restartNumberingAfterBreak="0">
     <w:nsid w:val="4B6063B7"/>
     <w:multiLevelType w:val="hybridMultilevel"/>
     <w:tmpl w:val="9A288172"/>
@@ -3738,7 +4120,7 @@
       </w:pPr>
     </w:lvl>
   </w:abstractNum>
-  <w:abstractNum w:abstractNumId="7" w15:restartNumberingAfterBreak="0">
+  <w:abstractNum w:abstractNumId="10" w15:restartNumberingAfterBreak="0">
     <w:nsid w:val="6B2A7F25"/>
     <w:multiLevelType w:val="hybridMultilevel"/>
     <w:tmpl w:val="DE3AD8D4"/>
@@ -3850,7 +4232,7 @@
       </w:rPr>
     </w:lvl>
   </w:abstractNum>
-  <w:abstractNum w:abstractNumId="8" w15:restartNumberingAfterBreak="0">
+  <w:abstractNum w:abstractNumId="11" w15:restartNumberingAfterBreak="0">
     <w:nsid w:val="776649B2"/>
     <w:multiLevelType w:val="hybridMultilevel"/>
     <w:tmpl w:val="4154C13A"/>
@@ -3940,31 +4322,40 @@
     </w:lvl>
   </w:abstractNum>
   <w:num w:numId="1" w16cid:durableId="770783608">
+    <w:abstractNumId w:val="10"/>
+  </w:num>
+  <w:num w:numId="2" w16cid:durableId="1905070113">
+    <w:abstractNumId w:val="2"/>
+  </w:num>
+  <w:num w:numId="3" w16cid:durableId="896472558">
+    <w:abstractNumId w:val="8"/>
+  </w:num>
+  <w:num w:numId="4" w16cid:durableId="588734986">
+    <w:abstractNumId w:val="1"/>
+  </w:num>
+  <w:num w:numId="5" w16cid:durableId="1044646153">
+    <w:abstractNumId w:val="4"/>
+  </w:num>
+  <w:num w:numId="6" w16cid:durableId="571895215">
+    <w:abstractNumId w:val="11"/>
+  </w:num>
+  <w:num w:numId="7" w16cid:durableId="1926769116">
     <w:abstractNumId w:val="7"/>
   </w:num>
-  <w:num w:numId="2" w16cid:durableId="1905070113">
-    <w:abstractNumId w:val="1"/>
+  <w:num w:numId="8" w16cid:durableId="937297394">
+    <w:abstractNumId w:val="9"/>
   </w:num>
-  <w:num w:numId="3" w16cid:durableId="896472558">
-    <w:abstractNumId w:val="5"/>
+  <w:num w:numId="9" w16cid:durableId="496117487">
+    <w:abstractNumId w:val="3"/>
   </w:num>
-  <w:num w:numId="4" w16cid:durableId="588734986">
+  <w:num w:numId="10" w16cid:durableId="667291691">
+    <w:abstractNumId w:val="6"/>
+  </w:num>
+  <w:num w:numId="11" w16cid:durableId="4282938">
     <w:abstractNumId w:val="0"/>
   </w:num>
-  <w:num w:numId="5" w16cid:durableId="1044646153">
-    <w:abstractNumId w:val="3"/>
-  </w:num>
-  <w:num w:numId="6" w16cid:durableId="571895215">
-    <w:abstractNumId w:val="8"/>
-  </w:num>
-  <w:num w:numId="7" w16cid:durableId="1926769116">
-    <w:abstractNumId w:val="4"/>
-  </w:num>
-  <w:num w:numId="8" w16cid:durableId="937297394">
-    <w:abstractNumId w:val="6"/>
-  </w:num>
-  <w:num w:numId="9" w16cid:durableId="496117487">
-    <w:abstractNumId w:val="2"/>
+  <w:num w:numId="12" w16cid:durableId="1123420533">
+    <w:abstractNumId w:val="5"/>
   </w:num>
 </w:numbering>
 </file>

--- a/Opleverset/Documentatie/Testplan.docx
+++ b/Opleverset/Documentatie/Testplan.docx
@@ -668,15 +668,7 @@
       </w:r>
       <w:r>
         <w:br/>
-        <w:t xml:space="preserve">- </w:t>
-      </w:r>
-      <w:proofErr w:type="spellStart"/>
-      <w:r>
-        <w:t>Floating</w:t>
-      </w:r>
-      <w:proofErr w:type="spellEnd"/>
-      <w:r>
-        <w:t xml:space="preserve"> Farm schaalmodel (zonder elektronica) (</w:t>
+        <w:t>- Floating Farm schaalmodel (zonder elektronica) (</w:t>
       </w:r>
       <w:r>
         <w:rPr>
@@ -947,15 +939,7 @@
         <w:t xml:space="preserve"> het nulpunt </w:t>
       </w:r>
       <w:r>
-        <w:t xml:space="preserve">niet beïnvloed worden door de schommelingen van de </w:t>
-      </w:r>
-      <w:proofErr w:type="spellStart"/>
-      <w:r>
-        <w:t>Floating</w:t>
-      </w:r>
-      <w:proofErr w:type="spellEnd"/>
-      <w:r>
-        <w:t xml:space="preserve"> Farm en de eventuele verschillende startposities van de boerderij. </w:t>
+        <w:t xml:space="preserve">niet beïnvloed worden door de schommelingen van de Floating Farm en de eventuele verschillende startposities van de boerderij. </w:t>
       </w:r>
     </w:p>
     <w:p>
@@ -972,13 +956,8 @@
       </w:r>
       <w:r>
         <w:br/>
-        <w:t xml:space="preserve">- MPU-6050 </w:t>
-      </w:r>
-      <w:proofErr w:type="spellStart"/>
-      <w:r>
-        <w:t>accelerometer</w:t>
-      </w:r>
-      <w:proofErr w:type="spellEnd"/>
+        <w:t>- MPU-6050 accelerometer</w:t>
+      </w:r>
       <w:r>
         <w:br/>
         <w:t xml:space="preserve">- </w:t>
@@ -988,15 +967,7 @@
       </w:r>
       <w:r>
         <w:br/>
-        <w:t xml:space="preserve">- Laptop om code up te </w:t>
-      </w:r>
-      <w:proofErr w:type="spellStart"/>
-      <w:r>
-        <w:t>loaden</w:t>
-      </w:r>
-      <w:proofErr w:type="spellEnd"/>
-      <w:r>
-        <w:t xml:space="preserve"> en data binnen te krijgen</w:t>
+        <w:t>- Laptop om code up te loaden en data binnen te krijgen</w:t>
       </w:r>
       <w:r>
         <w:br/>
@@ -1006,35 +977,7 @@
         <w:rPr>
           <w:color w:val="00B0F0"/>
         </w:rPr>
-        <w:t>Project-5-6---</w:t>
-      </w:r>
-      <w:proofErr w:type="spellStart"/>
-      <w:r>
-        <w:rPr>
-          <w:color w:val="00B0F0"/>
-        </w:rPr>
-        <w:t>Floating</w:t>
-      </w:r>
-      <w:proofErr w:type="spellEnd"/>
-      <w:r>
-        <w:rPr>
-          <w:color w:val="00B0F0"/>
-        </w:rPr>
-        <w:t>-Farm\</w:t>
-      </w:r>
-      <w:proofErr w:type="spellStart"/>
-      <w:r>
-        <w:rPr>
-          <w:color w:val="00B0F0"/>
-        </w:rPr>
-        <w:t>Opleverset</w:t>
-      </w:r>
-      <w:proofErr w:type="spellEnd"/>
-      <w:r>
-        <w:rPr>
-          <w:color w:val="00B0F0"/>
-        </w:rPr>
-        <w:t>\Code\ESP32\</w:t>
+        <w:t>Project-5-6---Floating-Farm\Opleverset\Code\ESP32\</w:t>
       </w:r>
       <w:r>
         <w:rPr>
@@ -1047,15 +990,7 @@
       </w:r>
       <w:r>
         <w:br/>
-        <w:t xml:space="preserve">- </w:t>
-      </w:r>
-      <w:proofErr w:type="spellStart"/>
-      <w:r>
-        <w:t>MicroUSB</w:t>
-      </w:r>
-      <w:proofErr w:type="spellEnd"/>
-      <w:r>
-        <w:t xml:space="preserve"> naar USBA kabel</w:t>
+        <w:t>- MicroUSB naar USBA kabel</w:t>
       </w:r>
     </w:p>
     <w:p>
@@ -1087,15 +1022,7 @@
         </w:numPr>
       </w:pPr>
       <w:r>
-        <w:t xml:space="preserve">Sluit de ESP32 aan op de laptop met de </w:t>
-      </w:r>
-      <w:proofErr w:type="spellStart"/>
-      <w:r>
-        <w:t>MicroUSB</w:t>
-      </w:r>
-      <w:proofErr w:type="spellEnd"/>
-      <w:r>
-        <w:t xml:space="preserve"> naar USBA kabel.</w:t>
+        <w:t>Sluit de ESP32 aan op de laptop met de MicroUSB naar USBA kabel.</w:t>
       </w:r>
     </w:p>
     <w:p>
@@ -1107,13 +1034,8 @@
         </w:numPr>
       </w:pPr>
       <w:r>
-        <w:t xml:space="preserve">Open de verwezen code en download de benodigde </w:t>
-      </w:r>
-      <w:proofErr w:type="spellStart"/>
-      <w:r>
-        <w:t>libraries</w:t>
-      </w:r>
-      <w:proofErr w:type="spellEnd"/>
+        <w:t>Open de verwezen code en download de benodigde libraries</w:t>
+      </w:r>
     </w:p>
     <w:p>
       <w:pPr>
@@ -1124,15 +1046,7 @@
         </w:numPr>
       </w:pPr>
       <w:r>
-        <w:t>Upload de code naar de ESP32 en open de “</w:t>
-      </w:r>
-      <w:proofErr w:type="spellStart"/>
-      <w:r>
-        <w:t>Serial</w:t>
-      </w:r>
-      <w:proofErr w:type="spellEnd"/>
-      <w:r>
-        <w:t xml:space="preserve"> monitor”</w:t>
+        <w:t>Upload de code naar de ESP32 en open de “Serial monitor”</w:t>
       </w:r>
     </w:p>
     <w:p>
@@ -1410,15 +1324,7 @@
       </w:r>
       <w:r>
         <w:br/>
-        <w:t xml:space="preserve">- Laptop met een manier om code up te </w:t>
-      </w:r>
-      <w:proofErr w:type="spellStart"/>
-      <w:r>
-        <w:t>loaden</w:t>
-      </w:r>
-      <w:proofErr w:type="spellEnd"/>
-      <w:r>
-        <w:t xml:space="preserve"> naar de ESP32</w:t>
+        <w:t>- Laptop met een manier om code up te loaden naar de ESP32</w:t>
       </w:r>
       <w:r>
         <w:br/>
@@ -1427,67 +1333,18 @@
       <w:r>
         <w:t xml:space="preserve">bijv. </w:t>
       </w:r>
-      <w:proofErr w:type="spellStart"/>
-      <w:r>
-        <w:t>Arduino</w:t>
-      </w:r>
-      <w:proofErr w:type="spellEnd"/>
-      <w:r>
-        <w:t xml:space="preserve"> R3)</w:t>
+      <w:r>
+        <w:t>Arduino R3)</w:t>
       </w:r>
       <w:r>
         <w:br/>
-        <w:t xml:space="preserve">- </w:t>
-      </w:r>
-      <w:proofErr w:type="spellStart"/>
-      <w:r>
-        <w:t>Unity</w:t>
-      </w:r>
-      <w:proofErr w:type="spellEnd"/>
-      <w:r>
-        <w:t xml:space="preserve"> </w:t>
-      </w:r>
-      <w:proofErr w:type="spellStart"/>
-      <w:r>
-        <w:t>executable</w:t>
-      </w:r>
-      <w:proofErr w:type="spellEnd"/>
-      <w:r>
-        <w:t xml:space="preserve"> (zie </w:t>
+        <w:t xml:space="preserve">- Unity executable (zie </w:t>
       </w:r>
       <w:r>
         <w:rPr>
           <w:color w:val="00B0F0"/>
         </w:rPr>
-        <w:t>Project-5-6---</w:t>
-      </w:r>
-      <w:proofErr w:type="spellStart"/>
-      <w:r>
-        <w:rPr>
-          <w:color w:val="00B0F0"/>
-        </w:rPr>
-        <w:t>Floating</w:t>
-      </w:r>
-      <w:proofErr w:type="spellEnd"/>
-      <w:r>
-        <w:rPr>
-          <w:color w:val="00B0F0"/>
-        </w:rPr>
-        <w:t>-Farm\</w:t>
-      </w:r>
-      <w:proofErr w:type="spellStart"/>
-      <w:r>
-        <w:rPr>
-          <w:color w:val="00B0F0"/>
-        </w:rPr>
-        <w:t>Opleverset</w:t>
-      </w:r>
-      <w:proofErr w:type="spellEnd"/>
-      <w:r>
-        <w:rPr>
-          <w:color w:val="00B0F0"/>
-        </w:rPr>
-        <w:t>\Code\GUI</w:t>
+        <w:t>Project-5-6---Floating-Farm\Opleverset\Code\GUI</w:t>
       </w:r>
       <w:r>
         <w:rPr>
@@ -1512,35 +1369,7 @@
         <w:rPr>
           <w:color w:val="00B0F0"/>
         </w:rPr>
-        <w:t>Project-5-6---</w:t>
-      </w:r>
-      <w:proofErr w:type="spellStart"/>
-      <w:r>
-        <w:rPr>
-          <w:color w:val="00B0F0"/>
-        </w:rPr>
-        <w:t>Floating</w:t>
-      </w:r>
-      <w:proofErr w:type="spellEnd"/>
-      <w:r>
-        <w:rPr>
-          <w:color w:val="00B0F0"/>
-        </w:rPr>
-        <w:t>-Farm\</w:t>
-      </w:r>
-      <w:proofErr w:type="spellStart"/>
-      <w:r>
-        <w:rPr>
-          <w:color w:val="00B0F0"/>
-        </w:rPr>
-        <w:t>Opleverset</w:t>
-      </w:r>
-      <w:proofErr w:type="spellEnd"/>
-      <w:r>
-        <w:rPr>
-          <w:color w:val="00B0F0"/>
-        </w:rPr>
-        <w:t>\Code\ESP32</w:t>
+        <w:t>Project-5-6---Floating-Farm\Opleverset\Code\ESP32</w:t>
       </w:r>
       <w:r>
         <w:rPr>
@@ -1585,15 +1414,7 @@
         </w:numPr>
       </w:pPr>
       <w:r>
-        <w:t xml:space="preserve">Sluit de ESP32 aan op de laptop met de </w:t>
-      </w:r>
-      <w:proofErr w:type="spellStart"/>
-      <w:r>
-        <w:t>MicroUSB</w:t>
-      </w:r>
-      <w:proofErr w:type="spellEnd"/>
-      <w:r>
-        <w:t xml:space="preserve"> naar USBA kabel.</w:t>
+        <w:t>Sluit de ESP32 aan op de laptop met de MicroUSB naar USBA kabel.</w:t>
       </w:r>
     </w:p>
     <w:p>
@@ -1605,13 +1426,8 @@
         </w:numPr>
       </w:pPr>
       <w:r>
-        <w:t xml:space="preserve">Open de verwezen code en download de benodigde </w:t>
-      </w:r>
-      <w:proofErr w:type="spellStart"/>
-      <w:r>
-        <w:t>libraries</w:t>
-      </w:r>
-      <w:proofErr w:type="spellEnd"/>
+        <w:t>Open de verwezen code en download de benodigde libraries</w:t>
+      </w:r>
     </w:p>
     <w:p>
       <w:pPr>
@@ -1637,21 +1453,8 @@
         </w:numPr>
       </w:pPr>
       <w:r>
-        <w:t xml:space="preserve">Open de </w:t>
-      </w:r>
-      <w:proofErr w:type="spellStart"/>
-      <w:r>
-        <w:t>Unity</w:t>
-      </w:r>
-      <w:proofErr w:type="spellEnd"/>
-      <w:r>
-        <w:t xml:space="preserve"> </w:t>
-      </w:r>
-      <w:proofErr w:type="spellStart"/>
-      <w:r>
-        <w:t>executable</w:t>
-      </w:r>
-      <w:proofErr w:type="spellEnd"/>
+        <w:t>Open de Unity executable</w:t>
+      </w:r>
     </w:p>
     <w:p>
       <w:pPr>
@@ -1731,15 +1534,7 @@
           </w:tcPr>
           <w:p>
             <w:r>
-              <w:t xml:space="preserve">De </w:t>
-            </w:r>
-            <w:proofErr w:type="spellStart"/>
-            <w:r>
-              <w:t>Unity</w:t>
-            </w:r>
-            <w:proofErr w:type="spellEnd"/>
-            <w:r>
-              <w:t xml:space="preserve"> interface bootst te positie van de MPU-6050 na met behulp van een 3D model</w:t>
+              <w:t>De Unity interface bootst te positie van de MPU-6050 na met behulp van een 3D model</w:t>
             </w:r>
             <w:r>
               <w:t>.</w:t>
@@ -1762,15 +1557,7 @@
     </w:p>
     <w:p>
       <w:r>
-        <w:t xml:space="preserve">De </w:t>
-      </w:r>
-      <w:proofErr w:type="spellStart"/>
-      <w:r>
-        <w:t>Unity</w:t>
-      </w:r>
-      <w:proofErr w:type="spellEnd"/>
-      <w:r>
-        <w:t xml:space="preserve"> interface is accuraat in de</w:t>
+        <w:t>De Unity interface is accuraat in de</w:t>
       </w:r>
       <w:r>
         <w:t xml:space="preserve"> nabootsing en de positie komt overeen met de lezingen van de Accelerometer. Deze lezingen blijven accuraat voor op z’n minst 5 minuten met maximaal 3 graden afwijking.</w:t>
@@ -1876,14 +1663,9 @@
         <w:t xml:space="preserve"> </w:t>
       </w:r>
       <w:r>
-        <w:t xml:space="preserve">Aansturen van de waterpompen met </w:t>
-      </w:r>
-      <w:proofErr w:type="spellStart"/>
-      <w:r>
-        <w:t>Mosfets</w:t>
+        <w:t>Aansturen van de waterpompen met Mosfets</w:t>
       </w:r>
       <w:bookmarkEnd w:id="3"/>
-      <w:proofErr w:type="spellEnd"/>
     </w:p>
     <w:p>
       <w:pPr>
@@ -1921,27 +1703,11 @@
       </w:r>
       <w:r>
         <w:br/>
-        <w:t xml:space="preserve">- Laptop met een manier om code up te </w:t>
-      </w:r>
-      <w:proofErr w:type="spellStart"/>
-      <w:r>
-        <w:t>loaden</w:t>
-      </w:r>
-      <w:proofErr w:type="spellEnd"/>
-      <w:r>
-        <w:t xml:space="preserve"> naar de ESP32</w:t>
+        <w:t>- Laptop met een manier om code up te loaden naar de ESP32</w:t>
       </w:r>
       <w:r>
         <w:br/>
-        <w:t xml:space="preserve">- Een ESP32 of soortgelijke microcontroller (bijv. </w:t>
-      </w:r>
-      <w:proofErr w:type="spellStart"/>
-      <w:r>
-        <w:t>Arduino</w:t>
-      </w:r>
-      <w:proofErr w:type="spellEnd"/>
-      <w:r>
-        <w:t xml:space="preserve"> R3)</w:t>
+        <w:t>- Een ESP32 of soortgelijke microcontroller (bijv. Arduino R3)</w:t>
       </w:r>
       <w:r>
         <w:br/>
@@ -1951,35 +1717,7 @@
         <w:rPr>
           <w:color w:val="00B0F0"/>
         </w:rPr>
-        <w:t>Project-5-6---</w:t>
-      </w:r>
-      <w:proofErr w:type="spellStart"/>
-      <w:r>
-        <w:rPr>
-          <w:color w:val="00B0F0"/>
-        </w:rPr>
-        <w:t>Floating</w:t>
-      </w:r>
-      <w:proofErr w:type="spellEnd"/>
-      <w:r>
-        <w:rPr>
-          <w:color w:val="00B0F0"/>
-        </w:rPr>
-        <w:t>-Farm\</w:t>
-      </w:r>
-      <w:proofErr w:type="spellStart"/>
-      <w:r>
-        <w:rPr>
-          <w:color w:val="00B0F0"/>
-        </w:rPr>
-        <w:t>Opleverset</w:t>
-      </w:r>
-      <w:proofErr w:type="spellEnd"/>
-      <w:r>
-        <w:rPr>
-          <w:color w:val="00B0F0"/>
-        </w:rPr>
-        <w:t>\Code\ESP32</w:t>
+        <w:t>Project-5-6---Floating-Farm\Opleverset\Code\ESP32</w:t>
       </w:r>
       <w:r>
         <w:rPr>
@@ -2000,13 +1738,8 @@
       </w:r>
       <w:r>
         <w:br/>
-        <w:t xml:space="preserve">- 4 </w:t>
-      </w:r>
-      <w:proofErr w:type="spellStart"/>
-      <w:r>
-        <w:t>Mosfets</w:t>
-      </w:r>
-      <w:proofErr w:type="spellEnd"/>
+        <w:t>- 4 Mosfets</w:t>
+      </w:r>
       <w:r>
         <w:br/>
         <w:t>- 10k Ohm weerstanden</w:t>
@@ -2029,15 +1762,7 @@
         </w:numPr>
       </w:pPr>
       <w:r>
-        <w:t xml:space="preserve">Sluit de </w:t>
-      </w:r>
-      <w:proofErr w:type="spellStart"/>
-      <w:r>
-        <w:t>Mosfet</w:t>
-      </w:r>
-      <w:proofErr w:type="spellEnd"/>
-      <w:r>
-        <w:t xml:space="preserve"> schakelingen aan op de ESP32 zoals op het elektrische schema</w:t>
+        <w:t>Sluit de Mosfet schakelingen aan op de ESP32 zoals op het elektrische schema</w:t>
       </w:r>
     </w:p>
     <w:p>
@@ -2049,15 +1774,7 @@
         </w:numPr>
       </w:pPr>
       <w:r>
-        <w:t xml:space="preserve">Sluit de ESP32 aan op de laptop met de </w:t>
-      </w:r>
-      <w:proofErr w:type="spellStart"/>
-      <w:r>
-        <w:t>MicroUSB</w:t>
-      </w:r>
-      <w:proofErr w:type="spellEnd"/>
-      <w:r>
-        <w:t xml:space="preserve"> naar USBA kabel</w:t>
+        <w:t>Sluit de ESP32 aan op de laptop met de MicroUSB naar USBA kabel</w:t>
       </w:r>
     </w:p>
     <w:p>
@@ -2141,23 +1858,7 @@
     </w:p>
     <w:p>
       <w:r>
-        <w:t xml:space="preserve">De waterpompen worden correct aangestuurd op basis van de signalen die de </w:t>
-      </w:r>
-      <w:proofErr w:type="spellStart"/>
-      <w:r>
-        <w:t>arduino</w:t>
-      </w:r>
-      <w:proofErr w:type="spellEnd"/>
-      <w:r>
-        <w:t xml:space="preserve"> uitstuurt, door middel van de </w:t>
-      </w:r>
-      <w:proofErr w:type="spellStart"/>
-      <w:r>
-        <w:t>Mosfets</w:t>
-      </w:r>
-      <w:proofErr w:type="spellEnd"/>
-      <w:r>
-        <w:t xml:space="preserve">. </w:t>
+        <w:t xml:space="preserve">De waterpompen worden correct aangestuurd op basis van de signalen die de arduino uitstuurt, door middel van de Mosfets. </w:t>
       </w:r>
     </w:p>
     <w:p>
@@ -2277,15 +1978,7 @@
         <w:t xml:space="preserve">en een verandering is nodig, </w:t>
       </w:r>
       <w:r>
-        <w:t xml:space="preserve">moeten de pompen in beweging komen om de </w:t>
-      </w:r>
-      <w:proofErr w:type="spellStart"/>
-      <w:r>
-        <w:t>Floating</w:t>
-      </w:r>
-      <w:proofErr w:type="spellEnd"/>
-      <w:r>
-        <w:t xml:space="preserve"> Farm te stabiliseren. </w:t>
+        <w:t xml:space="preserve">moeten de pompen in beweging komen om de Floating Farm te stabiliseren. </w:t>
       </w:r>
     </w:p>
     <w:p>
@@ -2302,27 +1995,11 @@
       </w:r>
       <w:r>
         <w:br/>
-        <w:t xml:space="preserve">- Schaalmodel </w:t>
-      </w:r>
-      <w:proofErr w:type="spellStart"/>
-      <w:r>
-        <w:t>Floating</w:t>
-      </w:r>
-      <w:proofErr w:type="spellEnd"/>
-      <w:r>
-        <w:t xml:space="preserve"> Farm</w:t>
+        <w:t>- Schaalmodel Floating Farm</w:t>
       </w:r>
       <w:r>
         <w:br/>
-        <w:t xml:space="preserve">- Laptop met een manier om code up te </w:t>
-      </w:r>
-      <w:proofErr w:type="spellStart"/>
-      <w:r>
-        <w:t>loaden</w:t>
-      </w:r>
-      <w:proofErr w:type="spellEnd"/>
-      <w:r>
-        <w:t xml:space="preserve"> naar de ESP32</w:t>
+        <w:t>- Laptop met een manier om code up te loaden naar de ESP32</w:t>
       </w:r>
       <w:r>
         <w:br/>
@@ -2330,13 +2007,8 @@
       </w:r>
       <w:r>
         <w:br/>
-        <w:t xml:space="preserve">- MPU-6050 </w:t>
-      </w:r>
-      <w:proofErr w:type="spellStart"/>
-      <w:r>
-        <w:t>accelerometer</w:t>
-      </w:r>
-      <w:proofErr w:type="spellEnd"/>
+        <w:t>- MPU-6050 accelerometer</w:t>
+      </w:r>
       <w:r>
         <w:br/>
         <w:t>- ESP32 code</w:t>
@@ -2347,13 +2019,8 @@
       </w:r>
       <w:r>
         <w:br/>
-        <w:t xml:space="preserve">- 4 </w:t>
-      </w:r>
-      <w:proofErr w:type="spellStart"/>
-      <w:r>
-        <w:t>Mosfets</w:t>
-      </w:r>
-      <w:proofErr w:type="spellEnd"/>
+        <w:t>- 4 Mosfets</w:t>
+      </w:r>
       <w:r>
         <w:br/>
         <w:t>- 4 miniatuur waterpompen + bijbehorende buizen</w:t>
@@ -2380,15 +2047,7 @@
         </w:numPr>
       </w:pPr>
       <w:r>
-        <w:t xml:space="preserve">Sluit de Accelerometer en waterpompen met de </w:t>
-      </w:r>
-      <w:proofErr w:type="spellStart"/>
-      <w:r>
-        <w:t>Mosfets</w:t>
-      </w:r>
-      <w:proofErr w:type="spellEnd"/>
-      <w:r>
-        <w:t xml:space="preserve"> aan op de ESP volgens het elektrische schema. </w:t>
+        <w:t xml:space="preserve">Sluit de Accelerometer en waterpompen met de Mosfets aan op de ESP volgens het elektrische schema. </w:t>
       </w:r>
     </w:p>
     <w:p>
@@ -2412,15 +2071,7 @@
         </w:numPr>
       </w:pPr>
       <w:r>
-        <w:t xml:space="preserve">Open de verwezen code en download de benodigde </w:t>
-      </w:r>
-      <w:proofErr w:type="spellStart"/>
-      <w:r>
-        <w:t>libraries</w:t>
-      </w:r>
-      <w:proofErr w:type="spellEnd"/>
-      <w:r>
-        <w:t xml:space="preserve"> </w:t>
+        <w:t xml:space="preserve">Open de verwezen code en download de benodigde libraries </w:t>
       </w:r>
     </w:p>
     <w:p>
@@ -2519,15 +2170,7 @@
           </w:tcPr>
           <w:p>
             <w:r>
-              <w:t xml:space="preserve">Het stabilisatiesysteem stabiliseert de </w:t>
-            </w:r>
-            <w:proofErr w:type="spellStart"/>
-            <w:r>
-              <w:t>floating</w:t>
-            </w:r>
-            <w:proofErr w:type="spellEnd"/>
-            <w:r>
-              <w:t xml:space="preserve"> farm, maar niet binnen 10 graden afwijking.</w:t>
+              <w:t>Het stabilisatiesysteem stabiliseert de floating farm, maar niet binnen 10 graden afwijking.</w:t>
             </w:r>
           </w:p>
         </w:tc>
@@ -2543,15 +2186,7 @@
     </w:p>
     <w:p>
       <w:r>
-        <w:t xml:space="preserve">De test is compleet als het systeem de </w:t>
-      </w:r>
-      <w:proofErr w:type="spellStart"/>
-      <w:r>
-        <w:t>floating</w:t>
-      </w:r>
-      <w:proofErr w:type="spellEnd"/>
-      <w:r>
-        <w:t xml:space="preserve"> farm stabiliseert voordat het 10 graden afwijking heeft.</w:t>
+        <w:t>De test is compleet als het systeem de floating farm stabiliseert voordat het 10 graden afwijking heeft.</w:t>
       </w:r>
     </w:p>
     <w:p>
@@ -2690,15 +2325,7 @@
         </w:numPr>
       </w:pPr>
       <w:r>
-        <w:t xml:space="preserve">Schaalmodel van de </w:t>
-      </w:r>
-      <w:proofErr w:type="spellStart"/>
-      <w:r>
-        <w:t>floating</w:t>
-      </w:r>
-      <w:proofErr w:type="spellEnd"/>
-      <w:r>
-        <w:t xml:space="preserve"> farm met 4 waterdichte ballasttanks</w:t>
+        <w:t>Schaalmodel van de floating farm met 4 waterdichte ballasttanks</w:t>
       </w:r>
     </w:p>
     <w:p>
@@ -2861,6 +2488,28 @@
           </w:p>
         </w:tc>
       </w:tr>
+      <w:tr>
+        <w:tc>
+          <w:tcPr>
+            <w:tcW w:w="1255" w:type="dxa"/>
+          </w:tcPr>
+          <w:p>
+            <w:r>
+              <w:t>2</w:t>
+            </w:r>
+          </w:p>
+        </w:tc>
+        <w:tc>
+          <w:tcPr>
+            <w:tcW w:w="7807" w:type="dxa"/>
+          </w:tcPr>
+          <w:p>
+            <w:r>
+              <w:t>De ballasttanks lekken een beetje bij de connectiepunt tussen de  buizen en de tank.</w:t>
+            </w:r>
+          </w:p>
+        </w:tc>
+      </w:tr>
     </w:tbl>
     <w:p>
       <w:pPr>
@@ -2939,6 +2588,28 @@
             </w:r>
             <w:r>
               <w:t>2 ballasttanks</w:t>
+            </w:r>
+          </w:p>
+        </w:tc>
+      </w:tr>
+      <w:tr>
+        <w:tc>
+          <w:tcPr>
+            <w:tcW w:w="1345" w:type="dxa"/>
+          </w:tcPr>
+          <w:p>
+            <w:r>
+              <w:t>2</w:t>
+            </w:r>
+          </w:p>
+        </w:tc>
+        <w:tc>
+          <w:tcPr>
+            <w:tcW w:w="7717" w:type="dxa"/>
+          </w:tcPr>
+          <w:p>
+            <w:r>
+              <w:t>Lek bij de transitie tussen de ballasttanks</w:t>
             </w:r>
           </w:p>
         </w:tc>

--- a/Opleverset/Documentatie/Testplan.docx
+++ b/Opleverset/Documentatie/Testplan.docx
@@ -130,7 +130,7 @@
       <w:r>
         <w:fldChar w:fldCharType="separate"/>
       </w:r>
-      <w:hyperlink w:anchor="_Toc217033196" w:history="1">
+      <w:hyperlink w:anchor="_Toc219467631" w:history="1">
         <w:r>
           <w:rPr>
             <w:rStyle w:val="Hyperlink"/>
@@ -157,7 +157,79 @@
             <w:noProof/>
             <w:webHidden/>
           </w:rPr>
-          <w:instrText xml:space="preserve"> PAGEREF _Toc217033196 \h </w:instrText>
+          <w:instrText xml:space="preserve"> PAGEREF _Toc219467631 \h </w:instrText>
+        </w:r>
+        <w:r>
+          <w:rPr>
+            <w:noProof/>
+            <w:webHidden/>
+          </w:rPr>
+        </w:r>
+        <w:r>
+          <w:rPr>
+            <w:noProof/>
+            <w:webHidden/>
+          </w:rPr>
+          <w:fldChar w:fldCharType="separate"/>
+        </w:r>
+        <w:r>
+          <w:rPr>
+            <w:noProof/>
+            <w:webHidden/>
+          </w:rPr>
+          <w:t>2</w:t>
+        </w:r>
+        <w:r>
+          <w:rPr>
+            <w:noProof/>
+            <w:webHidden/>
+          </w:rPr>
+          <w:fldChar w:fldCharType="end"/>
+        </w:r>
+      </w:hyperlink>
+    </w:p>
+    <w:p>
+      <w:pPr>
+        <w:pStyle w:val="TOC1"/>
+        <w:tabs>
+          <w:tab w:val="right" w:leader="dot" w:pos="9062"/>
+        </w:tabs>
+        <w:rPr>
+          <w:rFonts w:eastAsiaTheme="minorEastAsia"/>
+          <w:noProof/>
+          <w:sz w:val="24"/>
+          <w:szCs w:val="24"/>
+          <w:lang w:eastAsia="nl-NL"/>
+        </w:rPr>
+      </w:pPr>
+      <w:hyperlink w:anchor="_Toc219467632" w:history="1">
+        <w:r>
+          <w:rPr>
+            <w:rStyle w:val="Hyperlink"/>
+            <w:noProof/>
+          </w:rPr>
+          <w:t>Test 2: Sensorlezingen op waterpas</w:t>
+        </w:r>
+        <w:r>
+          <w:rPr>
+            <w:noProof/>
+            <w:webHidden/>
+          </w:rPr>
+          <w:tab/>
+        </w:r>
+        <w:r>
+          <w:rPr>
+            <w:noProof/>
+            <w:webHidden/>
+          </w:rPr>
+          <w:fldChar w:fldCharType="begin"/>
+        </w:r>
+        <w:r>
+          <w:rPr>
+            <w:noProof/>
+            <w:webHidden/>
+          </w:rPr>
+          <w:instrText xml:space="preserve"> PAGEREF _Toc219467632 \h </w:instrText>
         </w:r>
         <w:r>
           <w:rPr>
@@ -202,13 +274,13 @@
           <w:lang w:eastAsia="nl-NL"/>
         </w:rPr>
       </w:pPr>
-      <w:hyperlink w:anchor="_Toc217033197" w:history="1">
+      <w:hyperlink w:anchor="_Toc219467633" w:history="1">
         <w:r>
           <w:rPr>
             <w:rStyle w:val="Hyperlink"/>
             <w:noProof/>
           </w:rPr>
-          <w:t>Test 2: Sensorlezingen op waterpas</w:t>
+          <w:t>Test 3: Update interface</w:t>
         </w:r>
         <w:r>
           <w:rPr>
@@ -229,7 +301,7 @@
             <w:noProof/>
             <w:webHidden/>
           </w:rPr>
-          <w:instrText xml:space="preserve"> PAGEREF _Toc217033197 \h </w:instrText>
+          <w:instrText xml:space="preserve"> PAGEREF _Toc219467633 \h </w:instrText>
         </w:r>
         <w:r>
           <w:rPr>
@@ -274,13 +346,13 @@
           <w:lang w:eastAsia="nl-NL"/>
         </w:rPr>
       </w:pPr>
-      <w:hyperlink w:anchor="_Toc217033198" w:history="1">
+      <w:hyperlink w:anchor="_Toc219467634" w:history="1">
         <w:r>
           <w:rPr>
             <w:rStyle w:val="Hyperlink"/>
             <w:noProof/>
           </w:rPr>
-          <w:t>Test 3: Update interface</w:t>
+          <w:t>Test 4:  Aansturen van de waterpompen met Mosfets</w:t>
         </w:r>
         <w:r>
           <w:rPr>
@@ -301,7 +373,7 @@
             <w:noProof/>
             <w:webHidden/>
           </w:rPr>
-          <w:instrText xml:space="preserve"> PAGEREF _Toc217033198 \h </w:instrText>
+          <w:instrText xml:space="preserve"> PAGEREF _Toc219467634 \h </w:instrText>
         </w:r>
         <w:r>
           <w:rPr>
@@ -346,13 +418,13 @@
           <w:lang w:eastAsia="nl-NL"/>
         </w:rPr>
       </w:pPr>
-      <w:hyperlink w:anchor="_Toc217033199" w:history="1">
+      <w:hyperlink w:anchor="_Toc219467635" w:history="1">
         <w:r>
           <w:rPr>
             <w:rStyle w:val="Hyperlink"/>
             <w:noProof/>
           </w:rPr>
-          <w:t>Test 4:  Aansturen van de waterpompen met Mosfets</w:t>
+          <w:t>Test 5: Algoritme gebaseerd op sensordata</w:t>
         </w:r>
         <w:r>
           <w:rPr>
@@ -373,7 +445,7 @@
             <w:noProof/>
             <w:webHidden/>
           </w:rPr>
-          <w:instrText xml:space="preserve"> PAGEREF _Toc217033199 \h </w:instrText>
+          <w:instrText xml:space="preserve"> PAGEREF _Toc219467635 \h </w:instrText>
         </w:r>
         <w:r>
           <w:rPr>
@@ -418,13 +490,13 @@
           <w:lang w:eastAsia="nl-NL"/>
         </w:rPr>
       </w:pPr>
-      <w:hyperlink w:anchor="_Toc217033200" w:history="1">
+      <w:hyperlink w:anchor="_Toc219467636" w:history="1">
         <w:r>
           <w:rPr>
             <w:rStyle w:val="Hyperlink"/>
             <w:noProof/>
           </w:rPr>
-          <w:t>Test 5: Algoritme gebaseerd op sensordata</w:t>
+          <w:t>Test 6 : Waterdichtheid van de ballasttanks</w:t>
         </w:r>
         <w:r>
           <w:rPr>
@@ -445,7 +517,7 @@
             <w:noProof/>
             <w:webHidden/>
           </w:rPr>
-          <w:instrText xml:space="preserve"> PAGEREF _Toc217033200 \h </w:instrText>
+          <w:instrText xml:space="preserve"> PAGEREF _Toc219467636 \h </w:instrText>
         </w:r>
         <w:r>
           <w:rPr>
@@ -490,13 +562,13 @@
           <w:lang w:eastAsia="nl-NL"/>
         </w:rPr>
       </w:pPr>
-      <w:hyperlink w:anchor="_Toc217033201" w:history="1">
+      <w:hyperlink w:anchor="_Toc219467637" w:history="1">
         <w:r>
           <w:rPr>
             <w:rStyle w:val="Hyperlink"/>
             <w:noProof/>
           </w:rPr>
-          <w:t>Test 6 : …</w:t>
+          <w:t>Changelog</w:t>
         </w:r>
         <w:r>
           <w:rPr>
@@ -517,7 +589,7 @@
             <w:noProof/>
             <w:webHidden/>
           </w:rPr>
-          <w:instrText xml:space="preserve"> PAGEREF _Toc217033201 \h </w:instrText>
+          <w:instrText xml:space="preserve"> PAGEREF _Toc219467637 \h </w:instrText>
         </w:r>
         <w:r>
           <w:rPr>
@@ -549,77 +621,6 @@
       </w:hyperlink>
     </w:p>
     <w:p>
-      <w:pPr>
-        <w:pStyle w:val="TOC1"/>
-        <w:tabs>
-          <w:tab w:val="right" w:leader="dot" w:pos="9062"/>
-        </w:tabs>
-        <w:rPr>
-          <w:rStyle w:val="Hyperlink"/>
-          <w:noProof/>
-        </w:rPr>
-      </w:pPr>
-      <w:hyperlink w:anchor="_Toc217033202" w:history="1">
-        <w:r>
-          <w:rPr>
-            <w:rStyle w:val="Hyperlink"/>
-            <w:noProof/>
-          </w:rPr>
-          <w:t>Changelog</w:t>
-        </w:r>
-        <w:r>
-          <w:rPr>
-            <w:noProof/>
-            <w:webHidden/>
-          </w:rPr>
-          <w:tab/>
-        </w:r>
-        <w:r>
-          <w:rPr>
-            <w:noProof/>
-            <w:webHidden/>
-          </w:rPr>
-          <w:fldChar w:fldCharType="begin"/>
-        </w:r>
-        <w:r>
-          <w:rPr>
-            <w:noProof/>
-            <w:webHidden/>
-          </w:rPr>
-          <w:instrText xml:space="preserve"> PAGEREF _Toc217033202 \h </w:instrText>
-        </w:r>
-        <w:r>
-          <w:rPr>
-            <w:noProof/>
-            <w:webHidden/>
-          </w:rPr>
-        </w:r>
-        <w:r>
-          <w:rPr>
-            <w:noProof/>
-            <w:webHidden/>
-          </w:rPr>
-          <w:fldChar w:fldCharType="separate"/>
-        </w:r>
-        <w:r>
-          <w:rPr>
-            <w:noProof/>
-            <w:webHidden/>
-          </w:rPr>
-          <w:t>9</w:t>
-        </w:r>
-        <w:r>
-          <w:rPr>
-            <w:noProof/>
-            <w:webHidden/>
-          </w:rPr>
-          <w:fldChar w:fldCharType="end"/>
-        </w:r>
-      </w:hyperlink>
-    </w:p>
-    <w:p/>
-    <w:p/>
-    <w:p>
       <w:r>
         <w:fldChar w:fldCharType="end"/>
       </w:r>
@@ -631,7 +632,7 @@
       <w:pPr>
         <w:pStyle w:val="Heading1"/>
       </w:pPr>
-      <w:bookmarkStart w:id="0" w:name="_Toc217033196"/>
+      <w:bookmarkStart w:id="0" w:name="_Toc219467631"/>
       <w:r>
         <w:lastRenderedPageBreak/>
         <w:t>Test 1</w:t>
@@ -668,7 +669,15 @@
       </w:r>
       <w:r>
         <w:br/>
-        <w:t>- Floating Farm schaalmodel (zonder elektronica) (</w:t>
+        <w:t xml:space="preserve">- </w:t>
+      </w:r>
+      <w:proofErr w:type="spellStart"/>
+      <w:r>
+        <w:t>Floating</w:t>
+      </w:r>
+      <w:proofErr w:type="spellEnd"/>
+      <w:r>
+        <w:t xml:space="preserve"> Farm schaalmodel (zonder elektronica) (</w:t>
       </w:r>
       <w:r>
         <w:rPr>
@@ -913,7 +922,7 @@
       <w:pPr>
         <w:pStyle w:val="Heading1"/>
       </w:pPr>
-      <w:bookmarkStart w:id="1" w:name="_Toc217033197"/>
+      <w:bookmarkStart w:id="1" w:name="_Toc219467632"/>
       <w:r>
         <w:lastRenderedPageBreak/>
         <w:t>Test 2: Sensorlezingen op waterpas</w:t>
@@ -939,7 +948,15 @@
         <w:t xml:space="preserve"> het nulpunt </w:t>
       </w:r>
       <w:r>
-        <w:t xml:space="preserve">niet beïnvloed worden door de schommelingen van de Floating Farm en de eventuele verschillende startposities van de boerderij. </w:t>
+        <w:t xml:space="preserve">niet beïnvloed worden door de schommelingen van de </w:t>
+      </w:r>
+      <w:proofErr w:type="spellStart"/>
+      <w:r>
+        <w:t>Floating</w:t>
+      </w:r>
+      <w:proofErr w:type="spellEnd"/>
+      <w:r>
+        <w:t xml:space="preserve"> Farm en de eventuele verschillende startposities van de boerderij. </w:t>
       </w:r>
     </w:p>
     <w:p>
@@ -956,8 +973,13 @@
       </w:r>
       <w:r>
         <w:br/>
-        <w:t>- MPU-6050 accelerometer</w:t>
-      </w:r>
+        <w:t xml:space="preserve">- MPU-6050 </w:t>
+      </w:r>
+      <w:proofErr w:type="spellStart"/>
+      <w:r>
+        <w:t>accelerometer</w:t>
+      </w:r>
+      <w:proofErr w:type="spellEnd"/>
       <w:r>
         <w:br/>
         <w:t xml:space="preserve">- </w:t>
@@ -967,7 +989,15 @@
       </w:r>
       <w:r>
         <w:br/>
-        <w:t>- Laptop om code up te loaden en data binnen te krijgen</w:t>
+        <w:t xml:space="preserve">- Laptop om code up te </w:t>
+      </w:r>
+      <w:proofErr w:type="spellStart"/>
+      <w:r>
+        <w:t>loaden</w:t>
+      </w:r>
+      <w:proofErr w:type="spellEnd"/>
+      <w:r>
+        <w:t xml:space="preserve"> en data binnen te krijgen</w:t>
       </w:r>
       <w:r>
         <w:br/>
@@ -977,7 +1007,35 @@
         <w:rPr>
           <w:color w:val="00B0F0"/>
         </w:rPr>
-        <w:t>Project-5-6---Floating-Farm\Opleverset\Code\ESP32\</w:t>
+        <w:t>Project-5-6---</w:t>
+      </w:r>
+      <w:proofErr w:type="spellStart"/>
+      <w:r>
+        <w:rPr>
+          <w:color w:val="00B0F0"/>
+        </w:rPr>
+        <w:t>Floating</w:t>
+      </w:r>
+      <w:proofErr w:type="spellEnd"/>
+      <w:r>
+        <w:rPr>
+          <w:color w:val="00B0F0"/>
+        </w:rPr>
+        <w:t>-Farm\</w:t>
+      </w:r>
+      <w:proofErr w:type="spellStart"/>
+      <w:r>
+        <w:rPr>
+          <w:color w:val="00B0F0"/>
+        </w:rPr>
+        <w:t>Opleverset</w:t>
+      </w:r>
+      <w:proofErr w:type="spellEnd"/>
+      <w:r>
+        <w:rPr>
+          <w:color w:val="00B0F0"/>
+        </w:rPr>
+        <w:t>\Code\ESP32\</w:t>
       </w:r>
       <w:r>
         <w:rPr>
@@ -990,7 +1048,15 @@
       </w:r>
       <w:r>
         <w:br/>
-        <w:t>- MicroUSB naar USBA kabel</w:t>
+        <w:t xml:space="preserve">- </w:t>
+      </w:r>
+      <w:proofErr w:type="spellStart"/>
+      <w:r>
+        <w:t>MicroUSB</w:t>
+      </w:r>
+      <w:proofErr w:type="spellEnd"/>
+      <w:r>
+        <w:t xml:space="preserve"> naar USBA kabel</w:t>
       </w:r>
     </w:p>
     <w:p>
@@ -1022,7 +1088,15 @@
         </w:numPr>
       </w:pPr>
       <w:r>
-        <w:t>Sluit de ESP32 aan op de laptop met de MicroUSB naar USBA kabel.</w:t>
+        <w:t xml:space="preserve">Sluit de ESP32 aan op de laptop met de </w:t>
+      </w:r>
+      <w:proofErr w:type="spellStart"/>
+      <w:r>
+        <w:t>MicroUSB</w:t>
+      </w:r>
+      <w:proofErr w:type="spellEnd"/>
+      <w:r>
+        <w:t xml:space="preserve"> naar USBA kabel.</w:t>
       </w:r>
     </w:p>
     <w:p>
@@ -1034,8 +1108,13 @@
         </w:numPr>
       </w:pPr>
       <w:r>
-        <w:t>Open de verwezen code en download de benodigde libraries</w:t>
-      </w:r>
+        <w:t xml:space="preserve">Open de verwezen code en download de benodigde </w:t>
+      </w:r>
+      <w:proofErr w:type="spellStart"/>
+      <w:r>
+        <w:t>libraries</w:t>
+      </w:r>
+      <w:proofErr w:type="spellEnd"/>
     </w:p>
     <w:p>
       <w:pPr>
@@ -1046,7 +1125,15 @@
         </w:numPr>
       </w:pPr>
       <w:r>
-        <w:t>Upload de code naar de ESP32 en open de “Serial monitor”</w:t>
+        <w:t>Upload de code naar de ESP32 en open de “</w:t>
+      </w:r>
+      <w:proofErr w:type="spellStart"/>
+      <w:r>
+        <w:t>Serial</w:t>
+      </w:r>
+      <w:proofErr w:type="spellEnd"/>
+      <w:r>
+        <w:t xml:space="preserve"> monitor”</w:t>
       </w:r>
     </w:p>
     <w:p>
@@ -1269,7 +1356,7 @@
       <w:pPr>
         <w:pStyle w:val="Heading1"/>
       </w:pPr>
-      <w:bookmarkStart w:id="2" w:name="_Toc217033198"/>
+      <w:bookmarkStart w:id="2" w:name="_Toc219467633"/>
       <w:r>
         <w:lastRenderedPageBreak/>
         <w:t xml:space="preserve">Test 3: </w:t>
@@ -1324,7 +1411,15 @@
       </w:r>
       <w:r>
         <w:br/>
-        <w:t>- Laptop met een manier om code up te loaden naar de ESP32</w:t>
+        <w:t xml:space="preserve">- Laptop met een manier om code up te </w:t>
+      </w:r>
+      <w:proofErr w:type="spellStart"/>
+      <w:r>
+        <w:t>loaden</w:t>
+      </w:r>
+      <w:proofErr w:type="spellEnd"/>
+      <w:r>
+        <w:t xml:space="preserve"> naar de ESP32</w:t>
       </w:r>
       <w:r>
         <w:br/>
@@ -1333,18 +1428,67 @@
       <w:r>
         <w:t xml:space="preserve">bijv. </w:t>
       </w:r>
-      <w:r>
-        <w:t>Arduino R3)</w:t>
+      <w:proofErr w:type="spellStart"/>
+      <w:r>
+        <w:t>Arduino</w:t>
+      </w:r>
+      <w:proofErr w:type="spellEnd"/>
+      <w:r>
+        <w:t xml:space="preserve"> R3)</w:t>
       </w:r>
       <w:r>
         <w:br/>
-        <w:t xml:space="preserve">- Unity executable (zie </w:t>
+        <w:t xml:space="preserve">- </w:t>
+      </w:r>
+      <w:proofErr w:type="spellStart"/>
+      <w:r>
+        <w:t>Unity</w:t>
+      </w:r>
+      <w:proofErr w:type="spellEnd"/>
+      <w:r>
+        <w:t xml:space="preserve"> </w:t>
+      </w:r>
+      <w:proofErr w:type="spellStart"/>
+      <w:r>
+        <w:t>executable</w:t>
+      </w:r>
+      <w:proofErr w:type="spellEnd"/>
+      <w:r>
+        <w:t xml:space="preserve"> (zie </w:t>
       </w:r>
       <w:r>
         <w:rPr>
           <w:color w:val="00B0F0"/>
         </w:rPr>
-        <w:t>Project-5-6---Floating-Farm\Opleverset\Code\GUI</w:t>
+        <w:t>Project-5-6---</w:t>
+      </w:r>
+      <w:proofErr w:type="spellStart"/>
+      <w:r>
+        <w:rPr>
+          <w:color w:val="00B0F0"/>
+        </w:rPr>
+        <w:t>Floating</w:t>
+      </w:r>
+      <w:proofErr w:type="spellEnd"/>
+      <w:r>
+        <w:rPr>
+          <w:color w:val="00B0F0"/>
+        </w:rPr>
+        <w:t>-Farm\</w:t>
+      </w:r>
+      <w:proofErr w:type="spellStart"/>
+      <w:r>
+        <w:rPr>
+          <w:color w:val="00B0F0"/>
+        </w:rPr>
+        <w:t>Opleverset</w:t>
+      </w:r>
+      <w:proofErr w:type="spellEnd"/>
+      <w:r>
+        <w:rPr>
+          <w:color w:val="00B0F0"/>
+        </w:rPr>
+        <w:t>\Code\GUI</w:t>
       </w:r>
       <w:r>
         <w:rPr>
@@ -1369,7 +1513,35 @@
         <w:rPr>
           <w:color w:val="00B0F0"/>
         </w:rPr>
-        <w:t>Project-5-6---Floating-Farm\Opleverset\Code\ESP32</w:t>
+        <w:t>Project-5-6---</w:t>
+      </w:r>
+      <w:proofErr w:type="spellStart"/>
+      <w:r>
+        <w:rPr>
+          <w:color w:val="00B0F0"/>
+        </w:rPr>
+        <w:t>Floating</w:t>
+      </w:r>
+      <w:proofErr w:type="spellEnd"/>
+      <w:r>
+        <w:rPr>
+          <w:color w:val="00B0F0"/>
+        </w:rPr>
+        <w:t>-Farm\</w:t>
+      </w:r>
+      <w:proofErr w:type="spellStart"/>
+      <w:r>
+        <w:rPr>
+          <w:color w:val="00B0F0"/>
+        </w:rPr>
+        <w:t>Opleverset</w:t>
+      </w:r>
+      <w:proofErr w:type="spellEnd"/>
+      <w:r>
+        <w:rPr>
+          <w:color w:val="00B0F0"/>
+        </w:rPr>
+        <w:t>\Code\ESP32</w:t>
       </w:r>
       <w:r>
         <w:rPr>
@@ -1414,7 +1586,15 @@
         </w:numPr>
       </w:pPr>
       <w:r>
-        <w:t>Sluit de ESP32 aan op de laptop met de MicroUSB naar USBA kabel.</w:t>
+        <w:t xml:space="preserve">Sluit de ESP32 aan op de laptop met de </w:t>
+      </w:r>
+      <w:proofErr w:type="spellStart"/>
+      <w:r>
+        <w:t>MicroUSB</w:t>
+      </w:r>
+      <w:proofErr w:type="spellEnd"/>
+      <w:r>
+        <w:t xml:space="preserve"> naar USBA kabel.</w:t>
       </w:r>
     </w:p>
     <w:p>
@@ -1426,8 +1606,13 @@
         </w:numPr>
       </w:pPr>
       <w:r>
-        <w:t>Open de verwezen code en download de benodigde libraries</w:t>
-      </w:r>
+        <w:t xml:space="preserve">Open de verwezen code en download de benodigde </w:t>
+      </w:r>
+      <w:proofErr w:type="spellStart"/>
+      <w:r>
+        <w:t>libraries</w:t>
+      </w:r>
+      <w:proofErr w:type="spellEnd"/>
     </w:p>
     <w:p>
       <w:pPr>
@@ -1453,8 +1638,21 @@
         </w:numPr>
       </w:pPr>
       <w:r>
-        <w:t>Open de Unity executable</w:t>
-      </w:r>
+        <w:t xml:space="preserve">Open de </w:t>
+      </w:r>
+      <w:proofErr w:type="spellStart"/>
+      <w:r>
+        <w:t>Unity</w:t>
+      </w:r>
+      <w:proofErr w:type="spellEnd"/>
+      <w:r>
+        <w:t xml:space="preserve"> </w:t>
+      </w:r>
+      <w:proofErr w:type="spellStart"/>
+      <w:r>
+        <w:t>executable</w:t>
+      </w:r>
+      <w:proofErr w:type="spellEnd"/>
     </w:p>
     <w:p>
       <w:pPr>
@@ -1534,7 +1732,15 @@
           </w:tcPr>
           <w:p>
             <w:r>
-              <w:t>De Unity interface bootst te positie van de MPU-6050 na met behulp van een 3D model</w:t>
+              <w:t xml:space="preserve">De </w:t>
+            </w:r>
+            <w:proofErr w:type="spellStart"/>
+            <w:r>
+              <w:t>Unity</w:t>
+            </w:r>
+            <w:proofErr w:type="spellEnd"/>
+            <w:r>
+              <w:t xml:space="preserve"> interface bootst te positie van de MPU-6050 na met behulp van een 3D model</w:t>
             </w:r>
             <w:r>
               <w:t>.</w:t>
@@ -1557,7 +1763,15 @@
     </w:p>
     <w:p>
       <w:r>
-        <w:t>De Unity interface is accuraat in de</w:t>
+        <w:t xml:space="preserve">De </w:t>
+      </w:r>
+      <w:proofErr w:type="spellStart"/>
+      <w:r>
+        <w:t>Unity</w:t>
+      </w:r>
+      <w:proofErr w:type="spellEnd"/>
+      <w:r>
+        <w:t xml:space="preserve"> interface is accuraat in de</w:t>
       </w:r>
       <w:r>
         <w:t xml:space="preserve"> nabootsing en de positie komt overeen met de lezingen van de Accelerometer. Deze lezingen blijven accuraat voor op z’n minst 5 minuten met maximaal 3 graden afwijking.</w:t>
@@ -1645,7 +1859,7 @@
       <w:pPr>
         <w:pStyle w:val="Heading1"/>
       </w:pPr>
-      <w:bookmarkStart w:id="3" w:name="_Toc217033199"/>
+      <w:bookmarkStart w:id="3" w:name="_Toc219467634"/>
       <w:r>
         <w:lastRenderedPageBreak/>
         <w:t xml:space="preserve">Test </w:t>
@@ -1663,9 +1877,14 @@
         <w:t xml:space="preserve"> </w:t>
       </w:r>
       <w:r>
-        <w:t>Aansturen van de waterpompen met Mosfets</w:t>
+        <w:t xml:space="preserve">Aansturen van de waterpompen met </w:t>
+      </w:r>
+      <w:proofErr w:type="spellStart"/>
+      <w:r>
+        <w:t>Mosfets</w:t>
       </w:r>
       <w:bookmarkEnd w:id="3"/>
+      <w:proofErr w:type="spellEnd"/>
     </w:p>
     <w:p>
       <w:pPr>
@@ -1703,11 +1922,27 @@
       </w:r>
       <w:r>
         <w:br/>
-        <w:t>- Laptop met een manier om code up te loaden naar de ESP32</w:t>
+        <w:t xml:space="preserve">- Laptop met een manier om code up te </w:t>
+      </w:r>
+      <w:proofErr w:type="spellStart"/>
+      <w:r>
+        <w:t>loaden</w:t>
+      </w:r>
+      <w:proofErr w:type="spellEnd"/>
+      <w:r>
+        <w:t xml:space="preserve"> naar de ESP32</w:t>
       </w:r>
       <w:r>
         <w:br/>
-        <w:t>- Een ESP32 of soortgelijke microcontroller (bijv. Arduino R3)</w:t>
+        <w:t xml:space="preserve">- Een ESP32 of soortgelijke microcontroller (bijv. </w:t>
+      </w:r>
+      <w:proofErr w:type="spellStart"/>
+      <w:r>
+        <w:t>Arduino</w:t>
+      </w:r>
+      <w:proofErr w:type="spellEnd"/>
+      <w:r>
+        <w:t xml:space="preserve"> R3)</w:t>
       </w:r>
       <w:r>
         <w:br/>
@@ -1717,7 +1952,35 @@
         <w:rPr>
           <w:color w:val="00B0F0"/>
         </w:rPr>
-        <w:t>Project-5-6---Floating-Farm\Opleverset\Code\ESP32</w:t>
+        <w:t>Project-5-6---</w:t>
+      </w:r>
+      <w:proofErr w:type="spellStart"/>
+      <w:r>
+        <w:rPr>
+          <w:color w:val="00B0F0"/>
+        </w:rPr>
+        <w:t>Floating</w:t>
+      </w:r>
+      <w:proofErr w:type="spellEnd"/>
+      <w:r>
+        <w:rPr>
+          <w:color w:val="00B0F0"/>
+        </w:rPr>
+        <w:t>-Farm\</w:t>
+      </w:r>
+      <w:proofErr w:type="spellStart"/>
+      <w:r>
+        <w:rPr>
+          <w:color w:val="00B0F0"/>
+        </w:rPr>
+        <w:t>Opleverset</w:t>
+      </w:r>
+      <w:proofErr w:type="spellEnd"/>
+      <w:r>
+        <w:rPr>
+          <w:color w:val="00B0F0"/>
+        </w:rPr>
+        <w:t>\Code\ESP32</w:t>
       </w:r>
       <w:r>
         <w:rPr>
@@ -1738,8 +2001,13 @@
       </w:r>
       <w:r>
         <w:br/>
-        <w:t>- 4 Mosfets</w:t>
-      </w:r>
+        <w:t xml:space="preserve">- 4 </w:t>
+      </w:r>
+      <w:proofErr w:type="spellStart"/>
+      <w:r>
+        <w:t>Mosfets</w:t>
+      </w:r>
+      <w:proofErr w:type="spellEnd"/>
       <w:r>
         <w:br/>
         <w:t>- 10k Ohm weerstanden</w:t>
@@ -1762,7 +2030,15 @@
         </w:numPr>
       </w:pPr>
       <w:r>
-        <w:t>Sluit de Mosfet schakelingen aan op de ESP32 zoals op het elektrische schema</w:t>
+        <w:t xml:space="preserve">Sluit de </w:t>
+      </w:r>
+      <w:proofErr w:type="spellStart"/>
+      <w:r>
+        <w:t>Mosfet</w:t>
+      </w:r>
+      <w:proofErr w:type="spellEnd"/>
+      <w:r>
+        <w:t xml:space="preserve"> schakelingen aan op de ESP32 zoals op het elektrische schema</w:t>
       </w:r>
     </w:p>
     <w:p>
@@ -1774,7 +2050,15 @@
         </w:numPr>
       </w:pPr>
       <w:r>
-        <w:t>Sluit de ESP32 aan op de laptop met de MicroUSB naar USBA kabel</w:t>
+        <w:t xml:space="preserve">Sluit de ESP32 aan op de laptop met de </w:t>
+      </w:r>
+      <w:proofErr w:type="spellStart"/>
+      <w:r>
+        <w:t>MicroUSB</w:t>
+      </w:r>
+      <w:proofErr w:type="spellEnd"/>
+      <w:r>
+        <w:t xml:space="preserve"> naar USBA kabel</w:t>
       </w:r>
     </w:p>
     <w:p>
@@ -1858,7 +2142,23 @@
     </w:p>
     <w:p>
       <w:r>
-        <w:t xml:space="preserve">De waterpompen worden correct aangestuurd op basis van de signalen die de arduino uitstuurt, door middel van de Mosfets. </w:t>
+        <w:t xml:space="preserve">De waterpompen worden correct aangestuurd op basis van de signalen die de </w:t>
+      </w:r>
+      <w:proofErr w:type="spellStart"/>
+      <w:r>
+        <w:t>arduino</w:t>
+      </w:r>
+      <w:proofErr w:type="spellEnd"/>
+      <w:r>
+        <w:t xml:space="preserve"> uitstuurt, door middel van de </w:t>
+      </w:r>
+      <w:proofErr w:type="spellStart"/>
+      <w:r>
+        <w:t>Mosfets</w:t>
+      </w:r>
+      <w:proofErr w:type="spellEnd"/>
+      <w:r>
+        <w:t xml:space="preserve">. </w:t>
       </w:r>
     </w:p>
     <w:p>
@@ -1946,7 +2246,7 @@
       <w:pPr>
         <w:pStyle w:val="Heading1"/>
       </w:pPr>
-      <w:bookmarkStart w:id="4" w:name="_Toc217033200"/>
+      <w:bookmarkStart w:id="4" w:name="_Toc219467635"/>
       <w:r>
         <w:lastRenderedPageBreak/>
         <w:t xml:space="preserve">Test </w:t>
@@ -1978,7 +2278,15 @@
         <w:t xml:space="preserve">en een verandering is nodig, </w:t>
       </w:r>
       <w:r>
-        <w:t xml:space="preserve">moeten de pompen in beweging komen om de Floating Farm te stabiliseren. </w:t>
+        <w:t xml:space="preserve">moeten de pompen in beweging komen om de </w:t>
+      </w:r>
+      <w:proofErr w:type="spellStart"/>
+      <w:r>
+        <w:t>Floating</w:t>
+      </w:r>
+      <w:proofErr w:type="spellEnd"/>
+      <w:r>
+        <w:t xml:space="preserve"> Farm te stabiliseren. </w:t>
       </w:r>
     </w:p>
     <w:p>
@@ -1995,11 +2303,27 @@
       </w:r>
       <w:r>
         <w:br/>
-        <w:t>- Schaalmodel Floating Farm</w:t>
+        <w:t xml:space="preserve">- Schaalmodel </w:t>
+      </w:r>
+      <w:proofErr w:type="spellStart"/>
+      <w:r>
+        <w:t>Floating</w:t>
+      </w:r>
+      <w:proofErr w:type="spellEnd"/>
+      <w:r>
+        <w:t xml:space="preserve"> Farm</w:t>
       </w:r>
       <w:r>
         <w:br/>
-        <w:t>- Laptop met een manier om code up te loaden naar de ESP32</w:t>
+        <w:t xml:space="preserve">- Laptop met een manier om code up te </w:t>
+      </w:r>
+      <w:proofErr w:type="spellStart"/>
+      <w:r>
+        <w:t>loaden</w:t>
+      </w:r>
+      <w:proofErr w:type="spellEnd"/>
+      <w:r>
+        <w:t xml:space="preserve"> naar de ESP32</w:t>
       </w:r>
       <w:r>
         <w:br/>
@@ -2007,8 +2331,13 @@
       </w:r>
       <w:r>
         <w:br/>
-        <w:t>- MPU-6050 accelerometer</w:t>
-      </w:r>
+        <w:t xml:space="preserve">- MPU-6050 </w:t>
+      </w:r>
+      <w:proofErr w:type="spellStart"/>
+      <w:r>
+        <w:t>accelerometer</w:t>
+      </w:r>
+      <w:proofErr w:type="spellEnd"/>
       <w:r>
         <w:br/>
         <w:t>- ESP32 code</w:t>
@@ -2019,8 +2348,13 @@
       </w:r>
       <w:r>
         <w:br/>
-        <w:t>- 4 Mosfets</w:t>
-      </w:r>
+        <w:t xml:space="preserve">- 4 </w:t>
+      </w:r>
+      <w:proofErr w:type="spellStart"/>
+      <w:r>
+        <w:t>Mosfets</w:t>
+      </w:r>
+      <w:proofErr w:type="spellEnd"/>
       <w:r>
         <w:br/>
         <w:t>- 4 miniatuur waterpompen + bijbehorende buizen</w:t>
@@ -2047,7 +2381,15 @@
         </w:numPr>
       </w:pPr>
       <w:r>
-        <w:t xml:space="preserve">Sluit de Accelerometer en waterpompen met de Mosfets aan op de ESP volgens het elektrische schema. </w:t>
+        <w:t xml:space="preserve">Sluit de Accelerometer en waterpompen met de </w:t>
+      </w:r>
+      <w:proofErr w:type="spellStart"/>
+      <w:r>
+        <w:t>Mosfets</w:t>
+      </w:r>
+      <w:proofErr w:type="spellEnd"/>
+      <w:r>
+        <w:t xml:space="preserve"> aan op de ESP volgens het elektrische schema. </w:t>
       </w:r>
     </w:p>
     <w:p>
@@ -2071,7 +2413,15 @@
         </w:numPr>
       </w:pPr>
       <w:r>
-        <w:t xml:space="preserve">Open de verwezen code en download de benodigde libraries </w:t>
+        <w:t xml:space="preserve">Open de verwezen code en download de benodigde </w:t>
+      </w:r>
+      <w:proofErr w:type="spellStart"/>
+      <w:r>
+        <w:t>libraries</w:t>
+      </w:r>
+      <w:proofErr w:type="spellEnd"/>
+      <w:r>
+        <w:t xml:space="preserve"> </w:t>
       </w:r>
     </w:p>
     <w:p>
@@ -2170,7 +2520,15 @@
           </w:tcPr>
           <w:p>
             <w:r>
-              <w:t>Het stabilisatiesysteem stabiliseert de floating farm, maar niet binnen 10 graden afwijking.</w:t>
+              <w:t xml:space="preserve">Het stabilisatiesysteem stabiliseert de </w:t>
+            </w:r>
+            <w:proofErr w:type="spellStart"/>
+            <w:r>
+              <w:t>floating</w:t>
+            </w:r>
+            <w:proofErr w:type="spellEnd"/>
+            <w:r>
+              <w:t xml:space="preserve"> farm, maar niet binnen 10 graden afwijking.</w:t>
             </w:r>
           </w:p>
         </w:tc>
@@ -2186,7 +2544,15 @@
     </w:p>
     <w:p>
       <w:r>
-        <w:t>De test is compleet als het systeem de floating farm stabiliseert voordat het 10 graden afwijking heeft.</w:t>
+        <w:t xml:space="preserve">De test is compleet als het systeem de </w:t>
+      </w:r>
+      <w:proofErr w:type="spellStart"/>
+      <w:r>
+        <w:t>floating</w:t>
+      </w:r>
+      <w:proofErr w:type="spellEnd"/>
+      <w:r>
+        <w:t xml:space="preserve"> farm stabiliseert voordat het 10 graden afwijking heeft.</w:t>
       </w:r>
     </w:p>
     <w:p>
@@ -2274,7 +2640,7 @@
       <w:pPr>
         <w:pStyle w:val="Heading1"/>
       </w:pPr>
-      <w:bookmarkStart w:id="5" w:name="_Toc217033201"/>
+      <w:bookmarkStart w:id="5" w:name="_Toc219467636"/>
       <w:r>
         <w:lastRenderedPageBreak/>
         <w:t xml:space="preserve">Test </w:t>
@@ -2285,10 +2651,10 @@
       <w:r>
         <w:t xml:space="preserve"> : </w:t>
       </w:r>
+      <w:r>
+        <w:t>Waterdichtheid van de ballasttanks</w:t>
+      </w:r>
       <w:bookmarkEnd w:id="5"/>
-      <w:r>
-        <w:t>Waterdichtheid van de ballasttanks</w:t>
-      </w:r>
     </w:p>
     <w:p>
       <w:pPr>
@@ -2325,7 +2691,15 @@
         </w:numPr>
       </w:pPr>
       <w:r>
-        <w:t>Schaalmodel van de floating farm met 4 waterdichte ballasttanks</w:t>
+        <w:t xml:space="preserve">Schaalmodel van de </w:t>
+      </w:r>
+      <w:proofErr w:type="spellStart"/>
+      <w:r>
+        <w:t>floating</w:t>
+      </w:r>
+      <w:proofErr w:type="spellEnd"/>
+      <w:r>
+        <w:t xml:space="preserve"> farm met 4 waterdichte ballasttanks</w:t>
       </w:r>
     </w:p>
     <w:p>
@@ -2382,6 +2756,9 @@
       </w:pPr>
       <w:r>
         <w:t>Zet het schaalmodel in de bak</w:t>
+      </w:r>
+      <w:r>
+        <w:t xml:space="preserve"> om lekken op te vangen.</w:t>
       </w:r>
     </w:p>
     <w:p>
@@ -2510,6 +2887,28 @@
           </w:p>
         </w:tc>
       </w:tr>
+      <w:tr>
+        <w:tc>
+          <w:tcPr>
+            <w:tcW w:w="1255" w:type="dxa"/>
+          </w:tcPr>
+          <w:p>
+            <w:r>
+              <w:t>3</w:t>
+            </w:r>
+          </w:p>
+        </w:tc>
+        <w:tc>
+          <w:tcPr>
+            <w:tcW w:w="7807" w:type="dxa"/>
+          </w:tcPr>
+          <w:p>
+            <w:r>
+              <w:t>Complete waterdichtheid van de ballasttanks en de buizen ertussen.</w:t>
+            </w:r>
+          </w:p>
+        </w:tc>
+      </w:tr>
     </w:tbl>
     <w:p>
       <w:pPr>
@@ -2589,6 +2988,9 @@
             <w:r>
               <w:t>2 ballasttanks</w:t>
             </w:r>
+            <w:r>
+              <w:t xml:space="preserve"> door het plastic zelf heen.</w:t>
+            </w:r>
           </w:p>
         </w:tc>
       </w:tr>
@@ -2611,6 +3013,31 @@
             <w:r>
               <w:t>Lek bij de transitie tussen de ballasttanks</w:t>
             </w:r>
+            <w:r>
+              <w:t>.</w:t>
+            </w:r>
+          </w:p>
+        </w:tc>
+      </w:tr>
+      <w:tr>
+        <w:tc>
+          <w:tcPr>
+            <w:tcW w:w="1345" w:type="dxa"/>
+          </w:tcPr>
+          <w:p>
+            <w:r>
+              <w:t>3</w:t>
+            </w:r>
+          </w:p>
+        </w:tc>
+        <w:tc>
+          <w:tcPr>
+            <w:tcW w:w="7717" w:type="dxa"/>
+          </w:tcPr>
+          <w:p>
+            <w:r>
+              <w:t>Geen lekkages of water buiten de ballasttanks en buizen.</w:t>
+            </w:r>
           </w:p>
         </w:tc>
       </w:tr>
@@ -2625,7 +3052,7 @@
     </w:p>
     <w:p>
       <w:r>
-        <w:t>(Hier beschrijf je je bevindingen. Houd je waarnemingen naast de acceptatiecriteria en stel dan of de test succesvol was of niet.)</w:t>
+        <w:t xml:space="preserve">Test 3 succesvol, maar duidelijk moeilijk om echte waterdichtheid te bereiken. Eerste 2 tests waren onsuccesvol, omdat er kleine lekken zaten tussen het plastic en de buizen. </w:t>
       </w:r>
     </w:p>
     <w:p>
@@ -2638,7 +3065,7 @@
         <w:pStyle w:val="Heading1"/>
       </w:pPr>
       <w:bookmarkStart w:id="6" w:name="_Toc213669770"/>
-      <w:bookmarkStart w:id="7" w:name="_Toc217033202"/>
+      <w:bookmarkStart w:id="7" w:name="_Toc219467637"/>
       <w:r>
         <w:lastRenderedPageBreak/>
         <w:t>Changelog</w:t>
@@ -2836,6 +3263,68 @@
                 <w:lang w:val="nl-NL"/>
               </w:rPr>
               <w:t>Meerdere tests aangemaakt</w:t>
+            </w:r>
+          </w:p>
+        </w:tc>
+      </w:tr>
+      <w:tr>
+        <w:trPr>
+          <w:cnfStyle w:val="000000100000" w:firstRow="0" w:lastRow="0" w:firstColumn="0" w:lastColumn="0" w:oddVBand="0" w:evenVBand="0" w:oddHBand="1" w:evenHBand="0" w:firstRowFirstColumn="0" w:firstRowLastColumn="0" w:lastRowFirstColumn="0" w:lastRowLastColumn="0"/>
+        </w:trPr>
+        <w:tc>
+          <w:tcPr>
+            <w:cnfStyle w:val="001000000000" w:firstRow="0" w:lastRow="0" w:firstColumn="1" w:lastColumn="0" w:oddVBand="0" w:evenVBand="0" w:oddHBand="0" w:evenHBand="0" w:firstRowFirstColumn="0" w:firstRowLastColumn="0" w:lastRowFirstColumn="0" w:lastRowLastColumn="0"/>
+            <w:tcW w:w="3028" w:type="dxa"/>
+          </w:tcPr>
+          <w:p>
+            <w:pPr>
+              <w:rPr>
+                <w:lang w:val="nl-NL"/>
+              </w:rPr>
+            </w:pPr>
+            <w:r>
+              <w:rPr>
+                <w:lang w:val="nl-NL"/>
+              </w:rPr>
+              <w:t>16-1-2026</w:t>
+            </w:r>
+          </w:p>
+        </w:tc>
+        <w:tc>
+          <w:tcPr>
+            <w:tcW w:w="2782" w:type="dxa"/>
+          </w:tcPr>
+          <w:p>
+            <w:pPr>
+              <w:cnfStyle w:val="000000100000" w:firstRow="0" w:lastRow="0" w:firstColumn="0" w:lastColumn="0" w:oddVBand="0" w:evenVBand="0" w:oddHBand="1" w:evenHBand="0" w:firstRowFirstColumn="0" w:firstRowLastColumn="0" w:lastRowFirstColumn="0" w:lastRowLastColumn="0"/>
+              <w:rPr>
+                <w:lang w:val="nl-NL"/>
+              </w:rPr>
+            </w:pPr>
+            <w:r>
+              <w:rPr>
+                <w:lang w:val="nl-NL"/>
+              </w:rPr>
+              <w:t>2.1</w:t>
+            </w:r>
+          </w:p>
+        </w:tc>
+        <w:tc>
+          <w:tcPr>
+            <w:tcW w:w="3206" w:type="dxa"/>
+          </w:tcPr>
+          <w:p>
+            <w:pPr>
+              <w:cnfStyle w:val="000000100000" w:firstRow="0" w:lastRow="0" w:firstColumn="0" w:lastColumn="0" w:oddVBand="0" w:evenVBand="0" w:oddHBand="1" w:evenHBand="0" w:firstRowFirstColumn="0" w:firstRowLastColumn="0" w:lastRowFirstColumn="0" w:lastRowLastColumn="0"/>
+              <w:rPr>
+                <w:lang w:val="nl-NL"/>
+              </w:rPr>
+            </w:pPr>
+            <w:r>
+              <w:rPr>
+                <w:lang w:val="nl-NL"/>
+              </w:rPr>
+              <w:t>Test 6 afgemaakt en uitgevoerd</w:t>
             </w:r>
           </w:p>
         </w:tc>

--- a/Opleverset/Documentatie/Testplan.docx
+++ b/Opleverset/Documentatie/Testplan.docx
@@ -892,7 +892,7 @@
           </w:tcPr>
           <w:p>
             <w:r>
-              <w:t>…</w:t>
+              <w:t>Het schaalmodel blijft netjes liggen zonder lekken</w:t>
             </w:r>
           </w:p>
         </w:tc>
@@ -909,7 +909,7 @@
     </w:p>
     <w:p>
       <w:r>
-        <w:t>(Hier beschrijf je je bevindingen. Houd je waarnemingen naast de acceptatiecriteria en stel dan of de test succesvol was of niet.)</w:t>
+        <w:t xml:space="preserve">De test was succesvol. Het schaalmodel heeft geen lekken en is droog aan de onderzijde (onder de waterdichte laag). </w:t>
       </w:r>
     </w:p>
     <w:p/>

--- a/Opleverset/Documentatie/Testplan.docx
+++ b/Opleverset/Documentatie/Testplan.docx
@@ -2069,6 +2069,25 @@
           <w:numId w:val="9"/>
         </w:numPr>
       </w:pPr>
+      <w:r>
+        <w:t>Sluit de “</w:t>
+      </w:r>
+      <w:proofErr w:type="spellStart"/>
+      <w:r>
+        <w:t>Ground</w:t>
+      </w:r>
+      <w:proofErr w:type="spellEnd"/>
+      <w:r>
+        <w:t xml:space="preserve">” selectief aan op de juiste </w:t>
+      </w:r>
+      <w:proofErr w:type="spellStart"/>
+      <w:r>
+        <w:t>Mosfet</w:t>
+      </w:r>
+      <w:proofErr w:type="spellEnd"/>
+      <w:r>
+        <w:t xml:space="preserve"> (middelste pin)</w:t>
+      </w:r>
     </w:p>
     <w:p>
       <w:pPr>

--- a/Opleverset/Documentatie/Testplan.docx
+++ b/Opleverset/Documentatie/Testplan.docx
@@ -4,7 +4,7 @@
   <w:body>
     <w:p>
       <w:pPr>
-        <w:pStyle w:val="Title"/>
+        <w:pStyle w:val="Titel"/>
       </w:pPr>
       <w:r>
         <w:t>Testplan</w:t>
@@ -18,7 +18,7 @@
     </w:p>
     <w:p>
       <w:pPr>
-        <w:pStyle w:val="ListParagraph"/>
+        <w:pStyle w:val="Lijstalinea"/>
         <w:numPr>
           <w:ilvl w:val="0"/>
           <w:numId w:val="5"/>
@@ -42,7 +42,7 @@
     </w:p>
     <w:p>
       <w:pPr>
-        <w:pStyle w:val="ListParagraph"/>
+        <w:pStyle w:val="Lijstalinea"/>
         <w:numPr>
           <w:ilvl w:val="0"/>
           <w:numId w:val="5"/>
@@ -60,7 +60,7 @@
     </w:p>
     <w:p>
       <w:pPr>
-        <w:pStyle w:val="ListParagraph"/>
+        <w:pStyle w:val="Lijstalinea"/>
         <w:numPr>
           <w:ilvl w:val="0"/>
           <w:numId w:val="5"/>
@@ -78,7 +78,7 @@
     </w:p>
     <w:p>
       <w:pPr>
-        <w:pStyle w:val="ListParagraph"/>
+        <w:pStyle w:val="Lijstalinea"/>
         <w:numPr>
           <w:ilvl w:val="0"/>
           <w:numId w:val="5"/>
@@ -96,7 +96,7 @@
     </w:p>
     <w:p>
       <w:pPr>
-        <w:pStyle w:val="ListParagraph"/>
+        <w:pStyle w:val="Lijstalinea"/>
         <w:numPr>
           <w:ilvl w:val="0"/>
           <w:numId w:val="5"/>
@@ -109,7 +109,7 @@
     </w:p>
     <w:p>
       <w:pPr>
-        <w:pStyle w:val="TOC1"/>
+        <w:pStyle w:val="Inhopg1"/>
         <w:tabs>
           <w:tab w:val="right" w:leader="dot" w:pos="9062"/>
         </w:tabs>
@@ -190,7 +190,7 @@
     </w:p>
     <w:p>
       <w:pPr>
-        <w:pStyle w:val="TOC1"/>
+        <w:pStyle w:val="Inhopg1"/>
         <w:tabs>
           <w:tab w:val="right" w:leader="dot" w:pos="9062"/>
         </w:tabs>
@@ -262,7 +262,7 @@
     </w:p>
     <w:p>
       <w:pPr>
-        <w:pStyle w:val="TOC1"/>
+        <w:pStyle w:val="Inhopg1"/>
         <w:tabs>
           <w:tab w:val="right" w:leader="dot" w:pos="9062"/>
         </w:tabs>
@@ -334,7 +334,7 @@
     </w:p>
     <w:p>
       <w:pPr>
-        <w:pStyle w:val="TOC1"/>
+        <w:pStyle w:val="Inhopg1"/>
         <w:tabs>
           <w:tab w:val="right" w:leader="dot" w:pos="9062"/>
         </w:tabs>
@@ -406,7 +406,7 @@
     </w:p>
     <w:p>
       <w:pPr>
-        <w:pStyle w:val="TOC1"/>
+        <w:pStyle w:val="Inhopg1"/>
         <w:tabs>
           <w:tab w:val="right" w:leader="dot" w:pos="9062"/>
         </w:tabs>
@@ -478,7 +478,7 @@
     </w:p>
     <w:p>
       <w:pPr>
-        <w:pStyle w:val="TOC1"/>
+        <w:pStyle w:val="Inhopg1"/>
         <w:tabs>
           <w:tab w:val="right" w:leader="dot" w:pos="9062"/>
         </w:tabs>
@@ -550,7 +550,7 @@
     </w:p>
     <w:p>
       <w:pPr>
-        <w:pStyle w:val="TOC1"/>
+        <w:pStyle w:val="Inhopg1"/>
         <w:tabs>
           <w:tab w:val="right" w:leader="dot" w:pos="9062"/>
         </w:tabs>
@@ -630,7 +630,7 @@
     </w:p>
     <w:p>
       <w:pPr>
-        <w:pStyle w:val="Heading1"/>
+        <w:pStyle w:val="Kop1"/>
       </w:pPr>
       <w:bookmarkStart w:id="0" w:name="_Toc219467631"/>
       <w:r>
@@ -644,7 +644,7 @@
     </w:p>
     <w:p>
       <w:pPr>
-        <w:pStyle w:val="Heading2"/>
+        <w:pStyle w:val="Kop2"/>
       </w:pPr>
       <w:r>
         <w:t>Testdoel</w:t>
@@ -657,7 +657,7 @@
     </w:p>
     <w:p>
       <w:pPr>
-        <w:pStyle w:val="Heading2"/>
+        <w:pStyle w:val="Kop2"/>
       </w:pPr>
       <w:r>
         <w:t>Testopstelling</w:t>
@@ -707,7 +707,7 @@
     </w:p>
     <w:p>
       <w:pPr>
-        <w:pStyle w:val="Heading2"/>
+        <w:pStyle w:val="Kop2"/>
       </w:pPr>
       <w:r>
         <w:t>Uitvoer</w:t>
@@ -715,7 +715,7 @@
     </w:p>
     <w:p>
       <w:pPr>
-        <w:pStyle w:val="ListParagraph"/>
+        <w:pStyle w:val="Lijstalinea"/>
         <w:numPr>
           <w:ilvl w:val="0"/>
           <w:numId w:val="3"/>
@@ -727,7 +727,7 @@
     </w:p>
     <w:p>
       <w:pPr>
-        <w:pStyle w:val="ListParagraph"/>
+        <w:pStyle w:val="Lijstalinea"/>
         <w:numPr>
           <w:ilvl w:val="0"/>
           <w:numId w:val="3"/>
@@ -739,7 +739,7 @@
     </w:p>
     <w:p>
       <w:pPr>
-        <w:pStyle w:val="ListParagraph"/>
+        <w:pStyle w:val="Lijstalinea"/>
         <w:numPr>
           <w:ilvl w:val="0"/>
           <w:numId w:val="3"/>
@@ -751,7 +751,7 @@
     </w:p>
     <w:p>
       <w:pPr>
-        <w:pStyle w:val="Heading2"/>
+        <w:pStyle w:val="Kop2"/>
       </w:pPr>
       <w:r>
         <w:t>Verwachte resultaat</w:t>
@@ -759,7 +759,7 @@
     </w:p>
     <w:tbl>
       <w:tblPr>
-        <w:tblStyle w:val="TableGrid"/>
+        <w:tblStyle w:val="Tabelraster"/>
         <w:tblW w:w="0" w:type="auto"/>
         <w:tblLook w:val="04A0" w:firstRow="1" w:lastRow="0" w:firstColumn="1" w:lastColumn="0" w:noHBand="0" w:noVBand="1"/>
       </w:tblPr>
@@ -821,7 +821,7 @@
     <w:p/>
     <w:p>
       <w:pPr>
-        <w:pStyle w:val="Heading2"/>
+        <w:pStyle w:val="Kop2"/>
       </w:pPr>
       <w:r>
         <w:t>Acceptatiecriteria</w:t>
@@ -834,7 +834,7 @@
     </w:p>
     <w:p>
       <w:pPr>
-        <w:pStyle w:val="Heading2"/>
+        <w:pStyle w:val="Kop2"/>
       </w:pPr>
       <w:r>
         <w:t>Waarnemingen</w:t>
@@ -842,7 +842,7 @@
     </w:p>
     <w:tbl>
       <w:tblPr>
-        <w:tblStyle w:val="TableGrid"/>
+        <w:tblStyle w:val="Tabelraster"/>
         <w:tblW w:w="0" w:type="auto"/>
         <w:tblLook w:val="04A0" w:firstRow="1" w:lastRow="0" w:firstColumn="1" w:lastColumn="0" w:noHBand="0" w:noVBand="1"/>
       </w:tblPr>
@@ -901,7 +901,7 @@
     <w:p/>
     <w:p>
       <w:pPr>
-        <w:pStyle w:val="Heading2"/>
+        <w:pStyle w:val="Kop2"/>
       </w:pPr>
       <w:r>
         <w:t>Conclusie</w:t>
@@ -920,7 +920,7 @@
     </w:p>
     <w:p>
       <w:pPr>
-        <w:pStyle w:val="Heading1"/>
+        <w:pStyle w:val="Kop1"/>
       </w:pPr>
       <w:bookmarkStart w:id="1" w:name="_Toc219467632"/>
       <w:r>
@@ -931,7 +931,7 @@
     </w:p>
     <w:p>
       <w:pPr>
-        <w:pStyle w:val="Heading2"/>
+        <w:pStyle w:val="Kop2"/>
       </w:pPr>
       <w:r>
         <w:t>Testdoel</w:t>
@@ -961,7 +961,7 @@
     </w:p>
     <w:p>
       <w:pPr>
-        <w:pStyle w:val="Heading2"/>
+        <w:pStyle w:val="Kop2"/>
       </w:pPr>
       <w:r>
         <w:t>Testopstelling</w:t>
@@ -1061,7 +1061,7 @@
     </w:p>
     <w:p>
       <w:pPr>
-        <w:pStyle w:val="Heading2"/>
+        <w:pStyle w:val="Kop2"/>
       </w:pPr>
       <w:r>
         <w:t>Uitvoer</w:t>
@@ -1069,7 +1069,7 @@
     </w:p>
     <w:p>
       <w:pPr>
-        <w:pStyle w:val="ListParagraph"/>
+        <w:pStyle w:val="Lijstalinea"/>
         <w:numPr>
           <w:ilvl w:val="0"/>
           <w:numId w:val="6"/>
@@ -1081,7 +1081,7 @@
     </w:p>
     <w:p>
       <w:pPr>
-        <w:pStyle w:val="ListParagraph"/>
+        <w:pStyle w:val="Lijstalinea"/>
         <w:numPr>
           <w:ilvl w:val="0"/>
           <w:numId w:val="6"/>
@@ -1101,7 +1101,7 @@
     </w:p>
     <w:p>
       <w:pPr>
-        <w:pStyle w:val="ListParagraph"/>
+        <w:pStyle w:val="Lijstalinea"/>
         <w:numPr>
           <w:ilvl w:val="0"/>
           <w:numId w:val="6"/>
@@ -1118,7 +1118,7 @@
     </w:p>
     <w:p>
       <w:pPr>
-        <w:pStyle w:val="ListParagraph"/>
+        <w:pStyle w:val="Lijstalinea"/>
         <w:numPr>
           <w:ilvl w:val="0"/>
           <w:numId w:val="6"/>
@@ -1138,7 +1138,7 @@
     </w:p>
     <w:p>
       <w:pPr>
-        <w:pStyle w:val="ListParagraph"/>
+        <w:pStyle w:val="Lijstalinea"/>
         <w:numPr>
           <w:ilvl w:val="0"/>
           <w:numId w:val="6"/>
@@ -1150,7 +1150,7 @@
     </w:p>
     <w:p>
       <w:pPr>
-        <w:pStyle w:val="Heading2"/>
+        <w:pStyle w:val="Kop2"/>
       </w:pPr>
       <w:r>
         <w:t>Verwachte resultaat</w:t>
@@ -1158,7 +1158,7 @@
     </w:p>
     <w:tbl>
       <w:tblPr>
-        <w:tblStyle w:val="TableGrid"/>
+        <w:tblStyle w:val="Tabelraster"/>
         <w:tblW w:w="0" w:type="auto"/>
         <w:tblLook w:val="04A0" w:firstRow="1" w:lastRow="0" w:firstColumn="1" w:lastColumn="0" w:noHBand="0" w:noVBand="1"/>
       </w:tblPr>
@@ -1217,7 +1217,7 @@
     <w:p/>
     <w:p>
       <w:pPr>
-        <w:pStyle w:val="Heading2"/>
+        <w:pStyle w:val="Kop2"/>
       </w:pPr>
       <w:r>
         <w:t>Acceptatiecriteria</w:t>
@@ -1263,7 +1263,7 @@
     </w:p>
     <w:p>
       <w:pPr>
-        <w:pStyle w:val="Heading2"/>
+        <w:pStyle w:val="Kop2"/>
       </w:pPr>
       <w:r>
         <w:t>Waarnemingen</w:t>
@@ -1271,7 +1271,7 @@
     </w:p>
     <w:tbl>
       <w:tblPr>
-        <w:tblStyle w:val="TableGrid"/>
+        <w:tblStyle w:val="Tabelraster"/>
         <w:tblW w:w="0" w:type="auto"/>
         <w:tblLook w:val="04A0" w:firstRow="1" w:lastRow="0" w:firstColumn="1" w:lastColumn="0" w:noHBand="0" w:noVBand="1"/>
       </w:tblPr>
@@ -1333,7 +1333,7 @@
     <w:p/>
     <w:p>
       <w:pPr>
-        <w:pStyle w:val="Heading2"/>
+        <w:pStyle w:val="Kop2"/>
       </w:pPr>
       <w:r>
         <w:t>Conclusie</w:t>
@@ -1354,7 +1354,7 @@
     </w:p>
     <w:p>
       <w:pPr>
-        <w:pStyle w:val="Heading1"/>
+        <w:pStyle w:val="Kop1"/>
       </w:pPr>
       <w:bookmarkStart w:id="2" w:name="_Toc219467633"/>
       <w:r>
@@ -1368,7 +1368,7 @@
     </w:p>
     <w:p>
       <w:pPr>
-        <w:pStyle w:val="Heading2"/>
+        <w:pStyle w:val="Kop2"/>
       </w:pPr>
       <w:r>
         <w:t>Testdoel</w:t>
@@ -1399,7 +1399,7 @@
     </w:p>
     <w:p>
       <w:pPr>
-        <w:pStyle w:val="Heading2"/>
+        <w:pStyle w:val="Kop2"/>
       </w:pPr>
       <w:r>
         <w:t>Testopstelling</w:t>
@@ -1559,7 +1559,7 @@
     </w:p>
     <w:p>
       <w:pPr>
-        <w:pStyle w:val="Heading2"/>
+        <w:pStyle w:val="Kop2"/>
       </w:pPr>
       <w:r>
         <w:t>Uitvoer</w:t>
@@ -1567,7 +1567,7 @@
     </w:p>
     <w:p>
       <w:pPr>
-        <w:pStyle w:val="ListParagraph"/>
+        <w:pStyle w:val="Lijstalinea"/>
         <w:numPr>
           <w:ilvl w:val="0"/>
           <w:numId w:val="7"/>
@@ -1579,7 +1579,7 @@
     </w:p>
     <w:p>
       <w:pPr>
-        <w:pStyle w:val="ListParagraph"/>
+        <w:pStyle w:val="Lijstalinea"/>
         <w:numPr>
           <w:ilvl w:val="0"/>
           <w:numId w:val="7"/>
@@ -1599,7 +1599,7 @@
     </w:p>
     <w:p>
       <w:pPr>
-        <w:pStyle w:val="ListParagraph"/>
+        <w:pStyle w:val="Lijstalinea"/>
         <w:numPr>
           <w:ilvl w:val="0"/>
           <w:numId w:val="7"/>
@@ -1616,7 +1616,7 @@
     </w:p>
     <w:p>
       <w:pPr>
-        <w:pStyle w:val="ListParagraph"/>
+        <w:pStyle w:val="Lijstalinea"/>
         <w:numPr>
           <w:ilvl w:val="0"/>
           <w:numId w:val="7"/>
@@ -1631,7 +1631,7 @@
     </w:p>
     <w:p>
       <w:pPr>
-        <w:pStyle w:val="ListParagraph"/>
+        <w:pStyle w:val="Lijstalinea"/>
         <w:numPr>
           <w:ilvl w:val="0"/>
           <w:numId w:val="7"/>
@@ -1656,19 +1656,34 @@
     </w:p>
     <w:p>
       <w:pPr>
-        <w:pStyle w:val="ListParagraph"/>
+        <w:pStyle w:val="Lijstalinea"/>
         <w:numPr>
           <w:ilvl w:val="0"/>
           <w:numId w:val="7"/>
         </w:numPr>
       </w:pPr>
       <w:r>
-        <w:t>Observeer het model voor 5 minuten en noteer resultaten.</w:t>
-      </w:r>
-    </w:p>
-    <w:p>
-      <w:pPr>
-        <w:pStyle w:val="Heading2"/>
+        <w:t xml:space="preserve">Zet motor 1 voor 1 aan </w:t>
+      </w:r>
+    </w:p>
+    <w:p>
+      <w:pPr>
+        <w:pStyle w:val="Lijstalinea"/>
+        <w:numPr>
+          <w:ilvl w:val="0"/>
+          <w:numId w:val="7"/>
+        </w:numPr>
+      </w:pPr>
+      <w:r>
+        <w:t>Observeer</w:t>
+      </w:r>
+      <w:r>
+        <w:t xml:space="preserve"> dat voor de juist motor de juiste status word geüpdatet</w:t>
+      </w:r>
+    </w:p>
+    <w:p>
+      <w:pPr>
+        <w:pStyle w:val="Kop2"/>
       </w:pPr>
       <w:r>
         <w:t>Verwac</w:t>
@@ -1682,7 +1697,7 @@
     </w:p>
     <w:tbl>
       <w:tblPr>
-        <w:tblStyle w:val="TableGrid"/>
+        <w:tblStyle w:val="Tabelraster"/>
         <w:tblW w:w="0" w:type="auto"/>
         <w:tblLook w:val="04A0" w:firstRow="1" w:lastRow="0" w:firstColumn="1" w:lastColumn="0" w:noHBand="0" w:noVBand="1"/>
       </w:tblPr>
@@ -1755,7 +1770,7 @@
     <w:p/>
     <w:p>
       <w:pPr>
-        <w:pStyle w:val="Heading2"/>
+        <w:pStyle w:val="Kop2"/>
       </w:pPr>
       <w:r>
         <w:t>Acceptatiecriteria</w:t>
@@ -1779,7 +1794,7 @@
     </w:p>
     <w:p>
       <w:pPr>
-        <w:pStyle w:val="Heading2"/>
+        <w:pStyle w:val="Kop2"/>
       </w:pPr>
       <w:r>
         <w:t>Waarnemingen</w:t>
@@ -1787,7 +1802,7 @@
     </w:p>
     <w:tbl>
       <w:tblPr>
-        <w:tblStyle w:val="TableGrid"/>
+        <w:tblStyle w:val="Tabelraster"/>
         <w:tblW w:w="0" w:type="auto"/>
         <w:tblLook w:val="04A0" w:firstRow="1" w:lastRow="0" w:firstColumn="1" w:lastColumn="0" w:noHBand="0" w:noVBand="1"/>
       </w:tblPr>
@@ -1843,7 +1858,7 @@
     <w:p/>
     <w:p>
       <w:pPr>
-        <w:pStyle w:val="Heading2"/>
+        <w:pStyle w:val="Kop2"/>
       </w:pPr>
       <w:r>
         <w:t>Conclusie</w:t>
@@ -1857,7 +1872,7 @@
     <w:p/>
     <w:p>
       <w:pPr>
-        <w:pStyle w:val="Heading1"/>
+        <w:pStyle w:val="Kop1"/>
       </w:pPr>
       <w:bookmarkStart w:id="3" w:name="_Toc219467634"/>
       <w:r>
@@ -1888,7 +1903,7 @@
     </w:p>
     <w:p>
       <w:pPr>
-        <w:pStyle w:val="Heading2"/>
+        <w:pStyle w:val="Kop2"/>
       </w:pPr>
       <w:r>
         <w:t>Testdoel</w:t>
@@ -1910,7 +1925,7 @@
     </w:p>
     <w:p>
       <w:pPr>
-        <w:pStyle w:val="Heading2"/>
+        <w:pStyle w:val="Kop2"/>
       </w:pPr>
       <w:r>
         <w:t>Testopstelling</w:t>
@@ -2015,7 +2030,7 @@
     </w:p>
     <w:p>
       <w:pPr>
-        <w:pStyle w:val="Heading2"/>
+        <w:pStyle w:val="Kop2"/>
       </w:pPr>
       <w:r>
         <w:t>Uitvoer</w:t>
@@ -2023,7 +2038,7 @@
     </w:p>
     <w:p>
       <w:pPr>
-        <w:pStyle w:val="ListParagraph"/>
+        <w:pStyle w:val="Lijstalinea"/>
         <w:numPr>
           <w:ilvl w:val="0"/>
           <w:numId w:val="9"/>
@@ -2043,7 +2058,7 @@
     </w:p>
     <w:p>
       <w:pPr>
-        <w:pStyle w:val="ListParagraph"/>
+        <w:pStyle w:val="Lijstalinea"/>
         <w:numPr>
           <w:ilvl w:val="0"/>
           <w:numId w:val="9"/>
@@ -2063,7 +2078,7 @@
     </w:p>
     <w:p>
       <w:pPr>
-        <w:pStyle w:val="ListParagraph"/>
+        <w:pStyle w:val="Lijstalinea"/>
         <w:numPr>
           <w:ilvl w:val="0"/>
           <w:numId w:val="9"/>
@@ -2091,7 +2106,7 @@
     </w:p>
     <w:p>
       <w:pPr>
-        <w:pStyle w:val="Heading2"/>
+        <w:pStyle w:val="Kop2"/>
       </w:pPr>
       <w:r>
         <w:t>Verwachte resultaat</w:t>
@@ -2099,7 +2114,7 @@
     </w:p>
     <w:tbl>
       <w:tblPr>
-        <w:tblStyle w:val="TableGrid"/>
+        <w:tblStyle w:val="Tabelraster"/>
         <w:tblW w:w="0" w:type="auto"/>
         <w:tblLook w:val="04A0" w:firstRow="1" w:lastRow="0" w:firstColumn="1" w:lastColumn="0" w:noHBand="0" w:noVBand="1"/>
       </w:tblPr>
@@ -2153,7 +2168,7 @@
     </w:tbl>
     <w:p>
       <w:pPr>
-        <w:pStyle w:val="Heading2"/>
+        <w:pStyle w:val="Kop2"/>
       </w:pPr>
       <w:r>
         <w:t>Acceptatiecriteria</w:t>
@@ -2182,7 +2197,7 @@
     </w:p>
     <w:p>
       <w:pPr>
-        <w:pStyle w:val="Heading2"/>
+        <w:pStyle w:val="Kop2"/>
       </w:pPr>
       <w:r>
         <w:t>Waarnemingen</w:t>
@@ -2190,7 +2205,7 @@
     </w:p>
     <w:tbl>
       <w:tblPr>
-        <w:tblStyle w:val="TableGrid"/>
+        <w:tblStyle w:val="Tabelraster"/>
         <w:tblW w:w="0" w:type="auto"/>
         <w:tblLook w:val="04A0" w:firstRow="1" w:lastRow="0" w:firstColumn="1" w:lastColumn="0" w:noHBand="0" w:noVBand="1"/>
       </w:tblPr>
@@ -2245,7 +2260,7 @@
     </w:tbl>
     <w:p>
       <w:pPr>
-        <w:pStyle w:val="Heading2"/>
+        <w:pStyle w:val="Kop2"/>
       </w:pPr>
       <w:r>
         <w:t>Conclusie</w:t>
@@ -2263,7 +2278,7 @@
     </w:p>
     <w:p>
       <w:pPr>
-        <w:pStyle w:val="Heading1"/>
+        <w:pStyle w:val="Kop1"/>
       </w:pPr>
       <w:bookmarkStart w:id="4" w:name="_Toc219467635"/>
       <w:r>
@@ -2283,7 +2298,7 @@
     </w:p>
     <w:p>
       <w:pPr>
-        <w:pStyle w:val="Heading2"/>
+        <w:pStyle w:val="Kop2"/>
       </w:pPr>
       <w:r>
         <w:t>Testdoel</w:t>
@@ -2310,7 +2325,7 @@
     </w:p>
     <w:p>
       <w:pPr>
-        <w:pStyle w:val="Heading2"/>
+        <w:pStyle w:val="Kop2"/>
       </w:pPr>
       <w:r>
         <w:t>Testopstelling</w:t>
@@ -2385,7 +2400,7 @@
     </w:p>
     <w:p>
       <w:pPr>
-        <w:pStyle w:val="Heading2"/>
+        <w:pStyle w:val="Kop2"/>
       </w:pPr>
       <w:r>
         <w:t>Uitvoer</w:t>
@@ -2393,7 +2408,7 @@
     </w:p>
     <w:p>
       <w:pPr>
-        <w:pStyle w:val="ListParagraph"/>
+        <w:pStyle w:val="Lijstalinea"/>
         <w:numPr>
           <w:ilvl w:val="0"/>
           <w:numId w:val="8"/>
@@ -2413,7 +2428,7 @@
     </w:p>
     <w:p>
       <w:pPr>
-        <w:pStyle w:val="ListParagraph"/>
+        <w:pStyle w:val="Lijstalinea"/>
         <w:numPr>
           <w:ilvl w:val="0"/>
           <w:numId w:val="8"/>
@@ -2425,7 +2440,7 @@
     </w:p>
     <w:p>
       <w:pPr>
-        <w:pStyle w:val="ListParagraph"/>
+        <w:pStyle w:val="Lijstalinea"/>
         <w:numPr>
           <w:ilvl w:val="0"/>
           <w:numId w:val="8"/>
@@ -2445,7 +2460,7 @@
     </w:p>
     <w:p>
       <w:pPr>
-        <w:pStyle w:val="ListParagraph"/>
+        <w:pStyle w:val="Lijstalinea"/>
         <w:numPr>
           <w:ilvl w:val="0"/>
           <w:numId w:val="8"/>
@@ -2457,7 +2472,7 @@
     </w:p>
     <w:p>
       <w:pPr>
-        <w:pStyle w:val="ListParagraph"/>
+        <w:pStyle w:val="Lijstalinea"/>
         <w:numPr>
           <w:ilvl w:val="0"/>
           <w:numId w:val="8"/>
@@ -2469,7 +2484,7 @@
     </w:p>
     <w:p>
       <w:pPr>
-        <w:pStyle w:val="ListParagraph"/>
+        <w:pStyle w:val="Lijstalinea"/>
         <w:numPr>
           <w:ilvl w:val="0"/>
           <w:numId w:val="8"/>
@@ -2481,7 +2496,7 @@
     </w:p>
     <w:p>
       <w:pPr>
-        <w:pStyle w:val="Heading2"/>
+        <w:pStyle w:val="Kop2"/>
       </w:pPr>
       <w:r>
         <w:t>Verwachte resultaat</w:t>
@@ -2489,7 +2504,7 @@
     </w:p>
     <w:tbl>
       <w:tblPr>
-        <w:tblStyle w:val="TableGrid"/>
+        <w:tblStyle w:val="Tabelraster"/>
         <w:tblW w:w="0" w:type="auto"/>
         <w:tblLook w:val="04A0" w:firstRow="1" w:lastRow="0" w:firstColumn="1" w:lastColumn="0" w:noHBand="0" w:noVBand="1"/>
       </w:tblPr>
@@ -2555,7 +2570,7 @@
     </w:tbl>
     <w:p>
       <w:pPr>
-        <w:pStyle w:val="Heading2"/>
+        <w:pStyle w:val="Kop2"/>
       </w:pPr>
       <w:r>
         <w:t>Acceptatiecriteria</w:t>
@@ -2576,7 +2591,7 @@
     </w:p>
     <w:p>
       <w:pPr>
-        <w:pStyle w:val="Heading2"/>
+        <w:pStyle w:val="Kop2"/>
       </w:pPr>
       <w:r>
         <w:t>Waarnemingen</w:t>
@@ -2584,7 +2599,7 @@
     </w:p>
     <w:tbl>
       <w:tblPr>
-        <w:tblStyle w:val="TableGrid"/>
+        <w:tblStyle w:val="Tabelraster"/>
         <w:tblW w:w="0" w:type="auto"/>
         <w:tblLook w:val="04A0" w:firstRow="1" w:lastRow="0" w:firstColumn="1" w:lastColumn="0" w:noHBand="0" w:noVBand="1"/>
       </w:tblPr>
@@ -2639,7 +2654,7 @@
     </w:tbl>
     <w:p>
       <w:pPr>
-        <w:pStyle w:val="Heading2"/>
+        <w:pStyle w:val="Kop2"/>
       </w:pPr>
       <w:r>
         <w:t>Conclusie</w:t>
@@ -2657,7 +2672,7 @@
     </w:p>
     <w:p>
       <w:pPr>
-        <w:pStyle w:val="Heading1"/>
+        <w:pStyle w:val="Kop1"/>
       </w:pPr>
       <w:bookmarkStart w:id="5" w:name="_Toc219467636"/>
       <w:r>
@@ -2677,7 +2692,7 @@
     </w:p>
     <w:p>
       <w:pPr>
-        <w:pStyle w:val="Heading2"/>
+        <w:pStyle w:val="Kop2"/>
       </w:pPr>
       <w:r>
         <w:t>Testdoel</w:t>
@@ -2690,7 +2705,7 @@
     </w:p>
     <w:p>
       <w:pPr>
-        <w:pStyle w:val="Heading2"/>
+        <w:pStyle w:val="Kop2"/>
       </w:pPr>
       <w:r>
         <w:t>Testopstelling</w:t>
@@ -2703,7 +2718,7 @@
     </w:p>
     <w:p>
       <w:pPr>
-        <w:pStyle w:val="ListParagraph"/>
+        <w:pStyle w:val="Lijstalinea"/>
         <w:numPr>
           <w:ilvl w:val="0"/>
           <w:numId w:val="5"/>
@@ -2723,7 +2738,7 @@
     </w:p>
     <w:p>
       <w:pPr>
-        <w:pStyle w:val="ListParagraph"/>
+        <w:pStyle w:val="Lijstalinea"/>
         <w:numPr>
           <w:ilvl w:val="0"/>
           <w:numId w:val="5"/>
@@ -2735,7 +2750,7 @@
     </w:p>
     <w:p>
       <w:pPr>
-        <w:pStyle w:val="ListParagraph"/>
+        <w:pStyle w:val="Lijstalinea"/>
         <w:numPr>
           <w:ilvl w:val="0"/>
           <w:numId w:val="5"/>
@@ -2747,7 +2762,7 @@
     </w:p>
     <w:p>
       <w:pPr>
-        <w:pStyle w:val="ListParagraph"/>
+        <w:pStyle w:val="Lijstalinea"/>
         <w:numPr>
           <w:ilvl w:val="0"/>
           <w:numId w:val="5"/>
@@ -2759,7 +2774,7 @@
     </w:p>
     <w:p>
       <w:pPr>
-        <w:pStyle w:val="Heading2"/>
+        <w:pStyle w:val="Kop2"/>
       </w:pPr>
       <w:r>
         <w:t>Uitvoer</w:t>
@@ -2767,7 +2782,7 @@
     </w:p>
     <w:p>
       <w:pPr>
-        <w:pStyle w:val="ListParagraph"/>
+        <w:pStyle w:val="Lijstalinea"/>
         <w:numPr>
           <w:ilvl w:val="0"/>
           <w:numId w:val="12"/>
@@ -2782,7 +2797,7 @@
     </w:p>
     <w:p>
       <w:pPr>
-        <w:pStyle w:val="ListParagraph"/>
+        <w:pStyle w:val="Lijstalinea"/>
         <w:numPr>
           <w:ilvl w:val="0"/>
           <w:numId w:val="12"/>
@@ -2797,7 +2812,7 @@
     </w:p>
     <w:p>
       <w:pPr>
-        <w:pStyle w:val="ListParagraph"/>
+        <w:pStyle w:val="Lijstalinea"/>
         <w:numPr>
           <w:ilvl w:val="0"/>
           <w:numId w:val="12"/>
@@ -2809,7 +2824,7 @@
     </w:p>
     <w:p>
       <w:pPr>
-        <w:pStyle w:val="ListParagraph"/>
+        <w:pStyle w:val="Lijstalinea"/>
         <w:numPr>
           <w:ilvl w:val="0"/>
           <w:numId w:val="12"/>
@@ -2821,7 +2836,7 @@
     </w:p>
     <w:p>
       <w:pPr>
-        <w:pStyle w:val="Heading2"/>
+        <w:pStyle w:val="Kop2"/>
       </w:pPr>
       <w:r>
         <w:t>Verwachte resultaat</w:t>
@@ -2829,7 +2844,7 @@
     </w:p>
     <w:tbl>
       <w:tblPr>
-        <w:tblStyle w:val="TableGrid"/>
+        <w:tblStyle w:val="Tabelraster"/>
         <w:tblW w:w="0" w:type="auto"/>
         <w:tblLook w:val="04A0" w:firstRow="1" w:lastRow="0" w:firstColumn="1" w:lastColumn="0" w:noHBand="0" w:noVBand="1"/>
       </w:tblPr>
@@ -2931,7 +2946,7 @@
     </w:tbl>
     <w:p>
       <w:pPr>
-        <w:pStyle w:val="Heading2"/>
+        <w:pStyle w:val="Kop2"/>
       </w:pPr>
       <w:r>
         <w:t>Acceptatiecriteria</w:t>
@@ -2947,7 +2962,7 @@
     </w:p>
     <w:p>
       <w:pPr>
-        <w:pStyle w:val="Heading2"/>
+        <w:pStyle w:val="Kop2"/>
       </w:pPr>
       <w:r>
         <w:t>Waarnemingen</w:t>
@@ -2955,7 +2970,7 @@
     </w:p>
     <w:tbl>
       <w:tblPr>
-        <w:tblStyle w:val="TableGrid"/>
+        <w:tblStyle w:val="Tabelraster"/>
         <w:tblW w:w="0" w:type="auto"/>
         <w:tblLook w:val="04A0" w:firstRow="1" w:lastRow="0" w:firstColumn="1" w:lastColumn="0" w:noHBand="0" w:noVBand="1"/>
       </w:tblPr>
@@ -3063,7 +3078,7 @@
     </w:tbl>
     <w:p>
       <w:pPr>
-        <w:pStyle w:val="Heading2"/>
+        <w:pStyle w:val="Kop2"/>
       </w:pPr>
       <w:r>
         <w:t>Conclusie</w:t>
@@ -3081,7 +3096,7 @@
     </w:p>
     <w:p>
       <w:pPr>
-        <w:pStyle w:val="Heading1"/>
+        <w:pStyle w:val="Kop1"/>
       </w:pPr>
       <w:bookmarkStart w:id="6" w:name="_Toc213669770"/>
       <w:bookmarkStart w:id="7" w:name="_Toc219467637"/>
@@ -3094,7 +3109,7 @@
     </w:p>
     <w:tbl>
       <w:tblPr>
-        <w:tblStyle w:val="GridTable2-Accent5"/>
+        <w:tblStyle w:val="Rastertabel2-Accent5"/>
         <w:tblW w:w="0" w:type="auto"/>
         <w:tblLook w:val="04A0" w:firstRow="1" w:lastRow="0" w:firstColumn="1" w:lastColumn="0" w:noHBand="0" w:noVBand="1"/>
       </w:tblPr>
@@ -4936,15 +4951,15 @@
     <w:lsdException w:name="Unresolved Mention" w:semiHidden="1" w:unhideWhenUsed="1"/>
     <w:lsdException w:name="Smart Link" w:semiHidden="1" w:unhideWhenUsed="1"/>
   </w:latentStyles>
-  <w:style w:type="paragraph" w:default="1" w:styleId="Normal">
+  <w:style w:type="paragraph" w:default="1" w:styleId="Standaard">
     <w:name w:val="Normal"/>
     <w:qFormat/>
   </w:style>
-  <w:style w:type="paragraph" w:styleId="Heading1">
+  <w:style w:type="paragraph" w:styleId="Kop1">
     <w:name w:val="heading 1"/>
-    <w:basedOn w:val="Normal"/>
-    <w:next w:val="Normal"/>
-    <w:link w:val="Heading1Char"/>
+    <w:basedOn w:val="Standaard"/>
+    <w:next w:val="Standaard"/>
+    <w:link w:val="Kop1Char"/>
     <w:uiPriority w:val="9"/>
     <w:qFormat/>
     <w:rsid w:val="007B0C20"/>
@@ -4961,11 +4976,11 @@
       <w:szCs w:val="40"/>
     </w:rPr>
   </w:style>
-  <w:style w:type="paragraph" w:styleId="Heading2">
+  <w:style w:type="paragraph" w:styleId="Kop2">
     <w:name w:val="heading 2"/>
-    <w:basedOn w:val="Normal"/>
-    <w:next w:val="Normal"/>
-    <w:link w:val="Heading2Char"/>
+    <w:basedOn w:val="Standaard"/>
+    <w:next w:val="Standaard"/>
+    <w:link w:val="Kop2Char"/>
     <w:uiPriority w:val="9"/>
     <w:unhideWhenUsed/>
     <w:qFormat/>
@@ -4983,11 +4998,11 @@
       <w:szCs w:val="32"/>
     </w:rPr>
   </w:style>
-  <w:style w:type="paragraph" w:styleId="Heading3">
+  <w:style w:type="paragraph" w:styleId="Kop3">
     <w:name w:val="heading 3"/>
-    <w:basedOn w:val="Normal"/>
-    <w:next w:val="Normal"/>
-    <w:link w:val="Heading3Char"/>
+    <w:basedOn w:val="Standaard"/>
+    <w:next w:val="Standaard"/>
+    <w:link w:val="Kop3Char"/>
     <w:uiPriority w:val="9"/>
     <w:unhideWhenUsed/>
     <w:qFormat/>
@@ -5005,11 +5020,11 @@
       <w:szCs w:val="28"/>
     </w:rPr>
   </w:style>
-  <w:style w:type="paragraph" w:styleId="Heading4">
+  <w:style w:type="paragraph" w:styleId="Kop4">
     <w:name w:val="heading 4"/>
-    <w:basedOn w:val="Normal"/>
-    <w:next w:val="Normal"/>
-    <w:link w:val="Heading4Char"/>
+    <w:basedOn w:val="Standaard"/>
+    <w:next w:val="Standaard"/>
+    <w:link w:val="Kop4Char"/>
     <w:uiPriority w:val="9"/>
     <w:semiHidden/>
     <w:unhideWhenUsed/>
@@ -5028,11 +5043,11 @@
       <w:color w:val="0F4761" w:themeColor="accent1" w:themeShade="BF"/>
     </w:rPr>
   </w:style>
-  <w:style w:type="paragraph" w:styleId="Heading5">
+  <w:style w:type="paragraph" w:styleId="Kop5">
     <w:name w:val="heading 5"/>
-    <w:basedOn w:val="Normal"/>
-    <w:next w:val="Normal"/>
-    <w:link w:val="Heading5Char"/>
+    <w:basedOn w:val="Standaard"/>
+    <w:next w:val="Standaard"/>
+    <w:link w:val="Kop5Char"/>
     <w:uiPriority w:val="9"/>
     <w:semiHidden/>
     <w:unhideWhenUsed/>
@@ -5049,11 +5064,11 @@
       <w:color w:val="0F4761" w:themeColor="accent1" w:themeShade="BF"/>
     </w:rPr>
   </w:style>
-  <w:style w:type="paragraph" w:styleId="Heading6">
+  <w:style w:type="paragraph" w:styleId="Kop6">
     <w:name w:val="heading 6"/>
-    <w:basedOn w:val="Normal"/>
-    <w:next w:val="Normal"/>
-    <w:link w:val="Heading6Char"/>
+    <w:basedOn w:val="Standaard"/>
+    <w:next w:val="Standaard"/>
+    <w:link w:val="Kop6Char"/>
     <w:uiPriority w:val="9"/>
     <w:semiHidden/>
     <w:unhideWhenUsed/>
@@ -5072,11 +5087,11 @@
       <w:color w:val="595959" w:themeColor="text1" w:themeTint="A6"/>
     </w:rPr>
   </w:style>
-  <w:style w:type="paragraph" w:styleId="Heading7">
+  <w:style w:type="paragraph" w:styleId="Kop7">
     <w:name w:val="heading 7"/>
-    <w:basedOn w:val="Normal"/>
-    <w:next w:val="Normal"/>
-    <w:link w:val="Heading7Char"/>
+    <w:basedOn w:val="Standaard"/>
+    <w:next w:val="Standaard"/>
+    <w:link w:val="Kop7Char"/>
     <w:uiPriority w:val="9"/>
     <w:semiHidden/>
     <w:unhideWhenUsed/>
@@ -5093,11 +5108,11 @@
       <w:color w:val="595959" w:themeColor="text1" w:themeTint="A6"/>
     </w:rPr>
   </w:style>
-  <w:style w:type="paragraph" w:styleId="Heading8">
+  <w:style w:type="paragraph" w:styleId="Kop8">
     <w:name w:val="heading 8"/>
-    <w:basedOn w:val="Normal"/>
-    <w:next w:val="Normal"/>
-    <w:link w:val="Heading8Char"/>
+    <w:basedOn w:val="Standaard"/>
+    <w:next w:val="Standaard"/>
+    <w:link w:val="Kop8Char"/>
     <w:uiPriority w:val="9"/>
     <w:semiHidden/>
     <w:unhideWhenUsed/>
@@ -5116,11 +5131,11 @@
       <w:color w:val="272727" w:themeColor="text1" w:themeTint="D8"/>
     </w:rPr>
   </w:style>
-  <w:style w:type="paragraph" w:styleId="Heading9">
+  <w:style w:type="paragraph" w:styleId="Kop9">
     <w:name w:val="heading 9"/>
-    <w:basedOn w:val="Normal"/>
-    <w:next w:val="Normal"/>
-    <w:link w:val="Heading9Char"/>
+    <w:basedOn w:val="Standaard"/>
+    <w:next w:val="Standaard"/>
+    <w:link w:val="Kop9Char"/>
     <w:uiPriority w:val="9"/>
     <w:semiHidden/>
     <w:unhideWhenUsed/>
@@ -5137,13 +5152,13 @@
       <w:color w:val="272727" w:themeColor="text1" w:themeTint="D8"/>
     </w:rPr>
   </w:style>
-  <w:style w:type="character" w:default="1" w:styleId="DefaultParagraphFont">
+  <w:style w:type="character" w:default="1" w:styleId="Standaardalinea-lettertype">
     <w:name w:val="Default Paragraph Font"/>
     <w:uiPriority w:val="1"/>
     <w:semiHidden/>
     <w:unhideWhenUsed/>
   </w:style>
-  <w:style w:type="table" w:default="1" w:styleId="TableNormal">
+  <w:style w:type="table" w:default="1" w:styleId="Standaardtabel">
     <w:name w:val="Normal Table"/>
     <w:uiPriority w:val="99"/>
     <w:semiHidden/>
@@ -5158,16 +5173,16 @@
       </w:tblCellMar>
     </w:tblPr>
   </w:style>
-  <w:style w:type="numbering" w:default="1" w:styleId="NoList">
+  <w:style w:type="numbering" w:default="1" w:styleId="Geenlijst">
     <w:name w:val="No List"/>
     <w:uiPriority w:val="99"/>
     <w:semiHidden/>
     <w:unhideWhenUsed/>
   </w:style>
-  <w:style w:type="character" w:customStyle="1" w:styleId="Heading1Char">
-    <w:name w:val="Heading 1 Char"/>
-    <w:basedOn w:val="DefaultParagraphFont"/>
-    <w:link w:val="Heading1"/>
+  <w:style w:type="character" w:customStyle="1" w:styleId="Kop1Char">
+    <w:name w:val="Kop 1 Char"/>
+    <w:basedOn w:val="Standaardalinea-lettertype"/>
+    <w:link w:val="Kop1"/>
     <w:uiPriority w:val="9"/>
     <w:rsid w:val="007B0C20"/>
     <w:rPr>
@@ -5177,10 +5192,10 @@
       <w:szCs w:val="40"/>
     </w:rPr>
   </w:style>
-  <w:style w:type="character" w:customStyle="1" w:styleId="Heading2Char">
-    <w:name w:val="Heading 2 Char"/>
-    <w:basedOn w:val="DefaultParagraphFont"/>
-    <w:link w:val="Heading2"/>
+  <w:style w:type="character" w:customStyle="1" w:styleId="Kop2Char">
+    <w:name w:val="Kop 2 Char"/>
+    <w:basedOn w:val="Standaardalinea-lettertype"/>
+    <w:link w:val="Kop2"/>
     <w:uiPriority w:val="9"/>
     <w:rsid w:val="007B0C20"/>
     <w:rPr>
@@ -5190,10 +5205,10 @@
       <w:szCs w:val="32"/>
     </w:rPr>
   </w:style>
-  <w:style w:type="character" w:customStyle="1" w:styleId="Heading3Char">
-    <w:name w:val="Heading 3 Char"/>
-    <w:basedOn w:val="DefaultParagraphFont"/>
-    <w:link w:val="Heading3"/>
+  <w:style w:type="character" w:customStyle="1" w:styleId="Kop3Char">
+    <w:name w:val="Kop 3 Char"/>
+    <w:basedOn w:val="Standaardalinea-lettertype"/>
+    <w:link w:val="Kop3"/>
     <w:uiPriority w:val="9"/>
     <w:rsid w:val="007B0C20"/>
     <w:rPr>
@@ -5203,10 +5218,10 @@
       <w:szCs w:val="28"/>
     </w:rPr>
   </w:style>
-  <w:style w:type="character" w:customStyle="1" w:styleId="Heading4Char">
-    <w:name w:val="Heading 4 Char"/>
-    <w:basedOn w:val="DefaultParagraphFont"/>
-    <w:link w:val="Heading4"/>
+  <w:style w:type="character" w:customStyle="1" w:styleId="Kop4Char">
+    <w:name w:val="Kop 4 Char"/>
+    <w:basedOn w:val="Standaardalinea-lettertype"/>
+    <w:link w:val="Kop4"/>
     <w:uiPriority w:val="9"/>
     <w:semiHidden/>
     <w:rsid w:val="007B0C20"/>
@@ -5217,10 +5232,10 @@
       <w:color w:val="0F4761" w:themeColor="accent1" w:themeShade="BF"/>
     </w:rPr>
   </w:style>
-  <w:style w:type="character" w:customStyle="1" w:styleId="Heading5Char">
-    <w:name w:val="Heading 5 Char"/>
-    <w:basedOn w:val="DefaultParagraphFont"/>
-    <w:link w:val="Heading5"/>
+  <w:style w:type="character" w:customStyle="1" w:styleId="Kop5Char">
+    <w:name w:val="Kop 5 Char"/>
+    <w:basedOn w:val="Standaardalinea-lettertype"/>
+    <w:link w:val="Kop5"/>
     <w:uiPriority w:val="9"/>
     <w:semiHidden/>
     <w:rsid w:val="007B0C20"/>
@@ -5229,10 +5244,10 @@
       <w:color w:val="0F4761" w:themeColor="accent1" w:themeShade="BF"/>
     </w:rPr>
   </w:style>
-  <w:style w:type="character" w:customStyle="1" w:styleId="Heading6Char">
-    <w:name w:val="Heading 6 Char"/>
-    <w:basedOn w:val="DefaultParagraphFont"/>
-    <w:link w:val="Heading6"/>
+  <w:style w:type="character" w:customStyle="1" w:styleId="Kop6Char">
+    <w:name w:val="Kop 6 Char"/>
+    <w:basedOn w:val="Standaardalinea-lettertype"/>
+    <w:link w:val="Kop6"/>
     <w:uiPriority w:val="9"/>
     <w:semiHidden/>
     <w:rsid w:val="007B0C20"/>
@@ -5243,10 +5258,10 @@
       <w:color w:val="595959" w:themeColor="text1" w:themeTint="A6"/>
     </w:rPr>
   </w:style>
-  <w:style w:type="character" w:customStyle="1" w:styleId="Heading7Char">
-    <w:name w:val="Heading 7 Char"/>
-    <w:basedOn w:val="DefaultParagraphFont"/>
-    <w:link w:val="Heading7"/>
+  <w:style w:type="character" w:customStyle="1" w:styleId="Kop7Char">
+    <w:name w:val="Kop 7 Char"/>
+    <w:basedOn w:val="Standaardalinea-lettertype"/>
+    <w:link w:val="Kop7"/>
     <w:uiPriority w:val="9"/>
     <w:semiHidden/>
     <w:rsid w:val="007B0C20"/>
@@ -5255,10 +5270,10 @@
       <w:color w:val="595959" w:themeColor="text1" w:themeTint="A6"/>
     </w:rPr>
   </w:style>
-  <w:style w:type="character" w:customStyle="1" w:styleId="Heading8Char">
-    <w:name w:val="Heading 8 Char"/>
-    <w:basedOn w:val="DefaultParagraphFont"/>
-    <w:link w:val="Heading8"/>
+  <w:style w:type="character" w:customStyle="1" w:styleId="Kop8Char">
+    <w:name w:val="Kop 8 Char"/>
+    <w:basedOn w:val="Standaardalinea-lettertype"/>
+    <w:link w:val="Kop8"/>
     <w:uiPriority w:val="9"/>
     <w:semiHidden/>
     <w:rsid w:val="007B0C20"/>
@@ -5269,10 +5284,10 @@
       <w:color w:val="272727" w:themeColor="text1" w:themeTint="D8"/>
     </w:rPr>
   </w:style>
-  <w:style w:type="character" w:customStyle="1" w:styleId="Heading9Char">
-    <w:name w:val="Heading 9 Char"/>
-    <w:basedOn w:val="DefaultParagraphFont"/>
-    <w:link w:val="Heading9"/>
+  <w:style w:type="character" w:customStyle="1" w:styleId="Kop9Char">
+    <w:name w:val="Kop 9 Char"/>
+    <w:basedOn w:val="Standaardalinea-lettertype"/>
+    <w:link w:val="Kop9"/>
     <w:uiPriority w:val="9"/>
     <w:semiHidden/>
     <w:rsid w:val="007B0C20"/>
@@ -5281,11 +5296,11 @@
       <w:color w:val="272727" w:themeColor="text1" w:themeTint="D8"/>
     </w:rPr>
   </w:style>
-  <w:style w:type="paragraph" w:styleId="Title">
+  <w:style w:type="paragraph" w:styleId="Titel">
     <w:name w:val="Title"/>
-    <w:basedOn w:val="Normal"/>
-    <w:next w:val="Normal"/>
-    <w:link w:val="TitleChar"/>
+    <w:basedOn w:val="Standaard"/>
+    <w:next w:val="Standaard"/>
+    <w:link w:val="TitelChar"/>
     <w:uiPriority w:val="10"/>
     <w:qFormat/>
     <w:rsid w:val="007B0C20"/>
@@ -5301,10 +5316,10 @@
       <w:szCs w:val="56"/>
     </w:rPr>
   </w:style>
-  <w:style w:type="character" w:customStyle="1" w:styleId="TitleChar">
-    <w:name w:val="Title Char"/>
-    <w:basedOn w:val="DefaultParagraphFont"/>
-    <w:link w:val="Title"/>
+  <w:style w:type="character" w:customStyle="1" w:styleId="TitelChar">
+    <w:name w:val="Titel Char"/>
+    <w:basedOn w:val="Standaardalinea-lettertype"/>
+    <w:link w:val="Titel"/>
     <w:uiPriority w:val="10"/>
     <w:rsid w:val="007B0C20"/>
     <w:rPr>
@@ -5315,11 +5330,11 @@
       <w:szCs w:val="56"/>
     </w:rPr>
   </w:style>
-  <w:style w:type="paragraph" w:styleId="Subtitle">
+  <w:style w:type="paragraph" w:styleId="Ondertitel">
     <w:name w:val="Subtitle"/>
-    <w:basedOn w:val="Normal"/>
-    <w:next w:val="Normal"/>
-    <w:link w:val="SubtitleChar"/>
+    <w:basedOn w:val="Standaard"/>
+    <w:next w:val="Standaard"/>
+    <w:link w:val="OndertitelChar"/>
     <w:uiPriority w:val="11"/>
     <w:qFormat/>
     <w:rsid w:val="007B0C20"/>
@@ -5336,10 +5351,10 @@
       <w:szCs w:val="28"/>
     </w:rPr>
   </w:style>
-  <w:style w:type="character" w:customStyle="1" w:styleId="SubtitleChar">
-    <w:name w:val="Subtitle Char"/>
-    <w:basedOn w:val="DefaultParagraphFont"/>
-    <w:link w:val="Subtitle"/>
+  <w:style w:type="character" w:customStyle="1" w:styleId="OndertitelChar">
+    <w:name w:val="Ondertitel Char"/>
+    <w:basedOn w:val="Standaardalinea-lettertype"/>
+    <w:link w:val="Ondertitel"/>
     <w:uiPriority w:val="11"/>
     <w:rsid w:val="007B0C20"/>
     <w:rPr>
@@ -5350,11 +5365,11 @@
       <w:szCs w:val="28"/>
     </w:rPr>
   </w:style>
-  <w:style w:type="paragraph" w:styleId="Quote">
+  <w:style w:type="paragraph" w:styleId="Citaat">
     <w:name w:val="Quote"/>
-    <w:basedOn w:val="Normal"/>
-    <w:next w:val="Normal"/>
-    <w:link w:val="QuoteChar"/>
+    <w:basedOn w:val="Standaard"/>
+    <w:next w:val="Standaard"/>
+    <w:link w:val="CitaatChar"/>
     <w:uiPriority w:val="29"/>
     <w:qFormat/>
     <w:rsid w:val="007B0C20"/>
@@ -5368,10 +5383,10 @@
       <w:color w:val="404040" w:themeColor="text1" w:themeTint="BF"/>
     </w:rPr>
   </w:style>
-  <w:style w:type="character" w:customStyle="1" w:styleId="QuoteChar">
-    <w:name w:val="Quote Char"/>
-    <w:basedOn w:val="DefaultParagraphFont"/>
-    <w:link w:val="Quote"/>
+  <w:style w:type="character" w:customStyle="1" w:styleId="CitaatChar">
+    <w:name w:val="Citaat Char"/>
+    <w:basedOn w:val="Standaardalinea-lettertype"/>
+    <w:link w:val="Citaat"/>
     <w:uiPriority w:val="29"/>
     <w:rsid w:val="007B0C20"/>
     <w:rPr>
@@ -5380,9 +5395,9 @@
       <w:color w:val="404040" w:themeColor="text1" w:themeTint="BF"/>
     </w:rPr>
   </w:style>
-  <w:style w:type="paragraph" w:styleId="ListParagraph">
+  <w:style w:type="paragraph" w:styleId="Lijstalinea">
     <w:name w:val="List Paragraph"/>
-    <w:basedOn w:val="Normal"/>
+    <w:basedOn w:val="Standaard"/>
     <w:uiPriority w:val="34"/>
     <w:qFormat/>
     <w:rsid w:val="007B0C20"/>
@@ -5391,9 +5406,9 @@
       <w:contextualSpacing/>
     </w:pPr>
   </w:style>
-  <w:style w:type="character" w:styleId="IntenseEmphasis">
+  <w:style w:type="character" w:styleId="Intensievebenadrukking">
     <w:name w:val="Intense Emphasis"/>
-    <w:basedOn w:val="DefaultParagraphFont"/>
+    <w:basedOn w:val="Standaardalinea-lettertype"/>
     <w:uiPriority w:val="21"/>
     <w:qFormat/>
     <w:rsid w:val="007B0C20"/>
@@ -5403,11 +5418,11 @@
       <w:color w:val="0F4761" w:themeColor="accent1" w:themeShade="BF"/>
     </w:rPr>
   </w:style>
-  <w:style w:type="paragraph" w:styleId="IntenseQuote">
+  <w:style w:type="paragraph" w:styleId="Duidelijkcitaat">
     <w:name w:val="Intense Quote"/>
-    <w:basedOn w:val="Normal"/>
-    <w:next w:val="Normal"/>
-    <w:link w:val="IntenseQuoteChar"/>
+    <w:basedOn w:val="Standaard"/>
+    <w:next w:val="Standaard"/>
+    <w:link w:val="DuidelijkcitaatChar"/>
     <w:uiPriority w:val="30"/>
     <w:qFormat/>
     <w:rsid w:val="007B0C20"/>
@@ -5426,10 +5441,10 @@
       <w:color w:val="0F4761" w:themeColor="accent1" w:themeShade="BF"/>
     </w:rPr>
   </w:style>
-  <w:style w:type="character" w:customStyle="1" w:styleId="IntenseQuoteChar">
-    <w:name w:val="Intense Quote Char"/>
-    <w:basedOn w:val="DefaultParagraphFont"/>
-    <w:link w:val="IntenseQuote"/>
+  <w:style w:type="character" w:customStyle="1" w:styleId="DuidelijkcitaatChar">
+    <w:name w:val="Duidelijk citaat Char"/>
+    <w:basedOn w:val="Standaardalinea-lettertype"/>
+    <w:link w:val="Duidelijkcitaat"/>
     <w:uiPriority w:val="30"/>
     <w:rsid w:val="007B0C20"/>
     <w:rPr>
@@ -5438,9 +5453,9 @@
       <w:color w:val="0F4761" w:themeColor="accent1" w:themeShade="BF"/>
     </w:rPr>
   </w:style>
-  <w:style w:type="character" w:styleId="IntenseReference">
+  <w:style w:type="character" w:styleId="Intensieveverwijzing">
     <w:name w:val="Intense Reference"/>
-    <w:basedOn w:val="DefaultParagraphFont"/>
+    <w:basedOn w:val="Standaardalinea-lettertype"/>
     <w:uiPriority w:val="32"/>
     <w:qFormat/>
     <w:rsid w:val="007B0C20"/>
@@ -5452,9 +5467,9 @@
       <w:spacing w:val="5"/>
     </w:rPr>
   </w:style>
-  <w:style w:type="table" w:styleId="TableGrid">
+  <w:style w:type="table" w:styleId="Tabelraster">
     <w:name w:val="Table Grid"/>
-    <w:basedOn w:val="TableNormal"/>
+    <w:basedOn w:val="Standaardtabel"/>
     <w:uiPriority w:val="39"/>
     <w:rsid w:val="006E5A00"/>
     <w:pPr>
@@ -5471,9 +5486,9 @@
       </w:tblBorders>
     </w:tblPr>
   </w:style>
-  <w:style w:type="table" w:styleId="GridTable2-Accent5">
+  <w:style w:type="table" w:styleId="Rastertabel2-Accent5">
     <w:name w:val="Grid Table 2 Accent 5"/>
-    <w:basedOn w:val="TableNormal"/>
+    <w:basedOn w:val="Standaardtabel"/>
     <w:uiPriority w:val="47"/>
     <w:rsid w:val="008951C9"/>
     <w:pPr>
@@ -5549,10 +5564,10 @@
       </w:tcPr>
     </w:tblStylePr>
   </w:style>
-  <w:style w:type="paragraph" w:styleId="TOCHeading">
+  <w:style w:type="paragraph" w:styleId="Kopvaninhoudsopgave">
     <w:name w:val="TOC Heading"/>
-    <w:basedOn w:val="Heading1"/>
-    <w:next w:val="Normal"/>
+    <w:basedOn w:val="Kop1"/>
+    <w:next w:val="Standaard"/>
     <w:uiPriority w:val="39"/>
     <w:unhideWhenUsed/>
     <w:qFormat/>
@@ -5569,10 +5584,10 @@
       <w14:ligatures w14:val="none"/>
     </w:rPr>
   </w:style>
-  <w:style w:type="paragraph" w:styleId="TOC1">
+  <w:style w:type="paragraph" w:styleId="Inhopg1">
     <w:name w:val="toc 1"/>
-    <w:basedOn w:val="Normal"/>
-    <w:next w:val="Normal"/>
+    <w:basedOn w:val="Standaard"/>
+    <w:next w:val="Standaard"/>
     <w:autoRedefine/>
     <w:uiPriority w:val="39"/>
     <w:unhideWhenUsed/>
@@ -5581,10 +5596,10 @@
       <w:spacing w:after="100"/>
     </w:pPr>
   </w:style>
-  <w:style w:type="paragraph" w:styleId="TOC2">
+  <w:style w:type="paragraph" w:styleId="Inhopg2">
     <w:name w:val="toc 2"/>
-    <w:basedOn w:val="Normal"/>
-    <w:next w:val="Normal"/>
+    <w:basedOn w:val="Standaard"/>
+    <w:next w:val="Standaard"/>
     <w:autoRedefine/>
     <w:uiPriority w:val="39"/>
     <w:unhideWhenUsed/>
@@ -5596,7 +5611,7 @@
   </w:style>
   <w:style w:type="character" w:styleId="Hyperlink">
     <w:name w:val="Hyperlink"/>
-    <w:basedOn w:val="DefaultParagraphFont"/>
+    <w:basedOn w:val="Standaardalinea-lettertype"/>
     <w:uiPriority w:val="99"/>
     <w:unhideWhenUsed/>
     <w:rsid w:val="007D75B9"/>

--- a/Opleverset/Documentatie/Testplan.docx
+++ b/Opleverset/Documentatie/Testplan.docx
@@ -4,7 +4,7 @@
   <w:body>
     <w:p>
       <w:pPr>
-        <w:pStyle w:val="Titel"/>
+        <w:pStyle w:val="Title"/>
       </w:pPr>
       <w:r>
         <w:t>Testplan</w:t>
@@ -18,7 +18,7 @@
     </w:p>
     <w:p>
       <w:pPr>
-        <w:pStyle w:val="Lijstalinea"/>
+        <w:pStyle w:val="ListParagraph"/>
         <w:numPr>
           <w:ilvl w:val="0"/>
           <w:numId w:val="5"/>
@@ -42,7 +42,7 @@
     </w:p>
     <w:p>
       <w:pPr>
-        <w:pStyle w:val="Lijstalinea"/>
+        <w:pStyle w:val="ListParagraph"/>
         <w:numPr>
           <w:ilvl w:val="0"/>
           <w:numId w:val="5"/>
@@ -60,7 +60,7 @@
     </w:p>
     <w:p>
       <w:pPr>
-        <w:pStyle w:val="Lijstalinea"/>
+        <w:pStyle w:val="ListParagraph"/>
         <w:numPr>
           <w:ilvl w:val="0"/>
           <w:numId w:val="5"/>
@@ -78,7 +78,7 @@
     </w:p>
     <w:p>
       <w:pPr>
-        <w:pStyle w:val="Lijstalinea"/>
+        <w:pStyle w:val="ListParagraph"/>
         <w:numPr>
           <w:ilvl w:val="0"/>
           <w:numId w:val="5"/>
@@ -96,7 +96,7 @@
     </w:p>
     <w:p>
       <w:pPr>
-        <w:pStyle w:val="Lijstalinea"/>
+        <w:pStyle w:val="ListParagraph"/>
         <w:numPr>
           <w:ilvl w:val="0"/>
           <w:numId w:val="5"/>
@@ -109,7 +109,7 @@
     </w:p>
     <w:p>
       <w:pPr>
-        <w:pStyle w:val="Inhopg1"/>
+        <w:pStyle w:val="TOC1"/>
         <w:tabs>
           <w:tab w:val="right" w:leader="dot" w:pos="9062"/>
         </w:tabs>
@@ -190,7 +190,7 @@
     </w:p>
     <w:p>
       <w:pPr>
-        <w:pStyle w:val="Inhopg1"/>
+        <w:pStyle w:val="TOC1"/>
         <w:tabs>
           <w:tab w:val="right" w:leader="dot" w:pos="9062"/>
         </w:tabs>
@@ -262,7 +262,7 @@
     </w:p>
     <w:p>
       <w:pPr>
-        <w:pStyle w:val="Inhopg1"/>
+        <w:pStyle w:val="TOC1"/>
         <w:tabs>
           <w:tab w:val="right" w:leader="dot" w:pos="9062"/>
         </w:tabs>
@@ -334,7 +334,7 @@
     </w:p>
     <w:p>
       <w:pPr>
-        <w:pStyle w:val="Inhopg1"/>
+        <w:pStyle w:val="TOC1"/>
         <w:tabs>
           <w:tab w:val="right" w:leader="dot" w:pos="9062"/>
         </w:tabs>
@@ -406,7 +406,7 @@
     </w:p>
     <w:p>
       <w:pPr>
-        <w:pStyle w:val="Inhopg1"/>
+        <w:pStyle w:val="TOC1"/>
         <w:tabs>
           <w:tab w:val="right" w:leader="dot" w:pos="9062"/>
         </w:tabs>
@@ -478,7 +478,7 @@
     </w:p>
     <w:p>
       <w:pPr>
-        <w:pStyle w:val="Inhopg1"/>
+        <w:pStyle w:val="TOC1"/>
         <w:tabs>
           <w:tab w:val="right" w:leader="dot" w:pos="9062"/>
         </w:tabs>
@@ -550,7 +550,7 @@
     </w:p>
     <w:p>
       <w:pPr>
-        <w:pStyle w:val="Inhopg1"/>
+        <w:pStyle w:val="TOC1"/>
         <w:tabs>
           <w:tab w:val="right" w:leader="dot" w:pos="9062"/>
         </w:tabs>
@@ -630,7 +630,7 @@
     </w:p>
     <w:p>
       <w:pPr>
-        <w:pStyle w:val="Kop1"/>
+        <w:pStyle w:val="Heading1"/>
       </w:pPr>
       <w:bookmarkStart w:id="0" w:name="_Toc219467631"/>
       <w:r>
@@ -644,7 +644,7 @@
     </w:p>
     <w:p>
       <w:pPr>
-        <w:pStyle w:val="Kop2"/>
+        <w:pStyle w:val="Heading2"/>
       </w:pPr>
       <w:r>
         <w:t>Testdoel</w:t>
@@ -657,7 +657,7 @@
     </w:p>
     <w:p>
       <w:pPr>
-        <w:pStyle w:val="Kop2"/>
+        <w:pStyle w:val="Heading2"/>
       </w:pPr>
       <w:r>
         <w:t>Testopstelling</w:t>
@@ -707,7 +707,7 @@
     </w:p>
     <w:p>
       <w:pPr>
-        <w:pStyle w:val="Kop2"/>
+        <w:pStyle w:val="Heading2"/>
       </w:pPr>
       <w:r>
         <w:t>Uitvoer</w:t>
@@ -715,7 +715,7 @@
     </w:p>
     <w:p>
       <w:pPr>
-        <w:pStyle w:val="Lijstalinea"/>
+        <w:pStyle w:val="ListParagraph"/>
         <w:numPr>
           <w:ilvl w:val="0"/>
           <w:numId w:val="3"/>
@@ -727,7 +727,7 @@
     </w:p>
     <w:p>
       <w:pPr>
-        <w:pStyle w:val="Lijstalinea"/>
+        <w:pStyle w:val="ListParagraph"/>
         <w:numPr>
           <w:ilvl w:val="0"/>
           <w:numId w:val="3"/>
@@ -739,7 +739,7 @@
     </w:p>
     <w:p>
       <w:pPr>
-        <w:pStyle w:val="Lijstalinea"/>
+        <w:pStyle w:val="ListParagraph"/>
         <w:numPr>
           <w:ilvl w:val="0"/>
           <w:numId w:val="3"/>
@@ -751,7 +751,7 @@
     </w:p>
     <w:p>
       <w:pPr>
-        <w:pStyle w:val="Kop2"/>
+        <w:pStyle w:val="Heading2"/>
       </w:pPr>
       <w:r>
         <w:t>Verwachte resultaat</w:t>
@@ -759,7 +759,7 @@
     </w:p>
     <w:tbl>
       <w:tblPr>
-        <w:tblStyle w:val="Tabelraster"/>
+        <w:tblStyle w:val="TableGrid"/>
         <w:tblW w:w="0" w:type="auto"/>
         <w:tblLook w:val="04A0" w:firstRow="1" w:lastRow="0" w:firstColumn="1" w:lastColumn="0" w:noHBand="0" w:noVBand="1"/>
       </w:tblPr>
@@ -821,7 +821,7 @@
     <w:p/>
     <w:p>
       <w:pPr>
-        <w:pStyle w:val="Kop2"/>
+        <w:pStyle w:val="Heading2"/>
       </w:pPr>
       <w:r>
         <w:t>Acceptatiecriteria</w:t>
@@ -834,7 +834,7 @@
     </w:p>
     <w:p>
       <w:pPr>
-        <w:pStyle w:val="Kop2"/>
+        <w:pStyle w:val="Heading2"/>
       </w:pPr>
       <w:r>
         <w:t>Waarnemingen</w:t>
@@ -842,7 +842,7 @@
     </w:p>
     <w:tbl>
       <w:tblPr>
-        <w:tblStyle w:val="Tabelraster"/>
+        <w:tblStyle w:val="TableGrid"/>
         <w:tblW w:w="0" w:type="auto"/>
         <w:tblLook w:val="04A0" w:firstRow="1" w:lastRow="0" w:firstColumn="1" w:lastColumn="0" w:noHBand="0" w:noVBand="1"/>
       </w:tblPr>
@@ -901,7 +901,7 @@
     <w:p/>
     <w:p>
       <w:pPr>
-        <w:pStyle w:val="Kop2"/>
+        <w:pStyle w:val="Heading2"/>
       </w:pPr>
       <w:r>
         <w:t>Conclusie</w:t>
@@ -920,7 +920,7 @@
     </w:p>
     <w:p>
       <w:pPr>
-        <w:pStyle w:val="Kop1"/>
+        <w:pStyle w:val="Heading1"/>
       </w:pPr>
       <w:bookmarkStart w:id="1" w:name="_Toc219467632"/>
       <w:r>
@@ -931,7 +931,7 @@
     </w:p>
     <w:p>
       <w:pPr>
-        <w:pStyle w:val="Kop2"/>
+        <w:pStyle w:val="Heading2"/>
       </w:pPr>
       <w:r>
         <w:t>Testdoel</w:t>
@@ -961,7 +961,7 @@
     </w:p>
     <w:p>
       <w:pPr>
-        <w:pStyle w:val="Kop2"/>
+        <w:pStyle w:val="Heading2"/>
       </w:pPr>
       <w:r>
         <w:t>Testopstelling</w:t>
@@ -1061,7 +1061,7 @@
     </w:p>
     <w:p>
       <w:pPr>
-        <w:pStyle w:val="Kop2"/>
+        <w:pStyle w:val="Heading2"/>
       </w:pPr>
       <w:r>
         <w:t>Uitvoer</w:t>
@@ -1069,7 +1069,7 @@
     </w:p>
     <w:p>
       <w:pPr>
-        <w:pStyle w:val="Lijstalinea"/>
+        <w:pStyle w:val="ListParagraph"/>
         <w:numPr>
           <w:ilvl w:val="0"/>
           <w:numId w:val="6"/>
@@ -1081,7 +1081,7 @@
     </w:p>
     <w:p>
       <w:pPr>
-        <w:pStyle w:val="Lijstalinea"/>
+        <w:pStyle w:val="ListParagraph"/>
         <w:numPr>
           <w:ilvl w:val="0"/>
           <w:numId w:val="6"/>
@@ -1101,7 +1101,7 @@
     </w:p>
     <w:p>
       <w:pPr>
-        <w:pStyle w:val="Lijstalinea"/>
+        <w:pStyle w:val="ListParagraph"/>
         <w:numPr>
           <w:ilvl w:val="0"/>
           <w:numId w:val="6"/>
@@ -1118,7 +1118,7 @@
     </w:p>
     <w:p>
       <w:pPr>
-        <w:pStyle w:val="Lijstalinea"/>
+        <w:pStyle w:val="ListParagraph"/>
         <w:numPr>
           <w:ilvl w:val="0"/>
           <w:numId w:val="6"/>
@@ -1138,7 +1138,7 @@
     </w:p>
     <w:p>
       <w:pPr>
-        <w:pStyle w:val="Lijstalinea"/>
+        <w:pStyle w:val="ListParagraph"/>
         <w:numPr>
           <w:ilvl w:val="0"/>
           <w:numId w:val="6"/>
@@ -1150,7 +1150,7 @@
     </w:p>
     <w:p>
       <w:pPr>
-        <w:pStyle w:val="Kop2"/>
+        <w:pStyle w:val="Heading2"/>
       </w:pPr>
       <w:r>
         <w:t>Verwachte resultaat</w:t>
@@ -1158,7 +1158,7 @@
     </w:p>
     <w:tbl>
       <w:tblPr>
-        <w:tblStyle w:val="Tabelraster"/>
+        <w:tblStyle w:val="TableGrid"/>
         <w:tblW w:w="0" w:type="auto"/>
         <w:tblLook w:val="04A0" w:firstRow="1" w:lastRow="0" w:firstColumn="1" w:lastColumn="0" w:noHBand="0" w:noVBand="1"/>
       </w:tblPr>
@@ -1217,7 +1217,7 @@
     <w:p/>
     <w:p>
       <w:pPr>
-        <w:pStyle w:val="Kop2"/>
+        <w:pStyle w:val="Heading2"/>
       </w:pPr>
       <w:r>
         <w:t>Acceptatiecriteria</w:t>
@@ -1263,7 +1263,7 @@
     </w:p>
     <w:p>
       <w:pPr>
-        <w:pStyle w:val="Kop2"/>
+        <w:pStyle w:val="Heading2"/>
       </w:pPr>
       <w:r>
         <w:t>Waarnemingen</w:t>
@@ -1271,7 +1271,7 @@
     </w:p>
     <w:tbl>
       <w:tblPr>
-        <w:tblStyle w:val="Tabelraster"/>
+        <w:tblStyle w:val="TableGrid"/>
         <w:tblW w:w="0" w:type="auto"/>
         <w:tblLook w:val="04A0" w:firstRow="1" w:lastRow="0" w:firstColumn="1" w:lastColumn="0" w:noHBand="0" w:noVBand="1"/>
       </w:tblPr>
@@ -1333,7 +1333,7 @@
     <w:p/>
     <w:p>
       <w:pPr>
-        <w:pStyle w:val="Kop2"/>
+        <w:pStyle w:val="Heading2"/>
       </w:pPr>
       <w:r>
         <w:t>Conclusie</w:t>
@@ -1354,7 +1354,7 @@
     </w:p>
     <w:p>
       <w:pPr>
-        <w:pStyle w:val="Kop1"/>
+        <w:pStyle w:val="Heading1"/>
       </w:pPr>
       <w:bookmarkStart w:id="2" w:name="_Toc219467633"/>
       <w:r>
@@ -1368,7 +1368,7 @@
     </w:p>
     <w:p>
       <w:pPr>
-        <w:pStyle w:val="Kop2"/>
+        <w:pStyle w:val="Heading2"/>
       </w:pPr>
       <w:r>
         <w:t>Testdoel</w:t>
@@ -1399,7 +1399,7 @@
     </w:p>
     <w:p>
       <w:pPr>
-        <w:pStyle w:val="Kop2"/>
+        <w:pStyle w:val="Heading2"/>
       </w:pPr>
       <w:r>
         <w:t>Testopstelling</w:t>
@@ -1559,7 +1559,7 @@
     </w:p>
     <w:p>
       <w:pPr>
-        <w:pStyle w:val="Kop2"/>
+        <w:pStyle w:val="Heading2"/>
       </w:pPr>
       <w:r>
         <w:t>Uitvoer</w:t>
@@ -1567,7 +1567,7 @@
     </w:p>
     <w:p>
       <w:pPr>
-        <w:pStyle w:val="Lijstalinea"/>
+        <w:pStyle w:val="ListParagraph"/>
         <w:numPr>
           <w:ilvl w:val="0"/>
           <w:numId w:val="7"/>
@@ -1579,7 +1579,7 @@
     </w:p>
     <w:p>
       <w:pPr>
-        <w:pStyle w:val="Lijstalinea"/>
+        <w:pStyle w:val="ListParagraph"/>
         <w:numPr>
           <w:ilvl w:val="0"/>
           <w:numId w:val="7"/>
@@ -1599,7 +1599,7 @@
     </w:p>
     <w:p>
       <w:pPr>
-        <w:pStyle w:val="Lijstalinea"/>
+        <w:pStyle w:val="ListParagraph"/>
         <w:numPr>
           <w:ilvl w:val="0"/>
           <w:numId w:val="7"/>
@@ -1616,7 +1616,7 @@
     </w:p>
     <w:p>
       <w:pPr>
-        <w:pStyle w:val="Lijstalinea"/>
+        <w:pStyle w:val="ListParagraph"/>
         <w:numPr>
           <w:ilvl w:val="0"/>
           <w:numId w:val="7"/>
@@ -1631,7 +1631,7 @@
     </w:p>
     <w:p>
       <w:pPr>
-        <w:pStyle w:val="Lijstalinea"/>
+        <w:pStyle w:val="ListParagraph"/>
         <w:numPr>
           <w:ilvl w:val="0"/>
           <w:numId w:val="7"/>
@@ -1656,7 +1656,7 @@
     </w:p>
     <w:p>
       <w:pPr>
-        <w:pStyle w:val="Lijstalinea"/>
+        <w:pStyle w:val="ListParagraph"/>
         <w:numPr>
           <w:ilvl w:val="0"/>
           <w:numId w:val="7"/>
@@ -1668,22 +1668,19 @@
     </w:p>
     <w:p>
       <w:pPr>
-        <w:pStyle w:val="Lijstalinea"/>
+        <w:pStyle w:val="ListParagraph"/>
         <w:numPr>
           <w:ilvl w:val="0"/>
           <w:numId w:val="7"/>
         </w:numPr>
       </w:pPr>
       <w:r>
-        <w:t>Observeer</w:t>
-      </w:r>
-      <w:r>
-        <w:t xml:space="preserve"> dat voor de juist motor de juiste status word geüpdatet</w:t>
-      </w:r>
-    </w:p>
-    <w:p>
-      <w:pPr>
-        <w:pStyle w:val="Kop2"/>
+        <w:t>Observeer dat voor de juist motor de juiste status word geüpdatet</w:t>
+      </w:r>
+    </w:p>
+    <w:p>
+      <w:pPr>
+        <w:pStyle w:val="Heading2"/>
       </w:pPr>
       <w:r>
         <w:t>Verwac</w:t>
@@ -1697,7 +1694,7 @@
     </w:p>
     <w:tbl>
       <w:tblPr>
-        <w:tblStyle w:val="Tabelraster"/>
+        <w:tblStyle w:val="TableGrid"/>
         <w:tblW w:w="0" w:type="auto"/>
         <w:tblLook w:val="04A0" w:firstRow="1" w:lastRow="0" w:firstColumn="1" w:lastColumn="0" w:noHBand="0" w:noVBand="1"/>
       </w:tblPr>
@@ -1770,7 +1767,7 @@
     <w:p/>
     <w:p>
       <w:pPr>
-        <w:pStyle w:val="Kop2"/>
+        <w:pStyle w:val="Heading2"/>
       </w:pPr>
       <w:r>
         <w:t>Acceptatiecriteria</w:t>
@@ -1794,7 +1791,7 @@
     </w:p>
     <w:p>
       <w:pPr>
-        <w:pStyle w:val="Kop2"/>
+        <w:pStyle w:val="Heading2"/>
       </w:pPr>
       <w:r>
         <w:t>Waarnemingen</w:t>
@@ -1802,7 +1799,7 @@
     </w:p>
     <w:tbl>
       <w:tblPr>
-        <w:tblStyle w:val="Tabelraster"/>
+        <w:tblStyle w:val="TableGrid"/>
         <w:tblW w:w="0" w:type="auto"/>
         <w:tblLook w:val="04A0" w:firstRow="1" w:lastRow="0" w:firstColumn="1" w:lastColumn="0" w:noHBand="0" w:noVBand="1"/>
       </w:tblPr>
@@ -1858,7 +1855,7 @@
     <w:p/>
     <w:p>
       <w:pPr>
-        <w:pStyle w:val="Kop2"/>
+        <w:pStyle w:val="Heading2"/>
       </w:pPr>
       <w:r>
         <w:t>Conclusie</w:t>
@@ -1872,7 +1869,7 @@
     <w:p/>
     <w:p>
       <w:pPr>
-        <w:pStyle w:val="Kop1"/>
+        <w:pStyle w:val="Heading1"/>
       </w:pPr>
       <w:bookmarkStart w:id="3" w:name="_Toc219467634"/>
       <w:r>
@@ -1903,7 +1900,7 @@
     </w:p>
     <w:p>
       <w:pPr>
-        <w:pStyle w:val="Kop2"/>
+        <w:pStyle w:val="Heading2"/>
       </w:pPr>
       <w:r>
         <w:t>Testdoel</w:t>
@@ -1925,13 +1922,80 @@
     </w:p>
     <w:p>
       <w:pPr>
-        <w:pStyle w:val="Kop2"/>
+        <w:pStyle w:val="Heading2"/>
       </w:pPr>
       <w:r>
         <w:t>Testopstelling</w:t>
       </w:r>
     </w:p>
     <w:p>
+      <w:r>
+        <w:rPr>
+          <w:noProof/>
+        </w:rPr>
+        <w:drawing>
+          <wp:anchor distT="0" distB="0" distL="114300" distR="114300" simplePos="0" relativeHeight="251658240" behindDoc="0" locked="0" layoutInCell="1" allowOverlap="1" wp14:anchorId="1C9F4511" wp14:editId="2E868195">
+            <wp:simplePos x="0" y="0"/>
+            <wp:positionH relativeFrom="page">
+              <wp:align>right</wp:align>
+            </wp:positionH>
+            <wp:positionV relativeFrom="paragraph">
+              <wp:posOffset>1283970</wp:posOffset>
+            </wp:positionV>
+            <wp:extent cx="1652270" cy="1729105"/>
+            <wp:effectExtent l="0" t="0" r="5080" b="4445"/>
+            <wp:wrapSquare wrapText="bothSides"/>
+            <wp:docPr id="1214428077" name="Picture 1" descr="A diagram of a transistor&#10;&#10;AI-generated content may be incorrect."/>
+            <wp:cNvGraphicFramePr>
+              <a:graphicFrameLocks xmlns:a="http://schemas.openxmlformats.org/drawingml/2006/main" noChangeAspect="1"/>
+            </wp:cNvGraphicFramePr>
+            <a:graphic xmlns:a="http://schemas.openxmlformats.org/drawingml/2006/main">
+              <a:graphicData uri="http://schemas.openxmlformats.org/drawingml/2006/picture">
+                <pic:pic xmlns:pic="http://schemas.openxmlformats.org/drawingml/2006/picture">
+                  <pic:nvPicPr>
+                    <pic:cNvPr id="1214428077" name="Picture 1" descr="A diagram of a transistor&#10;&#10;AI-generated content may be incorrect."/>
+                    <pic:cNvPicPr>
+                      <a:picLocks noChangeAspect="1" noChangeArrowheads="1"/>
+                    </pic:cNvPicPr>
+                  </pic:nvPicPr>
+                  <pic:blipFill>
+                    <a:blip r:embed="rId6" cstate="print">
+                      <a:extLst>
+                        <a:ext uri="{28A0092B-C50C-407E-A947-70E740481C1C}">
+                          <a14:useLocalDpi xmlns:a14="http://schemas.microsoft.com/office/drawing/2010/main" val="0"/>
+                        </a:ext>
+                      </a:extLst>
+                    </a:blip>
+                    <a:srcRect/>
+                    <a:stretch>
+                      <a:fillRect/>
+                    </a:stretch>
+                  </pic:blipFill>
+                  <pic:spPr bwMode="auto">
+                    <a:xfrm>
+                      <a:off x="0" y="0"/>
+                      <a:ext cx="1652270" cy="1729105"/>
+                    </a:xfrm>
+                    <a:prstGeom prst="rect">
+                      <a:avLst/>
+                    </a:prstGeom>
+                    <a:noFill/>
+                    <a:ln>
+                      <a:noFill/>
+                    </a:ln>
+                  </pic:spPr>
+                </pic:pic>
+              </a:graphicData>
+            </a:graphic>
+            <wp14:sizeRelH relativeFrom="margin">
+              <wp14:pctWidth>0</wp14:pctWidth>
+            </wp14:sizeRelH>
+            <wp14:sizeRelV relativeFrom="margin">
+              <wp14:pctHeight>0</wp14:pctHeight>
+            </wp14:sizeRelV>
+          </wp:anchor>
+        </w:drawing>
+      </w:r>
       <w:r>
         <w:t xml:space="preserve">Benodigdheden: </w:t>
       </w:r>
@@ -2030,7 +2094,7 @@
     </w:p>
     <w:p>
       <w:pPr>
-        <w:pStyle w:val="Kop2"/>
+        <w:pStyle w:val="Heading2"/>
       </w:pPr>
       <w:r>
         <w:t>Uitvoer</w:t>
@@ -2038,7 +2102,7 @@
     </w:p>
     <w:p>
       <w:pPr>
-        <w:pStyle w:val="Lijstalinea"/>
+        <w:pStyle w:val="ListParagraph"/>
         <w:numPr>
           <w:ilvl w:val="0"/>
           <w:numId w:val="9"/>
@@ -2058,7 +2122,7 @@
     </w:p>
     <w:p>
       <w:pPr>
-        <w:pStyle w:val="Lijstalinea"/>
+        <w:pStyle w:val="ListParagraph"/>
         <w:numPr>
           <w:ilvl w:val="0"/>
           <w:numId w:val="9"/>
@@ -2078,7 +2142,7 @@
     </w:p>
     <w:p>
       <w:pPr>
-        <w:pStyle w:val="Lijstalinea"/>
+        <w:pStyle w:val="ListParagraph"/>
         <w:numPr>
           <w:ilvl w:val="0"/>
           <w:numId w:val="9"/>
@@ -2093,7 +2157,13 @@
       </w:r>
       <w:proofErr w:type="spellEnd"/>
       <w:r>
-        <w:t xml:space="preserve">” selectief aan op de juiste </w:t>
+        <w:t xml:space="preserve">” selectief </w:t>
+      </w:r>
+      <w:r>
+        <w:t xml:space="preserve">aan </w:t>
+      </w:r>
+      <w:r>
+        <w:t xml:space="preserve">op de juiste </w:t>
       </w:r>
       <w:proofErr w:type="spellStart"/>
       <w:r>
@@ -2103,10 +2173,13 @@
       <w:r>
         <w:t xml:space="preserve"> (middelste pin)</w:t>
       </w:r>
-    </w:p>
-    <w:p>
-      <w:pPr>
-        <w:pStyle w:val="Kop2"/>
+      <w:r>
+        <w:t xml:space="preserve"> </w:t>
+      </w:r>
+    </w:p>
+    <w:p>
+      <w:pPr>
+        <w:pStyle w:val="Heading2"/>
       </w:pPr>
       <w:r>
         <w:t>Verwachte resultaat</w:t>
@@ -2114,7 +2187,7 @@
     </w:p>
     <w:tbl>
       <w:tblPr>
-        <w:tblStyle w:val="Tabelraster"/>
+        <w:tblStyle w:val="TableGrid"/>
         <w:tblW w:w="0" w:type="auto"/>
         <w:tblLook w:val="04A0" w:firstRow="1" w:lastRow="0" w:firstColumn="1" w:lastColumn="0" w:noHBand="0" w:noVBand="1"/>
       </w:tblPr>
@@ -2162,13 +2235,25 @@
           <w:tcPr>
             <w:tcW w:w="7807" w:type="dxa"/>
           </w:tcPr>
-          <w:p/>
+          <w:p>
+            <w:r>
+              <w:t xml:space="preserve">De </w:t>
+            </w:r>
+            <w:proofErr w:type="spellStart"/>
+            <w:r>
+              <w:t>Mosfets</w:t>
+            </w:r>
+            <w:proofErr w:type="spellEnd"/>
+            <w:r>
+              <w:t xml:space="preserve"> worden correct aangestuurd, en de pompen gaan aan wanneer er stroom op de Gate gezet word (linker pin). </w:t>
+            </w:r>
+          </w:p>
         </w:tc>
       </w:tr>
     </w:tbl>
     <w:p>
       <w:pPr>
-        <w:pStyle w:val="Kop2"/>
+        <w:pStyle w:val="Heading2"/>
       </w:pPr>
       <w:r>
         <w:t>Acceptatiecriteria</w:t>
@@ -2178,26 +2263,24 @@
       <w:r>
         <w:t xml:space="preserve">De waterpompen worden correct aangestuurd op basis van de signalen die de </w:t>
       </w:r>
+      <w:r>
+        <w:t xml:space="preserve">ESP32 </w:t>
+      </w:r>
+      <w:r>
+        <w:t xml:space="preserve">uitstuurt, door middel van de </w:t>
+      </w:r>
       <w:proofErr w:type="spellStart"/>
       <w:r>
-        <w:t>arduino</w:t>
+        <w:t>Mosfets</w:t>
       </w:r>
       <w:proofErr w:type="spellEnd"/>
       <w:r>
-        <w:t xml:space="preserve"> uitstuurt, door middel van de </w:t>
-      </w:r>
-      <w:proofErr w:type="spellStart"/>
-      <w:r>
-        <w:t>Mosfets</w:t>
-      </w:r>
-      <w:proofErr w:type="spellEnd"/>
-      <w:r>
         <w:t xml:space="preserve">. </w:t>
       </w:r>
     </w:p>
     <w:p>
       <w:pPr>
-        <w:pStyle w:val="Kop2"/>
+        <w:pStyle w:val="Heading2"/>
       </w:pPr>
       <w:r>
         <w:t>Waarnemingen</w:t>
@@ -2205,7 +2288,7 @@
     </w:p>
     <w:tbl>
       <w:tblPr>
-        <w:tblStyle w:val="Tabelraster"/>
+        <w:tblStyle w:val="TableGrid"/>
         <w:tblW w:w="0" w:type="auto"/>
         <w:tblLook w:val="04A0" w:firstRow="1" w:lastRow="0" w:firstColumn="1" w:lastColumn="0" w:noHBand="0" w:noVBand="1"/>
       </w:tblPr>
@@ -2252,7 +2335,15 @@
           </w:tcPr>
           <w:p>
             <w:r>
-              <w:t>-</w:t>
+              <w:t xml:space="preserve">De </w:t>
+            </w:r>
+            <w:proofErr w:type="spellStart"/>
+            <w:r>
+              <w:t>Mosfets</w:t>
+            </w:r>
+            <w:proofErr w:type="spellEnd"/>
+            <w:r>
+              <w:t xml:space="preserve"> geven niet 100% van de stroom door, maar genoeg. Motoren gaan aan, en draaien snel genoeg.</w:t>
             </w:r>
           </w:p>
         </w:tc>
@@ -2260,7 +2351,7 @@
     </w:tbl>
     <w:p>
       <w:pPr>
-        <w:pStyle w:val="Kop2"/>
+        <w:pStyle w:val="Heading2"/>
       </w:pPr>
       <w:r>
         <w:t>Conclusie</w:t>
@@ -2268,17 +2359,27 @@
     </w:p>
     <w:p>
       <w:r>
-        <w:t>(Hier beschrijf je je bevindingen. Houd je waarnemingen naast de acceptatiecriteria en stel dan of de test succesvol was of niet.)</w:t>
-      </w:r>
-    </w:p>
-    <w:p>
+        <w:t xml:space="preserve">Test succesvol. De waterpompen gaan </w:t>
+      </w:r>
+      <w:r>
+        <w:t xml:space="preserve">consistent aan met de toegediende stroom, </w:t>
+      </w:r>
+      <w:r>
+        <w:t xml:space="preserve">en blijven aan tot de stroom eraf </w:t>
+      </w:r>
+      <w:r>
+        <w:t>word</w:t>
+      </w:r>
+      <w:r>
+        <w:t xml:space="preserve"> gehaald. </w:t>
+      </w:r>
       <w:r>
         <w:br w:type="page"/>
       </w:r>
     </w:p>
     <w:p>
       <w:pPr>
-        <w:pStyle w:val="Kop1"/>
+        <w:pStyle w:val="Heading1"/>
       </w:pPr>
       <w:bookmarkStart w:id="4" w:name="_Toc219467635"/>
       <w:r>
@@ -2298,7 +2399,7 @@
     </w:p>
     <w:p>
       <w:pPr>
-        <w:pStyle w:val="Kop2"/>
+        <w:pStyle w:val="Heading2"/>
       </w:pPr>
       <w:r>
         <w:t>Testdoel</w:t>
@@ -2325,7 +2426,7 @@
     </w:p>
     <w:p>
       <w:pPr>
-        <w:pStyle w:val="Kop2"/>
+        <w:pStyle w:val="Heading2"/>
       </w:pPr>
       <w:r>
         <w:t>Testopstelling</w:t>
@@ -2378,29 +2479,26 @@
       </w:r>
       <w:r>
         <w:br/>
-        <w:t>- Micro USB naar USBA kabel</w:t>
+        <w:t xml:space="preserve">- </w:t>
+      </w:r>
+      <w:r>
+        <w:t xml:space="preserve">USBC </w:t>
+      </w:r>
+      <w:r>
+        <w:t>naar USBA kabel</w:t>
       </w:r>
       <w:r>
         <w:br/>
-        <w:t xml:space="preserve">- 4 </w:t>
-      </w:r>
-      <w:proofErr w:type="spellStart"/>
-      <w:r>
-        <w:t>Mosfets</w:t>
-      </w:r>
-      <w:proofErr w:type="spellEnd"/>
+        <w:t>- 4 LED lampjes</w:t>
+      </w:r>
       <w:r>
         <w:br/>
-        <w:t>- 4 miniatuur waterpompen + bijbehorende buizen</w:t>
-      </w:r>
-      <w:r>
-        <w:br/>
-        <w:t>- Een bak van minimaal 35x35x20 cm gevuld met water tot 10 cm hoog</w:t>
-      </w:r>
-    </w:p>
-    <w:p>
-      <w:pPr>
-        <w:pStyle w:val="Kop2"/>
+        <w:t>- 4x 10K Ohm weerstandjes</w:t>
+      </w:r>
+    </w:p>
+    <w:p>
+      <w:pPr>
+        <w:pStyle w:val="Heading2"/>
       </w:pPr>
       <w:r>
         <w:t>Uitvoer</w:t>
@@ -2408,7 +2506,7 @@
     </w:p>
     <w:p>
       <w:pPr>
-        <w:pStyle w:val="Lijstalinea"/>
+        <w:pStyle w:val="ListParagraph"/>
         <w:numPr>
           <w:ilvl w:val="0"/>
           <w:numId w:val="8"/>
@@ -2428,7 +2526,7 @@
     </w:p>
     <w:p>
       <w:pPr>
-        <w:pStyle w:val="Lijstalinea"/>
+        <w:pStyle w:val="ListParagraph"/>
         <w:numPr>
           <w:ilvl w:val="0"/>
           <w:numId w:val="8"/>
@@ -2440,7 +2538,7 @@
     </w:p>
     <w:p>
       <w:pPr>
-        <w:pStyle w:val="Lijstalinea"/>
+        <w:pStyle w:val="ListParagraph"/>
         <w:numPr>
           <w:ilvl w:val="0"/>
           <w:numId w:val="8"/>
@@ -2460,7 +2558,7 @@
     </w:p>
     <w:p>
       <w:pPr>
-        <w:pStyle w:val="Lijstalinea"/>
+        <w:pStyle w:val="ListParagraph"/>
         <w:numPr>
           <w:ilvl w:val="0"/>
           <w:numId w:val="8"/>
@@ -2472,31 +2570,19 @@
     </w:p>
     <w:p>
       <w:pPr>
-        <w:pStyle w:val="Lijstalinea"/>
+        <w:pStyle w:val="ListParagraph"/>
         <w:numPr>
           <w:ilvl w:val="0"/>
           <w:numId w:val="8"/>
         </w:numPr>
       </w:pPr>
       <w:r>
-        <w:t>Zet het schaalmodel met de schakeling erop geplaatst volgens het 3D model de bak met water</w:t>
-      </w:r>
-    </w:p>
-    <w:p>
-      <w:pPr>
-        <w:pStyle w:val="Lijstalinea"/>
-        <w:numPr>
-          <w:ilvl w:val="0"/>
-          <w:numId w:val="8"/>
-        </w:numPr>
-      </w:pPr>
-      <w:r>
         <w:t>Observeer de resultaten</w:t>
       </w:r>
     </w:p>
     <w:p>
       <w:pPr>
-        <w:pStyle w:val="Kop2"/>
+        <w:pStyle w:val="Heading2"/>
       </w:pPr>
       <w:r>
         <w:t>Verwachte resultaat</w:t>
@@ -2504,7 +2590,7 @@
     </w:p>
     <w:tbl>
       <w:tblPr>
-        <w:tblStyle w:val="Tabelraster"/>
+        <w:tblStyle w:val="TableGrid"/>
         <w:tblW w:w="0" w:type="auto"/>
         <w:tblLook w:val="04A0" w:firstRow="1" w:lastRow="0" w:firstColumn="1" w:lastColumn="0" w:noHBand="0" w:noVBand="1"/>
       </w:tblPr>
@@ -2570,7 +2656,7 @@
     </w:tbl>
     <w:p>
       <w:pPr>
-        <w:pStyle w:val="Kop2"/>
+        <w:pStyle w:val="Heading2"/>
       </w:pPr>
       <w:r>
         <w:t>Acceptatiecriteria</w:t>
@@ -2578,20 +2664,15 @@
     </w:p>
     <w:p>
       <w:r>
-        <w:t xml:space="preserve">De test is compleet als het systeem de </w:t>
-      </w:r>
-      <w:proofErr w:type="spellStart"/>
-      <w:r>
-        <w:t>floating</w:t>
-      </w:r>
-      <w:proofErr w:type="spellEnd"/>
-      <w:r>
-        <w:t xml:space="preserve"> farm stabiliseert voordat het 10 graden afwijking heeft.</w:t>
-      </w:r>
-    </w:p>
-    <w:p>
-      <w:pPr>
-        <w:pStyle w:val="Kop2"/>
+        <w:t xml:space="preserve">De test is compleet als het </w:t>
+      </w:r>
+      <w:r>
+        <w:t xml:space="preserve">algoritme de lampjes, gesimuleerde motoren, correct aangezet worden als de MPU6050 een bepaalde richting op leunt. </w:t>
+      </w:r>
+    </w:p>
+    <w:p>
+      <w:pPr>
+        <w:pStyle w:val="Heading2"/>
       </w:pPr>
       <w:r>
         <w:t>Waarnemingen</w:t>
@@ -2599,7 +2680,7 @@
     </w:p>
     <w:tbl>
       <w:tblPr>
-        <w:tblStyle w:val="Tabelraster"/>
+        <w:tblStyle w:val="TableGrid"/>
         <w:tblW w:w="0" w:type="auto"/>
         <w:tblLook w:val="04A0" w:firstRow="1" w:lastRow="0" w:firstColumn="1" w:lastColumn="0" w:noHBand="0" w:noVBand="1"/>
       </w:tblPr>
@@ -2646,7 +2727,7 @@
           </w:tcPr>
           <w:p>
             <w:r>
-              <w:t>-</w:t>
+              <w:t>De lampjes gaan correct aan gebaseerd op de hoek van de sensor. Mag wel een iets grotere marge hebben.</w:t>
             </w:r>
           </w:p>
         </w:tc>
@@ -2654,7 +2735,7 @@
     </w:tbl>
     <w:p>
       <w:pPr>
-        <w:pStyle w:val="Kop2"/>
+        <w:pStyle w:val="Heading2"/>
       </w:pPr>
       <w:r>
         <w:t>Conclusie</w:t>
@@ -2662,17 +2743,18 @@
     </w:p>
     <w:p>
       <w:r>
-        <w:t>(Hier beschrijf je je bevindingen. Houd je waarnemingen naast de acceptatiecriteria en stel dan of de test succesvol was of niet.)</w:t>
-      </w:r>
-    </w:p>
-    <w:p>
+        <w:t xml:space="preserve">Test was succesvol. De lampjes gaan correct aan volgens de hoek van de MPU6050, en blijven aan tot deze </w:t>
+      </w:r>
+      <w:r>
+        <w:t>weer stabiel gezet word.</w:t>
+      </w:r>
       <w:r>
         <w:br w:type="page"/>
       </w:r>
     </w:p>
     <w:p>
       <w:pPr>
-        <w:pStyle w:val="Kop1"/>
+        <w:pStyle w:val="Heading1"/>
       </w:pPr>
       <w:bookmarkStart w:id="5" w:name="_Toc219467636"/>
       <w:r>
@@ -2692,7 +2774,7 @@
     </w:p>
     <w:p>
       <w:pPr>
-        <w:pStyle w:val="Kop2"/>
+        <w:pStyle w:val="Heading2"/>
       </w:pPr>
       <w:r>
         <w:t>Testdoel</w:t>
@@ -2705,7 +2787,7 @@
     </w:p>
     <w:p>
       <w:pPr>
-        <w:pStyle w:val="Kop2"/>
+        <w:pStyle w:val="Heading2"/>
       </w:pPr>
       <w:r>
         <w:t>Testopstelling</w:t>
@@ -2718,7 +2800,7 @@
     </w:p>
     <w:p>
       <w:pPr>
-        <w:pStyle w:val="Lijstalinea"/>
+        <w:pStyle w:val="ListParagraph"/>
         <w:numPr>
           <w:ilvl w:val="0"/>
           <w:numId w:val="5"/>
@@ -2738,7 +2820,7 @@
     </w:p>
     <w:p>
       <w:pPr>
-        <w:pStyle w:val="Lijstalinea"/>
+        <w:pStyle w:val="ListParagraph"/>
         <w:numPr>
           <w:ilvl w:val="0"/>
           <w:numId w:val="5"/>
@@ -2750,7 +2832,7 @@
     </w:p>
     <w:p>
       <w:pPr>
-        <w:pStyle w:val="Lijstalinea"/>
+        <w:pStyle w:val="ListParagraph"/>
         <w:numPr>
           <w:ilvl w:val="0"/>
           <w:numId w:val="5"/>
@@ -2762,7 +2844,7 @@
     </w:p>
     <w:p>
       <w:pPr>
-        <w:pStyle w:val="Lijstalinea"/>
+        <w:pStyle w:val="ListParagraph"/>
         <w:numPr>
           <w:ilvl w:val="0"/>
           <w:numId w:val="5"/>
@@ -2774,7 +2856,7 @@
     </w:p>
     <w:p>
       <w:pPr>
-        <w:pStyle w:val="Kop2"/>
+        <w:pStyle w:val="Heading2"/>
       </w:pPr>
       <w:r>
         <w:t>Uitvoer</w:t>
@@ -2782,7 +2864,7 @@
     </w:p>
     <w:p>
       <w:pPr>
-        <w:pStyle w:val="Lijstalinea"/>
+        <w:pStyle w:val="ListParagraph"/>
         <w:numPr>
           <w:ilvl w:val="0"/>
           <w:numId w:val="12"/>
@@ -2797,7 +2879,7 @@
     </w:p>
     <w:p>
       <w:pPr>
-        <w:pStyle w:val="Lijstalinea"/>
+        <w:pStyle w:val="ListParagraph"/>
         <w:numPr>
           <w:ilvl w:val="0"/>
           <w:numId w:val="12"/>
@@ -2812,7 +2894,7 @@
     </w:p>
     <w:p>
       <w:pPr>
-        <w:pStyle w:val="Lijstalinea"/>
+        <w:pStyle w:val="ListParagraph"/>
         <w:numPr>
           <w:ilvl w:val="0"/>
           <w:numId w:val="12"/>
@@ -2824,7 +2906,7 @@
     </w:p>
     <w:p>
       <w:pPr>
-        <w:pStyle w:val="Lijstalinea"/>
+        <w:pStyle w:val="ListParagraph"/>
         <w:numPr>
           <w:ilvl w:val="0"/>
           <w:numId w:val="12"/>
@@ -2836,7 +2918,7 @@
     </w:p>
     <w:p>
       <w:pPr>
-        <w:pStyle w:val="Kop2"/>
+        <w:pStyle w:val="Heading2"/>
       </w:pPr>
       <w:r>
         <w:t>Verwachte resultaat</w:t>
@@ -2844,7 +2926,7 @@
     </w:p>
     <w:tbl>
       <w:tblPr>
-        <w:tblStyle w:val="Tabelraster"/>
+        <w:tblStyle w:val="TableGrid"/>
         <w:tblW w:w="0" w:type="auto"/>
         <w:tblLook w:val="04A0" w:firstRow="1" w:lastRow="0" w:firstColumn="1" w:lastColumn="0" w:noHBand="0" w:noVBand="1"/>
       </w:tblPr>
@@ -2946,7 +3028,7 @@
     </w:tbl>
     <w:p>
       <w:pPr>
-        <w:pStyle w:val="Kop2"/>
+        <w:pStyle w:val="Heading2"/>
       </w:pPr>
       <w:r>
         <w:t>Acceptatiecriteria</w:t>
@@ -2962,7 +3044,7 @@
     </w:p>
     <w:p>
       <w:pPr>
-        <w:pStyle w:val="Kop2"/>
+        <w:pStyle w:val="Heading2"/>
       </w:pPr>
       <w:r>
         <w:t>Waarnemingen</w:t>
@@ -2970,7 +3052,7 @@
     </w:p>
     <w:tbl>
       <w:tblPr>
-        <w:tblStyle w:val="Tabelraster"/>
+        <w:tblStyle w:val="TableGrid"/>
         <w:tblW w:w="0" w:type="auto"/>
         <w:tblLook w:val="04A0" w:firstRow="1" w:lastRow="0" w:firstColumn="1" w:lastColumn="0" w:noHBand="0" w:noVBand="1"/>
       </w:tblPr>
@@ -3078,7 +3160,7 @@
     </w:tbl>
     <w:p>
       <w:pPr>
-        <w:pStyle w:val="Kop2"/>
+        <w:pStyle w:val="Heading2"/>
       </w:pPr>
       <w:r>
         <w:t>Conclusie</w:t>
@@ -3096,7 +3178,7 @@
     </w:p>
     <w:p>
       <w:pPr>
-        <w:pStyle w:val="Kop1"/>
+        <w:pStyle w:val="Heading1"/>
       </w:pPr>
       <w:bookmarkStart w:id="6" w:name="_Toc213669770"/>
       <w:bookmarkStart w:id="7" w:name="_Toc219467637"/>
@@ -3109,7 +3191,7 @@
     </w:p>
     <w:tbl>
       <w:tblPr>
-        <w:tblStyle w:val="Rastertabel2-Accent5"/>
+        <w:tblStyle w:val="GridTable2-Accent5"/>
         <w:tblW w:w="0" w:type="auto"/>
         <w:tblLook w:val="04A0" w:firstRow="1" w:lastRow="0" w:firstColumn="1" w:lastColumn="0" w:noHBand="0" w:noVBand="1"/>
       </w:tblPr>
@@ -4951,15 +5033,15 @@
     <w:lsdException w:name="Unresolved Mention" w:semiHidden="1" w:unhideWhenUsed="1"/>
     <w:lsdException w:name="Smart Link" w:semiHidden="1" w:unhideWhenUsed="1"/>
   </w:latentStyles>
-  <w:style w:type="paragraph" w:default="1" w:styleId="Standaard">
+  <w:style w:type="paragraph" w:default="1" w:styleId="Normal">
     <w:name w:val="Normal"/>
     <w:qFormat/>
   </w:style>
-  <w:style w:type="paragraph" w:styleId="Kop1">
+  <w:style w:type="paragraph" w:styleId="Heading1">
     <w:name w:val="heading 1"/>
-    <w:basedOn w:val="Standaard"/>
-    <w:next w:val="Standaard"/>
-    <w:link w:val="Kop1Char"/>
+    <w:basedOn w:val="Normal"/>
+    <w:next w:val="Normal"/>
+    <w:link w:val="Heading1Char"/>
     <w:uiPriority w:val="9"/>
     <w:qFormat/>
     <w:rsid w:val="007B0C20"/>
@@ -4976,11 +5058,11 @@
       <w:szCs w:val="40"/>
     </w:rPr>
   </w:style>
-  <w:style w:type="paragraph" w:styleId="Kop2">
+  <w:style w:type="paragraph" w:styleId="Heading2">
     <w:name w:val="heading 2"/>
-    <w:basedOn w:val="Standaard"/>
-    <w:next w:val="Standaard"/>
-    <w:link w:val="Kop2Char"/>
+    <w:basedOn w:val="Normal"/>
+    <w:next w:val="Normal"/>
+    <w:link w:val="Heading2Char"/>
     <w:uiPriority w:val="9"/>
     <w:unhideWhenUsed/>
     <w:qFormat/>
@@ -4998,11 +5080,11 @@
       <w:szCs w:val="32"/>
     </w:rPr>
   </w:style>
-  <w:style w:type="paragraph" w:styleId="Kop3">
+  <w:style w:type="paragraph" w:styleId="Heading3">
     <w:name w:val="heading 3"/>
-    <w:basedOn w:val="Standaard"/>
-    <w:next w:val="Standaard"/>
-    <w:link w:val="Kop3Char"/>
+    <w:basedOn w:val="Normal"/>
+    <w:next w:val="Normal"/>
+    <w:link w:val="Heading3Char"/>
     <w:uiPriority w:val="9"/>
     <w:unhideWhenUsed/>
     <w:qFormat/>
@@ -5020,11 +5102,11 @@
       <w:szCs w:val="28"/>
     </w:rPr>
   </w:style>
-  <w:style w:type="paragraph" w:styleId="Kop4">
+  <w:style w:type="paragraph" w:styleId="Heading4">
     <w:name w:val="heading 4"/>
-    <w:basedOn w:val="Standaard"/>
-    <w:next w:val="Standaard"/>
-    <w:link w:val="Kop4Char"/>
+    <w:basedOn w:val="Normal"/>
+    <w:next w:val="Normal"/>
+    <w:link w:val="Heading4Char"/>
     <w:uiPriority w:val="9"/>
     <w:semiHidden/>
     <w:unhideWhenUsed/>
@@ -5043,11 +5125,11 @@
       <w:color w:val="0F4761" w:themeColor="accent1" w:themeShade="BF"/>
     </w:rPr>
   </w:style>
-  <w:style w:type="paragraph" w:styleId="Kop5">
+  <w:style w:type="paragraph" w:styleId="Heading5">
     <w:name w:val="heading 5"/>
-    <w:basedOn w:val="Standaard"/>
-    <w:next w:val="Standaard"/>
-    <w:link w:val="Kop5Char"/>
+    <w:basedOn w:val="Normal"/>
+    <w:next w:val="Normal"/>
+    <w:link w:val="Heading5Char"/>
     <w:uiPriority w:val="9"/>
     <w:semiHidden/>
     <w:unhideWhenUsed/>
@@ -5064,11 +5146,11 @@
       <w:color w:val="0F4761" w:themeColor="accent1" w:themeShade="BF"/>
     </w:rPr>
   </w:style>
-  <w:style w:type="paragraph" w:styleId="Kop6">
+  <w:style w:type="paragraph" w:styleId="Heading6">
     <w:name w:val="heading 6"/>
-    <w:basedOn w:val="Standaard"/>
-    <w:next w:val="Standaard"/>
-    <w:link w:val="Kop6Char"/>
+    <w:basedOn w:val="Normal"/>
+    <w:next w:val="Normal"/>
+    <w:link w:val="Heading6Char"/>
     <w:uiPriority w:val="9"/>
     <w:semiHidden/>
     <w:unhideWhenUsed/>
@@ -5087,11 +5169,11 @@
       <w:color w:val="595959" w:themeColor="text1" w:themeTint="A6"/>
     </w:rPr>
   </w:style>
-  <w:style w:type="paragraph" w:styleId="Kop7">
+  <w:style w:type="paragraph" w:styleId="Heading7">
     <w:name w:val="heading 7"/>
-    <w:basedOn w:val="Standaard"/>
-    <w:next w:val="Standaard"/>
-    <w:link w:val="Kop7Char"/>
+    <w:basedOn w:val="Normal"/>
+    <w:next w:val="Normal"/>
+    <w:link w:val="Heading7Char"/>
     <w:uiPriority w:val="9"/>
     <w:semiHidden/>
     <w:unhideWhenUsed/>
@@ -5108,11 +5190,11 @@
       <w:color w:val="595959" w:themeColor="text1" w:themeTint="A6"/>
     </w:rPr>
   </w:style>
-  <w:style w:type="paragraph" w:styleId="Kop8">
+  <w:style w:type="paragraph" w:styleId="Heading8">
     <w:name w:val="heading 8"/>
-    <w:basedOn w:val="Standaard"/>
-    <w:next w:val="Standaard"/>
-    <w:link w:val="Kop8Char"/>
+    <w:basedOn w:val="Normal"/>
+    <w:next w:val="Normal"/>
+    <w:link w:val="Heading8Char"/>
     <w:uiPriority w:val="9"/>
     <w:semiHidden/>
     <w:unhideWhenUsed/>
@@ -5131,11 +5213,11 @@
       <w:color w:val="272727" w:themeColor="text1" w:themeTint="D8"/>
     </w:rPr>
   </w:style>
-  <w:style w:type="paragraph" w:styleId="Kop9">
+  <w:style w:type="paragraph" w:styleId="Heading9">
     <w:name w:val="heading 9"/>
-    <w:basedOn w:val="Standaard"/>
-    <w:next w:val="Standaard"/>
-    <w:link w:val="Kop9Char"/>
+    <w:basedOn w:val="Normal"/>
+    <w:next w:val="Normal"/>
+    <w:link w:val="Heading9Char"/>
     <w:uiPriority w:val="9"/>
     <w:semiHidden/>
     <w:unhideWhenUsed/>
@@ -5152,13 +5234,13 @@
       <w:color w:val="272727" w:themeColor="text1" w:themeTint="D8"/>
     </w:rPr>
   </w:style>
-  <w:style w:type="character" w:default="1" w:styleId="Standaardalinea-lettertype">
+  <w:style w:type="character" w:default="1" w:styleId="DefaultParagraphFont">
     <w:name w:val="Default Paragraph Font"/>
     <w:uiPriority w:val="1"/>
     <w:semiHidden/>
     <w:unhideWhenUsed/>
   </w:style>
-  <w:style w:type="table" w:default="1" w:styleId="Standaardtabel">
+  <w:style w:type="table" w:default="1" w:styleId="TableNormal">
     <w:name w:val="Normal Table"/>
     <w:uiPriority w:val="99"/>
     <w:semiHidden/>
@@ -5173,16 +5255,16 @@
       </w:tblCellMar>
     </w:tblPr>
   </w:style>
-  <w:style w:type="numbering" w:default="1" w:styleId="Geenlijst">
+  <w:style w:type="numbering" w:default="1" w:styleId="NoList">
     <w:name w:val="No List"/>
     <w:uiPriority w:val="99"/>
     <w:semiHidden/>
     <w:unhideWhenUsed/>
   </w:style>
-  <w:style w:type="character" w:customStyle="1" w:styleId="Kop1Char">
-    <w:name w:val="Kop 1 Char"/>
-    <w:basedOn w:val="Standaardalinea-lettertype"/>
-    <w:link w:val="Kop1"/>
+  <w:style w:type="character" w:customStyle="1" w:styleId="Heading1Char">
+    <w:name w:val="Heading 1 Char"/>
+    <w:basedOn w:val="DefaultParagraphFont"/>
+    <w:link w:val="Heading1"/>
     <w:uiPriority w:val="9"/>
     <w:rsid w:val="007B0C20"/>
     <w:rPr>
@@ -5192,10 +5274,10 @@
       <w:szCs w:val="40"/>
     </w:rPr>
   </w:style>
-  <w:style w:type="character" w:customStyle="1" w:styleId="Kop2Char">
-    <w:name w:val="Kop 2 Char"/>
-    <w:basedOn w:val="Standaardalinea-lettertype"/>
-    <w:link w:val="Kop2"/>
+  <w:style w:type="character" w:customStyle="1" w:styleId="Heading2Char">
+    <w:name w:val="Heading 2 Char"/>
+    <w:basedOn w:val="DefaultParagraphFont"/>
+    <w:link w:val="Heading2"/>
     <w:uiPriority w:val="9"/>
     <w:rsid w:val="007B0C20"/>
     <w:rPr>
@@ -5205,10 +5287,10 @@
       <w:szCs w:val="32"/>
     </w:rPr>
   </w:style>
-  <w:style w:type="character" w:customStyle="1" w:styleId="Kop3Char">
-    <w:name w:val="Kop 3 Char"/>
-    <w:basedOn w:val="Standaardalinea-lettertype"/>
-    <w:link w:val="Kop3"/>
+  <w:style w:type="character" w:customStyle="1" w:styleId="Heading3Char">
+    <w:name w:val="Heading 3 Char"/>
+    <w:basedOn w:val="DefaultParagraphFont"/>
+    <w:link w:val="Heading3"/>
     <w:uiPriority w:val="9"/>
     <w:rsid w:val="007B0C20"/>
     <w:rPr>
@@ -5218,10 +5300,10 @@
       <w:szCs w:val="28"/>
     </w:rPr>
   </w:style>
-  <w:style w:type="character" w:customStyle="1" w:styleId="Kop4Char">
-    <w:name w:val="Kop 4 Char"/>
-    <w:basedOn w:val="Standaardalinea-lettertype"/>
-    <w:link w:val="Kop4"/>
+  <w:style w:type="character" w:customStyle="1" w:styleId="Heading4Char">
+    <w:name w:val="Heading 4 Char"/>
+    <w:basedOn w:val="DefaultParagraphFont"/>
+    <w:link w:val="Heading4"/>
     <w:uiPriority w:val="9"/>
     <w:semiHidden/>
     <w:rsid w:val="007B0C20"/>
@@ -5232,10 +5314,10 @@
       <w:color w:val="0F4761" w:themeColor="accent1" w:themeShade="BF"/>
     </w:rPr>
   </w:style>
-  <w:style w:type="character" w:customStyle="1" w:styleId="Kop5Char">
-    <w:name w:val="Kop 5 Char"/>
-    <w:basedOn w:val="Standaardalinea-lettertype"/>
-    <w:link w:val="Kop5"/>
+  <w:style w:type="character" w:customStyle="1" w:styleId="Heading5Char">
+    <w:name w:val="Heading 5 Char"/>
+    <w:basedOn w:val="DefaultParagraphFont"/>
+    <w:link w:val="Heading5"/>
     <w:uiPriority w:val="9"/>
     <w:semiHidden/>
     <w:rsid w:val="007B0C20"/>
@@ -5244,10 +5326,10 @@
       <w:color w:val="0F4761" w:themeColor="accent1" w:themeShade="BF"/>
     </w:rPr>
   </w:style>
-  <w:style w:type="character" w:customStyle="1" w:styleId="Kop6Char">
-    <w:name w:val="Kop 6 Char"/>
-    <w:basedOn w:val="Standaardalinea-lettertype"/>
-    <w:link w:val="Kop6"/>
+  <w:style w:type="character" w:customStyle="1" w:styleId="Heading6Char">
+    <w:name w:val="Heading 6 Char"/>
+    <w:basedOn w:val="DefaultParagraphFont"/>
+    <w:link w:val="Heading6"/>
     <w:uiPriority w:val="9"/>
     <w:semiHidden/>
     <w:rsid w:val="007B0C20"/>
@@ -5258,10 +5340,10 @@
       <w:color w:val="595959" w:themeColor="text1" w:themeTint="A6"/>
     </w:rPr>
   </w:style>
-  <w:style w:type="character" w:customStyle="1" w:styleId="Kop7Char">
-    <w:name w:val="Kop 7 Char"/>
-    <w:basedOn w:val="Standaardalinea-lettertype"/>
-    <w:link w:val="Kop7"/>
+  <w:style w:type="character" w:customStyle="1" w:styleId="Heading7Char">
+    <w:name w:val="Heading 7 Char"/>
+    <w:basedOn w:val="DefaultParagraphFont"/>
+    <w:link w:val="Heading7"/>
     <w:uiPriority w:val="9"/>
     <w:semiHidden/>
     <w:rsid w:val="007B0C20"/>
@@ -5270,10 +5352,10 @@
       <w:color w:val="595959" w:themeColor="text1" w:themeTint="A6"/>
     </w:rPr>
   </w:style>
-  <w:style w:type="character" w:customStyle="1" w:styleId="Kop8Char">
-    <w:name w:val="Kop 8 Char"/>
-    <w:basedOn w:val="Standaardalinea-lettertype"/>
-    <w:link w:val="Kop8"/>
+  <w:style w:type="character" w:customStyle="1" w:styleId="Heading8Char">
+    <w:name w:val="Heading 8 Char"/>
+    <w:basedOn w:val="DefaultParagraphFont"/>
+    <w:link w:val="Heading8"/>
     <w:uiPriority w:val="9"/>
     <w:semiHidden/>
     <w:rsid w:val="007B0C20"/>
@@ -5284,10 +5366,10 @@
       <w:color w:val="272727" w:themeColor="text1" w:themeTint="D8"/>
     </w:rPr>
   </w:style>
-  <w:style w:type="character" w:customStyle="1" w:styleId="Kop9Char">
-    <w:name w:val="Kop 9 Char"/>
-    <w:basedOn w:val="Standaardalinea-lettertype"/>
-    <w:link w:val="Kop9"/>
+  <w:style w:type="character" w:customStyle="1" w:styleId="Heading9Char">
+    <w:name w:val="Heading 9 Char"/>
+    <w:basedOn w:val="DefaultParagraphFont"/>
+    <w:link w:val="Heading9"/>
     <w:uiPriority w:val="9"/>
     <w:semiHidden/>
     <w:rsid w:val="007B0C20"/>
@@ -5296,11 +5378,11 @@
       <w:color w:val="272727" w:themeColor="text1" w:themeTint="D8"/>
     </w:rPr>
   </w:style>
-  <w:style w:type="paragraph" w:styleId="Titel">
+  <w:style w:type="paragraph" w:styleId="Title">
     <w:name w:val="Title"/>
-    <w:basedOn w:val="Standaard"/>
-    <w:next w:val="Standaard"/>
-    <w:link w:val="TitelChar"/>
+    <w:basedOn w:val="Normal"/>
+    <w:next w:val="Normal"/>
+    <w:link w:val="TitleChar"/>
     <w:uiPriority w:val="10"/>
     <w:qFormat/>
     <w:rsid w:val="007B0C20"/>
@@ -5316,10 +5398,10 @@
       <w:szCs w:val="56"/>
     </w:rPr>
   </w:style>
-  <w:style w:type="character" w:customStyle="1" w:styleId="TitelChar">
-    <w:name w:val="Titel Char"/>
-    <w:basedOn w:val="Standaardalinea-lettertype"/>
-    <w:link w:val="Titel"/>
+  <w:style w:type="character" w:customStyle="1" w:styleId="TitleChar">
+    <w:name w:val="Title Char"/>
+    <w:basedOn w:val="DefaultParagraphFont"/>
+    <w:link w:val="Title"/>
     <w:uiPriority w:val="10"/>
     <w:rsid w:val="007B0C20"/>
     <w:rPr>
@@ -5330,11 +5412,11 @@
       <w:szCs w:val="56"/>
     </w:rPr>
   </w:style>
-  <w:style w:type="paragraph" w:styleId="Ondertitel">
+  <w:style w:type="paragraph" w:styleId="Subtitle">
     <w:name w:val="Subtitle"/>
-    <w:basedOn w:val="Standaard"/>
-    <w:next w:val="Standaard"/>
-    <w:link w:val="OndertitelChar"/>
+    <w:basedOn w:val="Normal"/>
+    <w:next w:val="Normal"/>
+    <w:link w:val="SubtitleChar"/>
     <w:uiPriority w:val="11"/>
     <w:qFormat/>
     <w:rsid w:val="007B0C20"/>
@@ -5351,10 +5433,10 @@
       <w:szCs w:val="28"/>
     </w:rPr>
   </w:style>
-  <w:style w:type="character" w:customStyle="1" w:styleId="OndertitelChar">
-    <w:name w:val="Ondertitel Char"/>
-    <w:basedOn w:val="Standaardalinea-lettertype"/>
-    <w:link w:val="Ondertitel"/>
+  <w:style w:type="character" w:customStyle="1" w:styleId="SubtitleChar">
+    <w:name w:val="Subtitle Char"/>
+    <w:basedOn w:val="DefaultParagraphFont"/>
+    <w:link w:val="Subtitle"/>
     <w:uiPriority w:val="11"/>
     <w:rsid w:val="007B0C20"/>
     <w:rPr>
@@ -5365,11 +5447,11 @@
       <w:szCs w:val="28"/>
     </w:rPr>
   </w:style>
-  <w:style w:type="paragraph" w:styleId="Citaat">
+  <w:style w:type="paragraph" w:styleId="Quote">
     <w:name w:val="Quote"/>
-    <w:basedOn w:val="Standaard"/>
-    <w:next w:val="Standaard"/>
-    <w:link w:val="CitaatChar"/>
+    <w:basedOn w:val="Normal"/>
+    <w:next w:val="Normal"/>
+    <w:link w:val="QuoteChar"/>
     <w:uiPriority w:val="29"/>
     <w:qFormat/>
     <w:rsid w:val="007B0C20"/>
@@ -5383,10 +5465,10 @@
       <w:color w:val="404040" w:themeColor="text1" w:themeTint="BF"/>
     </w:rPr>
   </w:style>
-  <w:style w:type="character" w:customStyle="1" w:styleId="CitaatChar">
-    <w:name w:val="Citaat Char"/>
-    <w:basedOn w:val="Standaardalinea-lettertype"/>
-    <w:link w:val="Citaat"/>
+  <w:style w:type="character" w:customStyle="1" w:styleId="QuoteChar">
+    <w:name w:val="Quote Char"/>
+    <w:basedOn w:val="DefaultParagraphFont"/>
+    <w:link w:val="Quote"/>
     <w:uiPriority w:val="29"/>
     <w:rsid w:val="007B0C20"/>
     <w:rPr>
@@ -5395,9 +5477,9 @@
       <w:color w:val="404040" w:themeColor="text1" w:themeTint="BF"/>
     </w:rPr>
   </w:style>
-  <w:style w:type="paragraph" w:styleId="Lijstalinea">
+  <w:style w:type="paragraph" w:styleId="ListParagraph">
     <w:name w:val="List Paragraph"/>
-    <w:basedOn w:val="Standaard"/>
+    <w:basedOn w:val="Normal"/>
     <w:uiPriority w:val="34"/>
     <w:qFormat/>
     <w:rsid w:val="007B0C20"/>
@@ -5406,9 +5488,9 @@
       <w:contextualSpacing/>
     </w:pPr>
   </w:style>
-  <w:style w:type="character" w:styleId="Intensievebenadrukking">
+  <w:style w:type="character" w:styleId="IntenseEmphasis">
     <w:name w:val="Intense Emphasis"/>
-    <w:basedOn w:val="Standaardalinea-lettertype"/>
+    <w:basedOn w:val="DefaultParagraphFont"/>
     <w:uiPriority w:val="21"/>
     <w:qFormat/>
     <w:rsid w:val="007B0C20"/>
@@ -5418,11 +5500,11 @@
       <w:color w:val="0F4761" w:themeColor="accent1" w:themeShade="BF"/>
     </w:rPr>
   </w:style>
-  <w:style w:type="paragraph" w:styleId="Duidelijkcitaat">
+  <w:style w:type="paragraph" w:styleId="IntenseQuote">
     <w:name w:val="Intense Quote"/>
-    <w:basedOn w:val="Standaard"/>
-    <w:next w:val="Standaard"/>
-    <w:link w:val="DuidelijkcitaatChar"/>
+    <w:basedOn w:val="Normal"/>
+    <w:next w:val="Normal"/>
+    <w:link w:val="IntenseQuoteChar"/>
     <w:uiPriority w:val="30"/>
     <w:qFormat/>
     <w:rsid w:val="007B0C20"/>
@@ -5441,10 +5523,10 @@
       <w:color w:val="0F4761" w:themeColor="accent1" w:themeShade="BF"/>
     </w:rPr>
   </w:style>
-  <w:style w:type="character" w:customStyle="1" w:styleId="DuidelijkcitaatChar">
-    <w:name w:val="Duidelijk citaat Char"/>
-    <w:basedOn w:val="Standaardalinea-lettertype"/>
-    <w:link w:val="Duidelijkcitaat"/>
+  <w:style w:type="character" w:customStyle="1" w:styleId="IntenseQuoteChar">
+    <w:name w:val="Intense Quote Char"/>
+    <w:basedOn w:val="DefaultParagraphFont"/>
+    <w:link w:val="IntenseQuote"/>
     <w:uiPriority w:val="30"/>
     <w:rsid w:val="007B0C20"/>
     <w:rPr>
@@ -5453,9 +5535,9 @@
       <w:color w:val="0F4761" w:themeColor="accent1" w:themeShade="BF"/>
     </w:rPr>
   </w:style>
-  <w:style w:type="character" w:styleId="Intensieveverwijzing">
+  <w:style w:type="character" w:styleId="IntenseReference">
     <w:name w:val="Intense Reference"/>
-    <w:basedOn w:val="Standaardalinea-lettertype"/>
+    <w:basedOn w:val="DefaultParagraphFont"/>
     <w:uiPriority w:val="32"/>
     <w:qFormat/>
     <w:rsid w:val="007B0C20"/>
@@ -5467,9 +5549,9 @@
       <w:spacing w:val="5"/>
     </w:rPr>
   </w:style>
-  <w:style w:type="table" w:styleId="Tabelraster">
+  <w:style w:type="table" w:styleId="TableGrid">
     <w:name w:val="Table Grid"/>
-    <w:basedOn w:val="Standaardtabel"/>
+    <w:basedOn w:val="TableNormal"/>
     <w:uiPriority w:val="39"/>
     <w:rsid w:val="006E5A00"/>
     <w:pPr>
@@ -5486,9 +5568,9 @@
       </w:tblBorders>
     </w:tblPr>
   </w:style>
-  <w:style w:type="table" w:styleId="Rastertabel2-Accent5">
+  <w:style w:type="table" w:styleId="GridTable2-Accent5">
     <w:name w:val="Grid Table 2 Accent 5"/>
-    <w:basedOn w:val="Standaardtabel"/>
+    <w:basedOn w:val="TableNormal"/>
     <w:uiPriority w:val="47"/>
     <w:rsid w:val="008951C9"/>
     <w:pPr>
@@ -5564,10 +5646,10 @@
       </w:tcPr>
     </w:tblStylePr>
   </w:style>
-  <w:style w:type="paragraph" w:styleId="Kopvaninhoudsopgave">
+  <w:style w:type="paragraph" w:styleId="TOCHeading">
     <w:name w:val="TOC Heading"/>
-    <w:basedOn w:val="Kop1"/>
-    <w:next w:val="Standaard"/>
+    <w:basedOn w:val="Heading1"/>
+    <w:next w:val="Normal"/>
     <w:uiPriority w:val="39"/>
     <w:unhideWhenUsed/>
     <w:qFormat/>
@@ -5584,10 +5666,10 @@
       <w14:ligatures w14:val="none"/>
     </w:rPr>
   </w:style>
-  <w:style w:type="paragraph" w:styleId="Inhopg1">
+  <w:style w:type="paragraph" w:styleId="TOC1">
     <w:name w:val="toc 1"/>
-    <w:basedOn w:val="Standaard"/>
-    <w:next w:val="Standaard"/>
+    <w:basedOn w:val="Normal"/>
+    <w:next w:val="Normal"/>
     <w:autoRedefine/>
     <w:uiPriority w:val="39"/>
     <w:unhideWhenUsed/>
@@ -5596,10 +5678,10 @@
       <w:spacing w:after="100"/>
     </w:pPr>
   </w:style>
-  <w:style w:type="paragraph" w:styleId="Inhopg2">
+  <w:style w:type="paragraph" w:styleId="TOC2">
     <w:name w:val="toc 2"/>
-    <w:basedOn w:val="Standaard"/>
-    <w:next w:val="Standaard"/>
+    <w:basedOn w:val="Normal"/>
+    <w:next w:val="Normal"/>
     <w:autoRedefine/>
     <w:uiPriority w:val="39"/>
     <w:unhideWhenUsed/>
@@ -5611,7 +5693,7 @@
   </w:style>
   <w:style w:type="character" w:styleId="Hyperlink">
     <w:name w:val="Hyperlink"/>
-    <w:basedOn w:val="Standaardalinea-lettertype"/>
+    <w:basedOn w:val="DefaultParagraphFont"/>
     <w:uiPriority w:val="99"/>
     <w:unhideWhenUsed/>
     <w:rsid w:val="007D75B9"/>

--- a/Opleverset/Documentatie/Testplan.docx
+++ b/Opleverset/Documentatie/Testplan.docx
@@ -12,100 +12,23 @@
     </w:p>
     <w:p/>
     <w:p>
-      <w:r>
-        <w:t>Wat moeten wij gaan testen?</w:t>
-      </w:r>
-    </w:p>
-    <w:p>
-      <w:pPr>
-        <w:pStyle w:val="ListParagraph"/>
-        <w:numPr>
-          <w:ilvl w:val="0"/>
-          <w:numId w:val="5"/>
-        </w:numPr>
-        <w:rPr>
-          <w:color w:val="4EA72E" w:themeColor="accent6"/>
-        </w:rPr>
-      </w:pPr>
-      <w:r>
-        <w:rPr>
-          <w:color w:val="4EA72E" w:themeColor="accent6"/>
-        </w:rPr>
-        <w:t>Functionaliteit van de sensor</w:t>
-      </w:r>
-      <w:r>
-        <w:rPr>
-          <w:color w:val="4EA72E" w:themeColor="accent6"/>
-        </w:rPr>
-        <w:t xml:space="preserve"> </w:t>
-      </w:r>
-    </w:p>
-    <w:p>
-      <w:pPr>
-        <w:pStyle w:val="ListParagraph"/>
-        <w:numPr>
-          <w:ilvl w:val="0"/>
-          <w:numId w:val="5"/>
-        </w:numPr>
-        <w:rPr>
-          <w:color w:val="4EA72E" w:themeColor="accent6"/>
-        </w:rPr>
-      </w:pPr>
-      <w:r>
-        <w:rPr>
-          <w:color w:val="4EA72E" w:themeColor="accent6"/>
-        </w:rPr>
-        <w:t>Robuustheid van het schaalmodel</w:t>
-      </w:r>
-    </w:p>
-    <w:p>
-      <w:pPr>
-        <w:pStyle w:val="ListParagraph"/>
-        <w:numPr>
-          <w:ilvl w:val="0"/>
-          <w:numId w:val="5"/>
-        </w:numPr>
-        <w:rPr>
-          <w:color w:val="4EA72E" w:themeColor="accent6"/>
-        </w:rPr>
-      </w:pPr>
-      <w:r>
-        <w:rPr>
-          <w:color w:val="4EA72E" w:themeColor="accent6"/>
-        </w:rPr>
-        <w:t>Aansturing van de pompen</w:t>
-      </w:r>
-    </w:p>
-    <w:p>
-      <w:pPr>
-        <w:pStyle w:val="ListParagraph"/>
-        <w:numPr>
-          <w:ilvl w:val="0"/>
-          <w:numId w:val="5"/>
-        </w:numPr>
-        <w:rPr>
-          <w:color w:val="4EA72E" w:themeColor="accent6"/>
-        </w:rPr>
-      </w:pPr>
-      <w:r>
-        <w:rPr>
-          <w:color w:val="4EA72E" w:themeColor="accent6"/>
-        </w:rPr>
-        <w:t>Updaten van interface</w:t>
-      </w:r>
-    </w:p>
-    <w:p>
-      <w:pPr>
-        <w:pStyle w:val="ListParagraph"/>
-        <w:numPr>
-          <w:ilvl w:val="0"/>
-          <w:numId w:val="5"/>
-        </w:numPr>
-        <w:shd w:val="clear" w:color="auto" w:fill="FFFFFF" w:themeFill="background1"/>
-        <w:rPr>
-          <w:color w:val="000000" w:themeColor="text1"/>
-        </w:rPr>
-      </w:pPr>
+      <w:pPr>
+        <w:pStyle w:val="Heading1"/>
+      </w:pPr>
+      <w:bookmarkStart w:id="0" w:name="_Toc220413266"/>
+      <w:r>
+        <w:t>Inhoudsopgave</w:t>
+      </w:r>
+      <w:bookmarkEnd w:id="0"/>
+      <w:r>
+        <w:fldChar w:fldCharType="begin"/>
+      </w:r>
+      <w:r>
+        <w:instrText xml:space="preserve"> TOC \o "1-1" \h \z \u </w:instrText>
+      </w:r>
+      <w:r>
+        <w:fldChar w:fldCharType="separate"/>
+      </w:r>
     </w:p>
     <w:p>
       <w:pPr>
@@ -121,16 +44,7 @@
           <w:lang w:eastAsia="nl-NL"/>
         </w:rPr>
       </w:pPr>
-      <w:r>
-        <w:fldChar w:fldCharType="begin"/>
-      </w:r>
-      <w:r>
-        <w:instrText xml:space="preserve"> TOC \o "1-1" \h \z \u </w:instrText>
-      </w:r>
-      <w:r>
-        <w:fldChar w:fldCharType="separate"/>
-      </w:r>
-      <w:hyperlink w:anchor="_Toc219467631" w:history="1">
+      <w:hyperlink w:anchor="_Toc220413267" w:history="1">
         <w:r>
           <w:rPr>
             <w:rStyle w:val="Hyperlink"/>
@@ -157,7 +71,7 @@
             <w:noProof/>
             <w:webHidden/>
           </w:rPr>
-          <w:instrText xml:space="preserve"> PAGEREF _Toc219467631 \h </w:instrText>
+          <w:instrText xml:space="preserve"> PAGEREF _Toc220413267 \h </w:instrText>
         </w:r>
         <w:r>
           <w:rPr>
@@ -202,7 +116,7 @@
           <w:lang w:eastAsia="nl-NL"/>
         </w:rPr>
       </w:pPr>
-      <w:hyperlink w:anchor="_Toc219467632" w:history="1">
+      <w:hyperlink w:anchor="_Toc220413268" w:history="1">
         <w:r>
           <w:rPr>
             <w:rStyle w:val="Hyperlink"/>
@@ -229,7 +143,7 @@
             <w:noProof/>
             <w:webHidden/>
           </w:rPr>
-          <w:instrText xml:space="preserve"> PAGEREF _Toc219467632 \h </w:instrText>
+          <w:instrText xml:space="preserve"> PAGEREF _Toc220413268 \h </w:instrText>
         </w:r>
         <w:r>
           <w:rPr>
@@ -274,7 +188,7 @@
           <w:lang w:eastAsia="nl-NL"/>
         </w:rPr>
       </w:pPr>
-      <w:hyperlink w:anchor="_Toc219467633" w:history="1">
+      <w:hyperlink w:anchor="_Toc220413269" w:history="1">
         <w:r>
           <w:rPr>
             <w:rStyle w:val="Hyperlink"/>
@@ -301,7 +215,7 @@
             <w:noProof/>
             <w:webHidden/>
           </w:rPr>
-          <w:instrText xml:space="preserve"> PAGEREF _Toc219467633 \h </w:instrText>
+          <w:instrText xml:space="preserve"> PAGEREF _Toc220413269 \h </w:instrText>
         </w:r>
         <w:r>
           <w:rPr>
@@ -346,7 +260,7 @@
           <w:lang w:eastAsia="nl-NL"/>
         </w:rPr>
       </w:pPr>
-      <w:hyperlink w:anchor="_Toc219467634" w:history="1">
+      <w:hyperlink w:anchor="_Toc220413270" w:history="1">
         <w:r>
           <w:rPr>
             <w:rStyle w:val="Hyperlink"/>
@@ -373,7 +287,7 @@
             <w:noProof/>
             <w:webHidden/>
           </w:rPr>
-          <w:instrText xml:space="preserve"> PAGEREF _Toc219467634 \h </w:instrText>
+          <w:instrText xml:space="preserve"> PAGEREF _Toc220413270 \h </w:instrText>
         </w:r>
         <w:r>
           <w:rPr>
@@ -418,7 +332,7 @@
           <w:lang w:eastAsia="nl-NL"/>
         </w:rPr>
       </w:pPr>
-      <w:hyperlink w:anchor="_Toc219467635" w:history="1">
+      <w:hyperlink w:anchor="_Toc220413271" w:history="1">
         <w:r>
           <w:rPr>
             <w:rStyle w:val="Hyperlink"/>
@@ -445,7 +359,7 @@
             <w:noProof/>
             <w:webHidden/>
           </w:rPr>
-          <w:instrText xml:space="preserve"> PAGEREF _Toc219467635 \h </w:instrText>
+          <w:instrText xml:space="preserve"> PAGEREF _Toc220413271 \h </w:instrText>
         </w:r>
         <w:r>
           <w:rPr>
@@ -490,7 +404,7 @@
           <w:lang w:eastAsia="nl-NL"/>
         </w:rPr>
       </w:pPr>
-      <w:hyperlink w:anchor="_Toc219467636" w:history="1">
+      <w:hyperlink w:anchor="_Toc220413272" w:history="1">
         <w:r>
           <w:rPr>
             <w:rStyle w:val="Hyperlink"/>
@@ -517,7 +431,7 @@
             <w:noProof/>
             <w:webHidden/>
           </w:rPr>
-          <w:instrText xml:space="preserve"> PAGEREF _Toc219467636 \h </w:instrText>
+          <w:instrText xml:space="preserve"> PAGEREF _Toc220413272 \h </w:instrText>
         </w:r>
         <w:r>
           <w:rPr>
@@ -562,7 +476,7 @@
           <w:lang w:eastAsia="nl-NL"/>
         </w:rPr>
       </w:pPr>
-      <w:hyperlink w:anchor="_Toc219467637" w:history="1">
+      <w:hyperlink w:anchor="_Toc220413273" w:history="1">
         <w:r>
           <w:rPr>
             <w:rStyle w:val="Hyperlink"/>
@@ -589,7 +503,7 @@
             <w:noProof/>
             <w:webHidden/>
           </w:rPr>
-          <w:instrText xml:space="preserve"> PAGEREF _Toc219467637 \h </w:instrText>
+          <w:instrText xml:space="preserve"> PAGEREF _Toc220413273 \h </w:instrText>
         </w:r>
         <w:r>
           <w:rPr>
@@ -632,7 +546,7 @@
       <w:pPr>
         <w:pStyle w:val="Heading1"/>
       </w:pPr>
-      <w:bookmarkStart w:id="0" w:name="_Toc219467631"/>
+      <w:bookmarkStart w:id="1" w:name="_Toc220413267"/>
       <w:r>
         <w:lastRenderedPageBreak/>
         <w:t>Test 1</w:t>
@@ -640,7 +554,7 @@
       <w:r>
         <w:t>: Het schaalmodel kan drijven op water</w:t>
       </w:r>
-      <w:bookmarkEnd w:id="0"/>
+      <w:bookmarkEnd w:id="1"/>
     </w:p>
     <w:p>
       <w:pPr>
@@ -922,12 +836,12 @@
       <w:pPr>
         <w:pStyle w:val="Heading1"/>
       </w:pPr>
-      <w:bookmarkStart w:id="1" w:name="_Toc219467632"/>
+      <w:bookmarkStart w:id="2" w:name="_Toc220413268"/>
       <w:r>
         <w:lastRenderedPageBreak/>
         <w:t>Test 2: Sensorlezingen op waterpas</w:t>
       </w:r>
-      <w:bookmarkEnd w:id="1"/>
+      <w:bookmarkEnd w:id="2"/>
     </w:p>
     <w:p>
       <w:pPr>
@@ -1356,7 +1270,7 @@
       <w:pPr>
         <w:pStyle w:val="Heading1"/>
       </w:pPr>
-      <w:bookmarkStart w:id="2" w:name="_Toc219467633"/>
+      <w:bookmarkStart w:id="3" w:name="_Toc220413269"/>
       <w:r>
         <w:lastRenderedPageBreak/>
         <w:t xml:space="preserve">Test 3: </w:t>
@@ -1364,7 +1278,7 @@
       <w:r>
         <w:t>Update interface</w:t>
       </w:r>
-      <w:bookmarkEnd w:id="2"/>
+      <w:bookmarkEnd w:id="3"/>
     </w:p>
     <w:p>
       <w:pPr>
@@ -1846,7 +1760,7 @@
           </w:tcPr>
           <w:p>
             <w:r>
-              <w:t>-</w:t>
+              <w:t>De lampjes en de interface lopen synchroon en geven hetzelfde weer.</w:t>
             </w:r>
           </w:p>
         </w:tc>
@@ -1863,7 +1777,30 @@
     </w:p>
     <w:p>
       <w:r>
-        <w:t>(Hier beschrijf je je bevindingen. Houd je waarnemingen naast de acceptatiecriteria en stel dan of de test succesvol was of niet.)</w:t>
+        <w:t xml:space="preserve">Test succesvol, de </w:t>
+      </w:r>
+      <w:proofErr w:type="spellStart"/>
+      <w:r>
+        <w:t>Unity</w:t>
+      </w:r>
+      <w:proofErr w:type="spellEnd"/>
+      <w:r>
+        <w:t xml:space="preserve"> Interface past zich correct aan</w:t>
+      </w:r>
+      <w:r>
+        <w:t xml:space="preserve"> in relatie tot</w:t>
+      </w:r>
+      <w:r>
+        <w:t xml:space="preserve"> de</w:t>
+      </w:r>
+      <w:r>
+        <w:t xml:space="preserve"> positie van de MPU6050, en de motor</w:t>
+      </w:r>
+      <w:r>
+        <w:t>-</w:t>
+      </w:r>
+      <w:r>
+        <w:t>statussen worden correct bijgehouden.</w:t>
       </w:r>
     </w:p>
     <w:p/>
@@ -1871,7 +1808,7 @@
       <w:pPr>
         <w:pStyle w:val="Heading1"/>
       </w:pPr>
-      <w:bookmarkStart w:id="3" w:name="_Toc219467634"/>
+      <w:bookmarkStart w:id="4" w:name="_Toc220413270"/>
       <w:r>
         <w:lastRenderedPageBreak/>
         <w:t xml:space="preserve">Test </w:t>
@@ -1895,7 +1832,7 @@
       <w:r>
         <w:t>Mosfets</w:t>
       </w:r>
-      <w:bookmarkEnd w:id="3"/>
+      <w:bookmarkEnd w:id="4"/>
       <w:proofErr w:type="spellEnd"/>
     </w:p>
     <w:p>
@@ -1934,7 +1871,7 @@
           <w:noProof/>
         </w:rPr>
         <w:drawing>
-          <wp:anchor distT="0" distB="0" distL="114300" distR="114300" simplePos="0" relativeHeight="251658240" behindDoc="0" locked="0" layoutInCell="1" allowOverlap="1" wp14:anchorId="1C9F4511" wp14:editId="2E868195">
+          <wp:anchor distT="0" distB="0" distL="114300" distR="114300" simplePos="0" relativeHeight="251658240" behindDoc="0" locked="0" layoutInCell="1" allowOverlap="1" wp14:anchorId="1C9F4511" wp14:editId="7C585D73">
             <wp:simplePos x="0" y="0"/>
             <wp:positionH relativeFrom="page">
               <wp:align>right</wp:align>
@@ -2365,13 +2302,7 @@
         <w:t xml:space="preserve">consistent aan met de toegediende stroom, </w:t>
       </w:r>
       <w:r>
-        <w:t xml:space="preserve">en blijven aan tot de stroom eraf </w:t>
-      </w:r>
-      <w:r>
-        <w:t>word</w:t>
-      </w:r>
-      <w:r>
-        <w:t xml:space="preserve"> gehaald. </w:t>
+        <w:t xml:space="preserve">en blijven aan tot de stroom eraf word gehaald. </w:t>
       </w:r>
       <w:r>
         <w:br w:type="page"/>
@@ -2381,7 +2312,7 @@
       <w:pPr>
         <w:pStyle w:val="Heading1"/>
       </w:pPr>
-      <w:bookmarkStart w:id="4" w:name="_Toc219467635"/>
+      <w:bookmarkStart w:id="5" w:name="_Toc220413271"/>
       <w:r>
         <w:lastRenderedPageBreak/>
         <w:t xml:space="preserve">Test </w:t>
@@ -2395,7 +2326,7 @@
       <w:r>
         <w:t>Algoritme gebaseerd op sensordata</w:t>
       </w:r>
-      <w:bookmarkEnd w:id="4"/>
+      <w:bookmarkEnd w:id="5"/>
     </w:p>
     <w:p>
       <w:pPr>
@@ -2756,7 +2687,7 @@
       <w:pPr>
         <w:pStyle w:val="Heading1"/>
       </w:pPr>
-      <w:bookmarkStart w:id="5" w:name="_Toc219467636"/>
+      <w:bookmarkStart w:id="6" w:name="_Toc220413272"/>
       <w:r>
         <w:lastRenderedPageBreak/>
         <w:t xml:space="preserve">Test </w:t>
@@ -2770,7 +2701,7 @@
       <w:r>
         <w:t>Waterdichtheid van de ballasttanks</w:t>
       </w:r>
-      <w:bookmarkEnd w:id="5"/>
+      <w:bookmarkEnd w:id="6"/>
     </w:p>
     <w:p>
       <w:pPr>
@@ -3180,14 +3111,14 @@
       <w:pPr>
         <w:pStyle w:val="Heading1"/>
       </w:pPr>
-      <w:bookmarkStart w:id="6" w:name="_Toc213669770"/>
-      <w:bookmarkStart w:id="7" w:name="_Toc219467637"/>
+      <w:bookmarkStart w:id="7" w:name="_Toc213669770"/>
+      <w:bookmarkStart w:id="8" w:name="_Toc220413273"/>
       <w:r>
         <w:lastRenderedPageBreak/>
         <w:t>Changelog</w:t>
       </w:r>
-      <w:bookmarkEnd w:id="6"/>
       <w:bookmarkEnd w:id="7"/>
+      <w:bookmarkEnd w:id="8"/>
     </w:p>
     <w:tbl>
       <w:tblPr>
